--- a/docs/Business-OS-სისტემის-აღწერა.docx
+++ b/docs/Business-OS-სისტემის-აღწერა.docx
@@ -9847,6 +9847,1082 @@
         </w:tc>
       </w:tr>
     </w:tbl>
+    <w:p>
+      <w:r>
+        <w:rPr>
+          <w:rFonts w:ascii="Arial" w:hAnsi="Arial"/>
+          <w:b/>
+          <w:sz w:val="20"/>
+        </w:rPr>
+        <w:t>თითოეული ღილაკის დეტალური აღწერა:</w:t>
+      </w:r>
+    </w:p>
+    <w:p>
+      <w:r>
+        <w:rPr>
+          <w:b/>
+          <w:color w:val="105F7D"/>
+          <w:sz w:val="20"/>
+        </w:rPr>
+        <w:t>▸ შევსება</w:t>
+      </w:r>
+    </w:p>
+    <w:p>
+      <w:pPr>
+        <w:ind w:left="454"/>
+      </w:pPr>
+      <w:r>
+        <w:rPr>
+          <w:b/>
+          <w:sz w:val="19"/>
+        </w:rPr>
+        <w:t xml:space="preserve">რისთვის გამოიყენება: </w:t>
+      </w:r>
+      <w:r>
+        <w:rPr>
+          <w:sz w:val="19"/>
+        </w:rPr>
+        <w:t>ინვოისი, რომელიც ჯერ არ არის დადასტურებული (draft სტატუსით), უნდა შეივსოს და დასრულდეს. ეს ღილაკი ჩნდება მხოლოდ ასეთ ინვოისებზე სიაში.</w:t>
+      </w:r>
+    </w:p>
+    <w:p>
+      <w:pPr>
+        <w:ind w:left="454"/>
+      </w:pPr>
+      <w:r>
+        <w:rPr>
+          <w:b/>
+          <w:sz w:val="19"/>
+        </w:rPr>
+        <w:t xml:space="preserve">როდის ჩნდება: </w:t>
+      </w:r>
+      <w:r>
+        <w:rPr>
+          <w:sz w:val="19"/>
+        </w:rPr>
+        <w:t>სიაში, ინვოისის რიგზე, როცა ინვოისის სტატუსი არის „შესავსები" (draft).</w:t>
+      </w:r>
+    </w:p>
+    <w:p>
+      <w:pPr>
+        <w:ind w:left="454"/>
+      </w:pPr>
+      <w:r>
+        <w:rPr>
+          <w:b/>
+          <w:sz w:val="19"/>
+        </w:rPr>
+        <w:t xml:space="preserve">რას აკეთებს დაჭერისას: </w:t>
+      </w:r>
+      <w:r>
+        <w:rPr>
+          <w:sz w:val="19"/>
+        </w:rPr>
+        <w:t>ხსნის ინვოისს რედაქტირების რეჟიმში — ხედავთ პოზიციებს, ფასებს, ფასდაკლებებს და დღგ-ს.</w:t>
+      </w:r>
+    </w:p>
+    <w:p>
+      <w:pPr>
+        <w:ind w:left="454"/>
+      </w:pPr>
+      <w:r>
+        <w:rPr>
+          <w:b/>
+          <w:sz w:val="19"/>
+        </w:rPr>
+        <w:t xml:space="preserve">რა ხდება შემდეგ: </w:t>
+      </w:r>
+      <w:r>
+        <w:rPr>
+          <w:sz w:val="19"/>
+        </w:rPr>
+        <w:t>გადადიხართ ინვოისის რედაქტირების ეკრანზე, სადაც შეგიძლიათ შეცვალოთ მონაცემები და შემდეგ დაადასტუროთ ინვოისი.</w:t>
+      </w:r>
+    </w:p>
+    <w:p>
+      <w:r>
+        <w:rPr>
+          <w:b/>
+          <w:color w:val="105F7D"/>
+          <w:sz w:val="20"/>
+        </w:rPr>
+        <w:t>▸ PDF ნახვა</w:t>
+      </w:r>
+    </w:p>
+    <w:p>
+      <w:pPr>
+        <w:ind w:left="454"/>
+      </w:pPr>
+      <w:r>
+        <w:rPr>
+          <w:b/>
+          <w:sz w:val="19"/>
+        </w:rPr>
+        <w:t xml:space="preserve">რისთვის გამოიყენება: </w:t>
+      </w:r>
+      <w:r>
+        <w:rPr>
+          <w:sz w:val="19"/>
+        </w:rPr>
+        <w:t>ინვოისის ვიზუალური შემოწმება გაგზავნამდე — ზუსტად ისე ხედავთ დოკუმენტს, როგორც კლიენტი მიიღებს.</w:t>
+      </w:r>
+    </w:p>
+    <w:p>
+      <w:pPr>
+        <w:ind w:left="454"/>
+      </w:pPr>
+      <w:r>
+        <w:rPr>
+          <w:b/>
+          <w:sz w:val="19"/>
+        </w:rPr>
+        <w:t xml:space="preserve">როდის ჩნდება: </w:t>
+      </w:r>
+      <w:r>
+        <w:rPr>
+          <w:sz w:val="19"/>
+        </w:rPr>
+        <w:t>ინვოისის დეტალების ეკრანზე, ზედა მარჯვენა კუთხეში.</w:t>
+      </w:r>
+    </w:p>
+    <w:p>
+      <w:pPr>
+        <w:ind w:left="454"/>
+      </w:pPr>
+      <w:r>
+        <w:rPr>
+          <w:b/>
+          <w:sz w:val="19"/>
+        </w:rPr>
+        <w:t xml:space="preserve">რას აკეთებს დაჭერისას: </w:t>
+      </w:r>
+      <w:r>
+        <w:rPr>
+          <w:sz w:val="19"/>
+        </w:rPr>
+        <w:t>ქმნის ინვოისის PDF ვერსიას და აჩვენებს მას ეკრანზე (ჩაშენებული პრევიუ).</w:t>
+      </w:r>
+    </w:p>
+    <w:p>
+      <w:pPr>
+        <w:ind w:left="454"/>
+      </w:pPr>
+      <w:r>
+        <w:rPr>
+          <w:b/>
+          <w:sz w:val="19"/>
+        </w:rPr>
+        <w:t xml:space="preserve">რა ხდება შემდეგ: </w:t>
+      </w:r>
+      <w:r>
+        <w:rPr>
+          <w:sz w:val="19"/>
+        </w:rPr>
+        <w:t>ეკრანზე ჩნდება ინვოისის PDF პრევიუ — შეგიძლიათ შეამოწმოთ გარეგნობა, ნომრები და თანხები.</w:t>
+      </w:r>
+    </w:p>
+    <w:p>
+      <w:r>
+        <w:rPr>
+          <w:b/>
+          <w:color w:val="105F7D"/>
+          <w:sz w:val="20"/>
+        </w:rPr>
+        <w:t>▸ რედაქტირების გაგრძელება</w:t>
+      </w:r>
+    </w:p>
+    <w:p>
+      <w:pPr>
+        <w:ind w:left="454"/>
+      </w:pPr>
+      <w:r>
+        <w:rPr>
+          <w:b/>
+          <w:sz w:val="19"/>
+        </w:rPr>
+        <w:t xml:space="preserve">რისთვის გამოიყენება: </w:t>
+      </w:r>
+      <w:r>
+        <w:rPr>
+          <w:sz w:val="19"/>
+        </w:rPr>
+        <w:t>დაუმთავრებელი ინვოისის ჩასწორება — მაგალითად, დაგავიწყდათ პოზიციის დამატება ან ფასის შეცვლა.</w:t>
+      </w:r>
+    </w:p>
+    <w:p>
+      <w:pPr>
+        <w:ind w:left="454"/>
+      </w:pPr>
+      <w:r>
+        <w:rPr>
+          <w:b/>
+          <w:sz w:val="19"/>
+        </w:rPr>
+        <w:t xml:space="preserve">როდის ჩნდება: </w:t>
+      </w:r>
+      <w:r>
+        <w:rPr>
+          <w:sz w:val="19"/>
+        </w:rPr>
+        <w:t>ინვოისის დეტალებზე, როცა ინვოისი ჯერ კიდევ draft სტატუსშია.</w:t>
+      </w:r>
+    </w:p>
+    <w:p>
+      <w:pPr>
+        <w:ind w:left="454"/>
+      </w:pPr>
+      <w:r>
+        <w:rPr>
+          <w:b/>
+          <w:sz w:val="19"/>
+        </w:rPr>
+        <w:t xml:space="preserve">რას აკეთებს დაჭერისას: </w:t>
+      </w:r>
+      <w:r>
+        <w:rPr>
+          <w:sz w:val="19"/>
+        </w:rPr>
+        <w:t>ხსნის ინვოისს რედაქტირების რეჟიმში, სადაც ყველა ველი ჩასაწორებელია.</w:t>
+      </w:r>
+    </w:p>
+    <w:p>
+      <w:pPr>
+        <w:ind w:left="454"/>
+      </w:pPr>
+      <w:r>
+        <w:rPr>
+          <w:b/>
+          <w:sz w:val="19"/>
+        </w:rPr>
+        <w:t xml:space="preserve">რა ხდება შემდეგ: </w:t>
+      </w:r>
+      <w:r>
+        <w:rPr>
+          <w:sz w:val="19"/>
+        </w:rPr>
+        <w:t>გადადიხართ რედაქტირების ეკრანზე — ცვლილებების შენახვა შესაძლებელია ნებისმიერ დროს.</w:t>
+      </w:r>
+    </w:p>
+    <w:p>
+      <w:r>
+        <w:rPr>
+          <w:b/>
+          <w:color w:val="105F7D"/>
+          <w:sz w:val="20"/>
+        </w:rPr>
+        <w:t>▸ PDF ჩამოტვირთვა</w:t>
+      </w:r>
+    </w:p>
+    <w:p>
+      <w:pPr>
+        <w:ind w:left="454"/>
+      </w:pPr>
+      <w:r>
+        <w:rPr>
+          <w:b/>
+          <w:sz w:val="19"/>
+        </w:rPr>
+        <w:t xml:space="preserve">რისთვის გამოიყენება: </w:t>
+      </w:r>
+      <w:r>
+        <w:rPr>
+          <w:sz w:val="19"/>
+        </w:rPr>
+        <w:t>ინვოისის ფაილის შენახვა კომპიუტერში — გასაგზავნად ელ.ფოსტით ან დასაბეჭდად.</w:t>
+      </w:r>
+    </w:p>
+    <w:p>
+      <w:pPr>
+        <w:ind w:left="454"/>
+      </w:pPr>
+      <w:r>
+        <w:rPr>
+          <w:b/>
+          <w:sz w:val="19"/>
+        </w:rPr>
+        <w:t xml:space="preserve">როდის ჩნდება: </w:t>
+      </w:r>
+      <w:r>
+        <w:rPr>
+          <w:sz w:val="19"/>
+        </w:rPr>
+        <w:t>დადასტურებული ინვოისის დეტალებზე, მწვანე ბლოკში „დადასტურებული დოკუმენტი".</w:t>
+      </w:r>
+    </w:p>
+    <w:p>
+      <w:pPr>
+        <w:ind w:left="454"/>
+      </w:pPr>
+      <w:r>
+        <w:rPr>
+          <w:b/>
+          <w:sz w:val="19"/>
+        </w:rPr>
+        <w:t xml:space="preserve">რას აკეთებს დაჭერისას: </w:t>
+      </w:r>
+      <w:r>
+        <w:rPr>
+          <w:sz w:val="19"/>
+        </w:rPr>
+        <w:t>ქმნის PDF ფაილს და იწყებს მის ჩამოტვირთვას.</w:t>
+      </w:r>
+    </w:p>
+    <w:p>
+      <w:pPr>
+        <w:ind w:left="454"/>
+      </w:pPr>
+      <w:r>
+        <w:rPr>
+          <w:b/>
+          <w:sz w:val="19"/>
+        </w:rPr>
+        <w:t xml:space="preserve">რა ხდება შემდეგ: </w:t>
+      </w:r>
+      <w:r>
+        <w:rPr>
+          <w:sz w:val="19"/>
+        </w:rPr>
+        <w:t>კომპიუტერში ინახება ინვოისის PDF ფაილი, რომელიც შეგიძლიათ კლიენტს გაუგზავნოთ.</w:t>
+      </w:r>
+    </w:p>
+    <w:p>
+      <w:r>
+        <w:rPr>
+          <w:b/>
+          <w:color w:val="105F7D"/>
+          <w:sz w:val="20"/>
+        </w:rPr>
+        <w:t>▸ Word ჩამოტვირთვა</w:t>
+      </w:r>
+    </w:p>
+    <w:p>
+      <w:pPr>
+        <w:ind w:left="454"/>
+      </w:pPr>
+      <w:r>
+        <w:rPr>
+          <w:b/>
+          <w:sz w:val="19"/>
+        </w:rPr>
+        <w:t xml:space="preserve">რისთვის გამოიყენება: </w:t>
+      </w:r>
+      <w:r>
+        <w:rPr>
+          <w:sz w:val="19"/>
+        </w:rPr>
+        <w:t>ინვოისის Word ფორმატში მიღება — თუ გჭირდებათ დოკუმენტის ჩასწორება Word-ში ან სხვა ფორმატში გადაყვანა.</w:t>
+      </w:r>
+    </w:p>
+    <w:p>
+      <w:pPr>
+        <w:ind w:left="454"/>
+      </w:pPr>
+      <w:r>
+        <w:rPr>
+          <w:b/>
+          <w:sz w:val="19"/>
+        </w:rPr>
+        <w:t xml:space="preserve">როდის ჩნდება: </w:t>
+      </w:r>
+      <w:r>
+        <w:rPr>
+          <w:sz w:val="19"/>
+        </w:rPr>
+        <w:t>დადასტურებული ინვოისის დეტალებზე, „PDF ჩამოტვირთვის" გვერდით.</w:t>
+      </w:r>
+    </w:p>
+    <w:p>
+      <w:pPr>
+        <w:ind w:left="454"/>
+      </w:pPr>
+      <w:r>
+        <w:rPr>
+          <w:b/>
+          <w:sz w:val="19"/>
+        </w:rPr>
+        <w:t xml:space="preserve">რას აკეთებს დაჭერისას: </w:t>
+      </w:r>
+      <w:r>
+        <w:rPr>
+          <w:sz w:val="19"/>
+        </w:rPr>
+        <w:t>ქმნის Word ფაილს და იწყებს ჩამოტვირთვას.</w:t>
+      </w:r>
+    </w:p>
+    <w:p>
+      <w:pPr>
+        <w:ind w:left="454"/>
+      </w:pPr>
+      <w:r>
+        <w:rPr>
+          <w:b/>
+          <w:sz w:val="19"/>
+        </w:rPr>
+        <w:t xml:space="preserve">რა ხდება შემდეგ: </w:t>
+      </w:r>
+      <w:r>
+        <w:rPr>
+          <w:sz w:val="19"/>
+        </w:rPr>
+        <w:t>კომპიუტერში ინახება ინვოისის Word ვერსია.</w:t>
+      </w:r>
+    </w:p>
+    <w:p>
+      <w:r>
+        <w:rPr>
+          <w:b/>
+          <w:color w:val="105F7D"/>
+          <w:sz w:val="20"/>
+        </w:rPr>
+        <w:t>▸ Excel ჩამოტვირთვა</w:t>
+      </w:r>
+    </w:p>
+    <w:p>
+      <w:pPr>
+        <w:ind w:left="454"/>
+      </w:pPr>
+      <w:r>
+        <w:rPr>
+          <w:b/>
+          <w:sz w:val="19"/>
+        </w:rPr>
+        <w:t xml:space="preserve">რისთვის გამოიყენება: </w:t>
+      </w:r>
+      <w:r>
+        <w:rPr>
+          <w:sz w:val="19"/>
+        </w:rPr>
+        <w:t>ინვოისის მონაცემების Excel ფორმატში მიღება — სტატისტიკისთვის, ანალიზისთვის ან ბუღალტრული აღრიცხვისთვის.</w:t>
+      </w:r>
+    </w:p>
+    <w:p>
+      <w:pPr>
+        <w:ind w:left="454"/>
+      </w:pPr>
+      <w:r>
+        <w:rPr>
+          <w:b/>
+          <w:sz w:val="19"/>
+        </w:rPr>
+        <w:t xml:space="preserve">როდის ჩნდება: </w:t>
+      </w:r>
+      <w:r>
+        <w:rPr>
+          <w:sz w:val="19"/>
+        </w:rPr>
+        <w:t>დადასტურებული ინვოისის დეტალებზე.</w:t>
+      </w:r>
+    </w:p>
+    <w:p>
+      <w:pPr>
+        <w:ind w:left="454"/>
+      </w:pPr>
+      <w:r>
+        <w:rPr>
+          <w:b/>
+          <w:sz w:val="19"/>
+        </w:rPr>
+        <w:t xml:space="preserve">რას აკეთებს დაჭერისას: </w:t>
+      </w:r>
+      <w:r>
+        <w:rPr>
+          <w:sz w:val="19"/>
+        </w:rPr>
+        <w:t>ქმნის Excel ფაილს ინვოისის მონაცემებით და იწყებს ჩამოტვირთვას.</w:t>
+      </w:r>
+    </w:p>
+    <w:p>
+      <w:pPr>
+        <w:ind w:left="454"/>
+      </w:pPr>
+      <w:r>
+        <w:rPr>
+          <w:b/>
+          <w:sz w:val="19"/>
+        </w:rPr>
+        <w:t xml:space="preserve">რა ხდება შემდეგ: </w:t>
+      </w:r>
+      <w:r>
+        <w:rPr>
+          <w:sz w:val="19"/>
+        </w:rPr>
+        <w:t>კომპიუტერში ინახება ინვოისის Excel ვერსია — ცხრილის სახით.</w:t>
+      </w:r>
+    </w:p>
+    <w:p>
+      <w:r>
+        <w:rPr>
+          <w:b/>
+          <w:color w:val="105F7D"/>
+          <w:sz w:val="20"/>
+        </w:rPr>
+        <w:t>▸ დამატება</w:t>
+      </w:r>
+    </w:p>
+    <w:p>
+      <w:pPr>
+        <w:ind w:left="454"/>
+      </w:pPr>
+      <w:r>
+        <w:rPr>
+          <w:b/>
+          <w:sz w:val="19"/>
+        </w:rPr>
+        <w:t xml:space="preserve">რისთვის გამოიყენება: </w:t>
+      </w:r>
+      <w:r>
+        <w:rPr>
+          <w:sz w:val="19"/>
+        </w:rPr>
+        <w:t>ინვოისში ახალი პოზიციის (პროდუქტის/მომსახურების) დამატება — მაგალითად, თუ კლიენტმა დამატებითი პროდუქტი შეიძინა.</w:t>
+      </w:r>
+    </w:p>
+    <w:p>
+      <w:pPr>
+        <w:ind w:left="454"/>
+      </w:pPr>
+      <w:r>
+        <w:rPr>
+          <w:b/>
+          <w:sz w:val="19"/>
+        </w:rPr>
+        <w:t xml:space="preserve">როდის ჩნდება: </w:t>
+      </w:r>
+      <w:r>
+        <w:rPr>
+          <w:sz w:val="19"/>
+        </w:rPr>
+        <w:t>ინვოისის რედაქტირების ეკრანზე, სექციაში „3. პოზიციები".</w:t>
+      </w:r>
+    </w:p>
+    <w:p>
+      <w:pPr>
+        <w:ind w:left="454"/>
+      </w:pPr>
+      <w:r>
+        <w:rPr>
+          <w:b/>
+          <w:sz w:val="19"/>
+        </w:rPr>
+        <w:t xml:space="preserve">რას აკეთებს დაჭერისას: </w:t>
+      </w:r>
+      <w:r>
+        <w:rPr>
+          <w:sz w:val="19"/>
+        </w:rPr>
+        <w:t>ამატებს ახალ ცარიელ სტრიქონს პოზიციების სიაში.</w:t>
+      </w:r>
+    </w:p>
+    <w:p>
+      <w:pPr>
+        <w:ind w:left="454"/>
+      </w:pPr>
+      <w:r>
+        <w:rPr>
+          <w:b/>
+          <w:sz w:val="19"/>
+        </w:rPr>
+        <w:t xml:space="preserve">რა ხდება შემდეგ: </w:t>
+      </w:r>
+      <w:r>
+        <w:rPr>
+          <w:sz w:val="19"/>
+        </w:rPr>
+        <w:t>ჩნდება ახალი სტრიქონი, სადაც შეიყვანთ დასახელებას, რაოდენობას, ფასს, ფასდაკლებას და დღგ-ს.</w:t>
+      </w:r>
+    </w:p>
+    <w:p>
+      <w:r>
+        <w:rPr>
+          <w:b/>
+          <w:color w:val="105F7D"/>
+          <w:sz w:val="20"/>
+        </w:rPr>
+        <w:t>▸ ცვლილებების შენახვა</w:t>
+      </w:r>
+    </w:p>
+    <w:p>
+      <w:pPr>
+        <w:ind w:left="454"/>
+      </w:pPr>
+      <w:r>
+        <w:rPr>
+          <w:b/>
+          <w:sz w:val="19"/>
+        </w:rPr>
+        <w:t xml:space="preserve">რისთვის გამოიყენება: </w:t>
+      </w:r>
+      <w:r>
+        <w:rPr>
+          <w:sz w:val="19"/>
+        </w:rPr>
+        <w:t>ინვოისში შეტანილი ცვლილებების დაფიქსირება — რომ არ დაიკარგოს ნამუშევარი და ინვოისი შენარჩუნდეს draft სტატუსით.</w:t>
+      </w:r>
+    </w:p>
+    <w:p>
+      <w:pPr>
+        <w:ind w:left="454"/>
+      </w:pPr>
+      <w:r>
+        <w:rPr>
+          <w:b/>
+          <w:sz w:val="19"/>
+        </w:rPr>
+        <w:t xml:space="preserve">როდის ჩნდება: </w:t>
+      </w:r>
+      <w:r>
+        <w:rPr>
+          <w:sz w:val="19"/>
+        </w:rPr>
+        <w:t>ინვოისის რედაქტირების ეკრანზე, ქვედა ნაწილში.</w:t>
+      </w:r>
+    </w:p>
+    <w:p>
+      <w:pPr>
+        <w:ind w:left="454"/>
+      </w:pPr>
+      <w:r>
+        <w:rPr>
+          <w:b/>
+          <w:sz w:val="19"/>
+        </w:rPr>
+        <w:t xml:space="preserve">რას აკეთებს დაჭერისას: </w:t>
+      </w:r>
+      <w:r>
+        <w:rPr>
+          <w:sz w:val="19"/>
+        </w:rPr>
+        <w:t>ინახავს ყველა ცვლილებას სისტემაში, ინვოისი რჩება draft სტატუსით.</w:t>
+      </w:r>
+    </w:p>
+    <w:p>
+      <w:pPr>
+        <w:ind w:left="454"/>
+      </w:pPr>
+      <w:r>
+        <w:rPr>
+          <w:b/>
+          <w:sz w:val="19"/>
+        </w:rPr>
+        <w:t xml:space="preserve">რა ხდება შემდეგ: </w:t>
+      </w:r>
+      <w:r>
+        <w:rPr>
+          <w:sz w:val="19"/>
+        </w:rPr>
+        <w:t>ცვლილებები შენახულია — შეგიძლიათ მოგვიანებით გააგრძელოთ რედაქტირება.</w:t>
+      </w:r>
+    </w:p>
+    <w:p>
+      <w:r>
+        <w:rPr>
+          <w:b/>
+          <w:color w:val="105F7D"/>
+          <w:sz w:val="20"/>
+        </w:rPr>
+        <w:t>▸ შენახვა და PDF ნახვა</w:t>
+      </w:r>
+    </w:p>
+    <w:p>
+      <w:pPr>
+        <w:ind w:left="454"/>
+      </w:pPr>
+      <w:r>
+        <w:rPr>
+          <w:b/>
+          <w:sz w:val="19"/>
+        </w:rPr>
+        <w:t xml:space="preserve">რისთვის გამოიყენება: </w:t>
+      </w:r>
+      <w:r>
+        <w:rPr>
+          <w:sz w:val="19"/>
+        </w:rPr>
+        <w:t>ინვოისის შენახვა და მაშინვე ვიზუალური შემოწმება — ერთი ნაბიჯით ორი მოქმედება.</w:t>
+      </w:r>
+    </w:p>
+    <w:p>
+      <w:pPr>
+        <w:ind w:left="454"/>
+      </w:pPr>
+      <w:r>
+        <w:rPr>
+          <w:b/>
+          <w:sz w:val="19"/>
+        </w:rPr>
+        <w:t xml:space="preserve">როდის ჩნდება: </w:t>
+      </w:r>
+      <w:r>
+        <w:rPr>
+          <w:sz w:val="19"/>
+        </w:rPr>
+        <w:t>ინვოისის რედაქტირების ეკრანზე.</w:t>
+      </w:r>
+    </w:p>
+    <w:p>
+      <w:pPr>
+        <w:ind w:left="454"/>
+      </w:pPr>
+      <w:r>
+        <w:rPr>
+          <w:b/>
+          <w:sz w:val="19"/>
+        </w:rPr>
+        <w:t xml:space="preserve">რას აკეთებს დაჭერისას: </w:t>
+      </w:r>
+      <w:r>
+        <w:rPr>
+          <w:sz w:val="19"/>
+        </w:rPr>
+        <w:t>ინახავს ცვლილებებს და შემდეგ აჩვენებს ინვოისის PDF პრევიუს.</w:t>
+      </w:r>
+    </w:p>
+    <w:p>
+      <w:pPr>
+        <w:ind w:left="454"/>
+      </w:pPr>
+      <w:r>
+        <w:rPr>
+          <w:b/>
+          <w:sz w:val="19"/>
+        </w:rPr>
+        <w:t xml:space="preserve">რა ხდება შემდეგ: </w:t>
+      </w:r>
+      <w:r>
+        <w:rPr>
+          <w:sz w:val="19"/>
+        </w:rPr>
+        <w:t>ცვლილებები შენახულია და ეკრანზე ჩანს ინვოისის PDF — შეგიძლიათ შეამოწმოთ გარეგნობა.</w:t>
+      </w:r>
+    </w:p>
+    <w:p>
+      <w:r>
+        <w:rPr>
+          <w:b/>
+          <w:color w:val="105F7D"/>
+          <w:sz w:val="20"/>
+        </w:rPr>
+        <w:t>▸ დადასტურებაზე გადასვლა</w:t>
+      </w:r>
+    </w:p>
+    <w:p>
+      <w:pPr>
+        <w:ind w:left="454"/>
+      </w:pPr>
+      <w:r>
+        <w:rPr>
+          <w:b/>
+          <w:sz w:val="19"/>
+        </w:rPr>
+        <w:t xml:space="preserve">რისთვის გამოიყენება: </w:t>
+      </w:r>
+      <w:r>
+        <w:rPr>
+          <w:sz w:val="19"/>
+        </w:rPr>
+        <w:t>ინვოისის საბოლოო დადასტურების დაწყება — ეს არის ბოლო ნაბიჯი, რის შემდეგაც ინვოისი ოფიციალური ხდება.</w:t>
+      </w:r>
+    </w:p>
+    <w:p>
+      <w:pPr>
+        <w:ind w:left="454"/>
+      </w:pPr>
+      <w:r>
+        <w:rPr>
+          <w:b/>
+          <w:sz w:val="19"/>
+        </w:rPr>
+        <w:t xml:space="preserve">როდის ჩნდება: </w:t>
+      </w:r>
+      <w:r>
+        <w:rPr>
+          <w:sz w:val="19"/>
+        </w:rPr>
+        <w:t>ინვოისის რედაქტირების ეკრანზე, როცა ყველა პოზიცია შევსებულია.</w:t>
+      </w:r>
+    </w:p>
+    <w:p>
+      <w:pPr>
+        <w:ind w:left="454"/>
+      </w:pPr>
+      <w:r>
+        <w:rPr>
+          <w:b/>
+          <w:sz w:val="19"/>
+        </w:rPr>
+        <w:t xml:space="preserve">რას აკეთებს დაჭერისას: </w:t>
+      </w:r>
+      <w:r>
+        <w:rPr>
+          <w:sz w:val="19"/>
+        </w:rPr>
+        <w:t>ხსნის დადასტურების დიალოგს გაფრთხილებით, რომ დადასტურების შემდეგ მონაცემები დაიკეტება.</w:t>
+      </w:r>
+    </w:p>
+    <w:p>
+      <w:pPr>
+        <w:ind w:left="454"/>
+      </w:pPr>
+      <w:r>
+        <w:rPr>
+          <w:b/>
+          <w:sz w:val="19"/>
+        </w:rPr>
+        <w:t xml:space="preserve">რა ხდება შემდეგ: </w:t>
+      </w:r>
+      <w:r>
+        <w:rPr>
+          <w:sz w:val="19"/>
+        </w:rPr>
+        <w:t>ჩნდება დიალოგი: „დიახ, დაადასტურე" ან „უკან დაბრუნება".</w:t>
+      </w:r>
+    </w:p>
+    <w:p>
+      <w:r>
+        <w:rPr>
+          <w:b/>
+          <w:color w:val="105F7D"/>
+          <w:sz w:val="20"/>
+        </w:rPr>
+        <w:t>▸ დიახ, დაადასტურე</w:t>
+      </w:r>
+    </w:p>
+    <w:p>
+      <w:pPr>
+        <w:ind w:left="454"/>
+      </w:pPr>
+      <w:r>
+        <w:rPr>
+          <w:b/>
+          <w:sz w:val="19"/>
+        </w:rPr>
+        <w:t xml:space="preserve">რისთვის გამოიყენება: </w:t>
+      </w:r>
+      <w:r>
+        <w:rPr>
+          <w:sz w:val="19"/>
+        </w:rPr>
+        <w:t>ინვოისის საბოლოო დადასტურება — ამ მომენტიდან ინვოისი ოფიციალური დოკუმენტია და მისი ჩასწორება შეუძლებელია.</w:t>
+      </w:r>
+    </w:p>
+    <w:p>
+      <w:pPr>
+        <w:ind w:left="454"/>
+      </w:pPr>
+      <w:r>
+        <w:rPr>
+          <w:b/>
+          <w:sz w:val="19"/>
+        </w:rPr>
+        <w:t xml:space="preserve">როდის ჩნდება: </w:t>
+      </w:r>
+      <w:r>
+        <w:rPr>
+          <w:sz w:val="19"/>
+        </w:rPr>
+        <w:t>დადასტურების დიალოგში, მას შემდეგ რაც დააჭერთ „დადასტურებაზე გადასვლას".</w:t>
+      </w:r>
+    </w:p>
+    <w:p>
+      <w:pPr>
+        <w:ind w:left="454"/>
+      </w:pPr>
+      <w:r>
+        <w:rPr>
+          <w:b/>
+          <w:sz w:val="19"/>
+        </w:rPr>
+        <w:t xml:space="preserve">რას აკეთებს დაჭერისას: </w:t>
+      </w:r>
+      <w:r>
+        <w:rPr>
+          <w:sz w:val="19"/>
+        </w:rPr>
+        <w:t>ადასტურებს ინვოისს: იქმნება კლიენტის დავალიანება და ბუღალტრული გატარება.</w:t>
+      </w:r>
+    </w:p>
+    <w:p>
+      <w:pPr>
+        <w:ind w:left="454"/>
+      </w:pPr>
+      <w:r>
+        <w:rPr>
+          <w:b/>
+          <w:sz w:val="19"/>
+        </w:rPr>
+        <w:t xml:space="preserve">რა ხდება შემდეგ: </w:t>
+      </w:r>
+      <w:r>
+        <w:rPr>
+          <w:sz w:val="19"/>
+        </w:rPr>
+        <w:t>ინვოისი ხდება „დადასტურებული" — კლიენტს უჩნდება დავალიანება, მონაცემები იკეტება და ხელმისაწვდომი ხდება ჩამოტვირთვა.</w:t>
+      </w:r>
+    </w:p>
+    <w:p>
+      <w:r>
+        <w:rPr>
+          <w:b/>
+          <w:color w:val="105F7D"/>
+          <w:sz w:val="20"/>
+        </w:rPr>
+        <w:t>▸ უკან დაბრუნება</w:t>
+      </w:r>
+    </w:p>
+    <w:p>
+      <w:pPr>
+        <w:ind w:left="454"/>
+      </w:pPr>
+      <w:r>
+        <w:rPr>
+          <w:b/>
+          <w:sz w:val="19"/>
+        </w:rPr>
+        <w:t xml:space="preserve">რისთვის გამოიყენება: </w:t>
+      </w:r>
+      <w:r>
+        <w:rPr>
+          <w:sz w:val="19"/>
+        </w:rPr>
+        <w:t>დადასტურების დიალოგის დახურვა — თუ გადაიფიქრეთ ან კიდევ რაღაცის შეცვლა გინდათ.</w:t>
+      </w:r>
+    </w:p>
+    <w:p>
+      <w:pPr>
+        <w:ind w:left="454"/>
+      </w:pPr>
+      <w:r>
+        <w:rPr>
+          <w:b/>
+          <w:sz w:val="19"/>
+        </w:rPr>
+        <w:t xml:space="preserve">როდის ჩნდება: </w:t>
+      </w:r>
+      <w:r>
+        <w:rPr>
+          <w:sz w:val="19"/>
+        </w:rPr>
+        <w:t>დადასტურების დიალოგში.</w:t>
+      </w:r>
+    </w:p>
+    <w:p>
+      <w:pPr>
+        <w:ind w:left="454"/>
+      </w:pPr>
+      <w:r>
+        <w:rPr>
+          <w:b/>
+          <w:sz w:val="19"/>
+        </w:rPr>
+        <w:t xml:space="preserve">რას აკეთებს დაჭერისას: </w:t>
+      </w:r>
+      <w:r>
+        <w:rPr>
+          <w:sz w:val="19"/>
+        </w:rPr>
+        <w:t>ხურავს დიალოგს და აბრუნებს რედაქტირების ეკრანზე.</w:t>
+      </w:r>
+    </w:p>
+    <w:p>
+      <w:pPr>
+        <w:ind w:left="454"/>
+      </w:pPr>
+      <w:r>
+        <w:rPr>
+          <w:b/>
+          <w:sz w:val="19"/>
+        </w:rPr>
+        <w:t xml:space="preserve">რა ხდება შემდეგ: </w:t>
+      </w:r>
+      <w:r>
+        <w:rPr>
+          <w:sz w:val="19"/>
+        </w:rPr>
+        <w:t>ინვოისი რჩება draft სტატუსით — შეგიძლიათ გააგრძელოთ ჩასწორება.</w:t>
+      </w:r>
+    </w:p>
+    <w:p>
+      <w:r>
+        <w:rPr>
+          <w:b/>
+          <w:color w:val="105F7D"/>
+          <w:sz w:val="20"/>
+        </w:rPr>
+        <w:t>▸ სრულ ეკრანზე / ბეჭდვა</w:t>
+      </w:r>
+    </w:p>
+    <w:p>
+      <w:pPr>
+        <w:ind w:left="454"/>
+      </w:pPr>
+      <w:r>
+        <w:rPr>
+          <w:b/>
+          <w:sz w:val="19"/>
+        </w:rPr>
+        <w:t xml:space="preserve">რისთვის გამოიყენება: </w:t>
+      </w:r>
+      <w:r>
+        <w:rPr>
+          <w:sz w:val="19"/>
+        </w:rPr>
+        <w:t>ინვოისის სრულ ეკრანზე ნახვა ან დაბეჭდვა — მაგალითად, თუ გსურთ ქაღალდზე ამობეჭდვა კლიენტისთვის.</w:t>
+      </w:r>
+    </w:p>
+    <w:p>
+      <w:pPr>
+        <w:ind w:left="454"/>
+      </w:pPr>
+      <w:r>
+        <w:rPr>
+          <w:b/>
+          <w:sz w:val="19"/>
+        </w:rPr>
+        <w:t xml:space="preserve">როდის ჩნდება: </w:t>
+      </w:r>
+      <w:r>
+        <w:rPr>
+          <w:sz w:val="19"/>
+        </w:rPr>
+        <w:t>PDF პრევიუს ქვეშ, როცა ინვოისის პრევიუ ეკრანზეა.</w:t>
+      </w:r>
+    </w:p>
+    <w:p>
+      <w:pPr>
+        <w:ind w:left="454"/>
+      </w:pPr>
+      <w:r>
+        <w:rPr>
+          <w:b/>
+          <w:sz w:val="19"/>
+        </w:rPr>
+        <w:t xml:space="preserve">რას აკეთებს დაჭერისას: </w:t>
+      </w:r>
+      <w:r>
+        <w:rPr>
+          <w:sz w:val="19"/>
+        </w:rPr>
+        <w:t>ხსნის PDF-ს ახალ ტაბში ბრაუზერში.</w:t>
+      </w:r>
+    </w:p>
+    <w:p>
+      <w:pPr>
+        <w:ind w:left="454"/>
+      </w:pPr>
+      <w:r>
+        <w:rPr>
+          <w:b/>
+          <w:sz w:val="19"/>
+        </w:rPr>
+        <w:t xml:space="preserve">რა ხდება შემდეგ: </w:t>
+      </w:r>
+      <w:r>
+        <w:rPr>
+          <w:sz w:val="19"/>
+        </w:rPr>
+        <w:t>ინვოისი იხსნება სრულ ეკრანზე — ბრაუზერის ბეჭდვის ფუნქციით შეგიძლიათ ამობეჭდოთ.</w:t>
+      </w:r>
+    </w:p>
     <w:p>
       <w:pPr>
         <w:pStyle w:val="Heading2"/>

--- a/docs/Business-OS-სისტემის-აღწერა.docx
+++ b/docs/Business-OS-სისტემის-აღწერა.docx
@@ -105,7 +105,7 @@
           <w:b w:val="0"/>
           <w:sz w:val="22"/>
         </w:rPr>
-        <w:t>სისტემა შედგება შემდეგი ნაწილებისგან:</w:t>
+        <w:t>სისტემა შედგება შემდეგი ნაწილებისგან — თითოეულის დანიშნულება და რას მოიცავს:</w:t>
       </w:r>
     </w:p>
     <w:tbl>
@@ -115,14 +115,15 @@
         <w:tblLook w:firstColumn="1" w:firstRow="1" w:lastColumn="0" w:lastRow="0" w:noHBand="0" w:noVBand="1" w:val="04A0"/>
       </w:tblPr>
       <w:tblGrid>
-        <w:gridCol w:w="3213"/>
-        <w:gridCol w:w="3213"/>
-        <w:gridCol w:w="3213"/>
+        <w:gridCol w:w="2409"/>
+        <w:gridCol w:w="2409"/>
+        <w:gridCol w:w="2409"/>
+        <w:gridCol w:w="2409"/>
       </w:tblGrid>
       <w:tr>
         <w:tc>
           <w:tcPr>
-            <w:tcW w:type="dxa" w:w="3213"/>
+            <w:tcW w:type="dxa" w:w="2409"/>
           </w:tcPr>
           <w:p>
             <w:r>
@@ -136,7 +137,7 @@
         </w:tc>
         <w:tc>
           <w:tcPr>
-            <w:tcW w:type="dxa" w:w="3213"/>
+            <w:tcW w:type="dxa" w:w="2409"/>
           </w:tcPr>
           <w:p>
             <w:r>
@@ -150,7 +151,7 @@
         </w:tc>
         <w:tc>
           <w:tcPr>
-            <w:tcW w:type="dxa" w:w="3213"/>
+            <w:tcW w:type="dxa" w:w="2409"/>
           </w:tcPr>
           <w:p>
             <w:r>
@@ -158,7 +159,21 @@
                 <w:b/>
                 <w:sz w:val="20"/>
               </w:rPr>
-              <w:t>რას აკეთებს</w:t>
+              <w:t>რისთვის არის</w:t>
+            </w:r>
+          </w:p>
+        </w:tc>
+        <w:tc>
+          <w:tcPr>
+            <w:tcW w:type="dxa" w:w="2409"/>
+          </w:tcPr>
+          <w:p>
+            <w:r>
+              <w:rPr>
+                <w:b/>
+                <w:sz w:val="20"/>
+              </w:rPr>
+              <w:t>რას მოიცავს</w:t>
             </w:r>
           </w:p>
         </w:tc>
@@ -166,7 +181,7 @@
       <w:tr>
         <w:tc>
           <w:tcPr>
-            <w:tcW w:type="dxa" w:w="3213"/>
+            <w:tcW w:type="dxa" w:w="2409"/>
           </w:tcPr>
           <w:p>
             <w:r>
@@ -179,7 +194,7 @@
         </w:tc>
         <w:tc>
           <w:tcPr>
-            <w:tcW w:type="dxa" w:w="3213"/>
+            <w:tcW w:type="dxa" w:w="2409"/>
           </w:tcPr>
           <w:p>
             <w:r>
@@ -192,13 +207,27 @@
         </w:tc>
         <w:tc>
           <w:tcPr>
-            <w:tcW w:type="dxa" w:w="3213"/>
-          </w:tcPr>
-          <w:p>
-            <w:r>
-              <w:rPr>
-                <w:sz w:val="18"/>
-              </w:rPr>
+            <w:tcW w:type="dxa" w:w="2409"/>
+          </w:tcPr>
+          <w:p>
+            <w:r>
+              <w:rPr>
+                <w:sz w:val="18"/>
+              </w:rPr>
+              <w:t>ბუღალტრული კონტროლის პარამეტრები: ფისკალური პოზიციები, კონსოლიდაციის მაპინგები, ფიქსირებული კურსები (FX).</w:t>
+            </w:r>
+          </w:p>
+        </w:tc>
+        <w:tc>
+          <w:tcPr>
+            <w:tcW w:type="dxa" w:w="2409"/>
+          </w:tcPr>
+          <w:p>
+            <w:r>
+              <w:rPr>
+                <w:sz w:val="18"/>
+              </w:rPr>
+              <w:t>„ახალი ჩანაწერი", „შენახვა"</w:t>
             </w:r>
           </w:p>
         </w:tc>
@@ -206,7 +235,7 @@
       <w:tr>
         <w:tc>
           <w:tcPr>
-            <w:tcW w:type="dxa" w:w="3213"/>
+            <w:tcW w:type="dxa" w:w="2409"/>
           </w:tcPr>
           <w:p>
             <w:r>
@@ -219,7 +248,7 @@
         </w:tc>
         <w:tc>
           <w:tcPr>
-            <w:tcW w:type="dxa" w:w="3213"/>
+            <w:tcW w:type="dxa" w:w="2409"/>
           </w:tcPr>
           <w:p>
             <w:r>
@@ -232,13 +261,27 @@
         </w:tc>
         <w:tc>
           <w:tcPr>
-            <w:tcW w:type="dxa" w:w="3213"/>
-          </w:tcPr>
-          <w:p>
-            <w:r>
-              <w:rPr>
-                <w:sz w:val="18"/>
-              </w:rPr>
+            <w:tcW w:type="dxa" w:w="2409"/>
+          </w:tcPr>
+          <w:p>
+            <w:r>
+              <w:rPr>
+                <w:sz w:val="18"/>
+              </w:rPr>
+              <w:t>სააღრიცხვო პერიოდების მართვა: გახსნა, დახურვა, ხელახლა გახსნა, დახურვის ისტორია და დახურვის წინასწარი შემოწმება (checklist).</w:t>
+            </w:r>
+          </w:p>
+        </w:tc>
+        <w:tc>
+          <w:tcPr>
+            <w:tcW w:type="dxa" w:w="2409"/>
+          </w:tcPr>
+          <w:p>
+            <w:r>
+              <w:rPr>
+                <w:sz w:val="18"/>
+              </w:rPr>
+              <w:t>წლის ფილტრი, „გახსნა", „დახურვა", „ისტორია", „პერიოდის დახურვა", „მუშავდება..."</w:t>
             </w:r>
           </w:p>
         </w:tc>
@@ -246,7 +289,7 @@
       <w:tr>
         <w:tc>
           <w:tcPr>
-            <w:tcW w:type="dxa" w:w="3213"/>
+            <w:tcW w:type="dxa" w:w="2409"/>
           </w:tcPr>
           <w:p>
             <w:r>
@@ -259,7 +302,7 @@
         </w:tc>
         <w:tc>
           <w:tcPr>
-            <w:tcW w:type="dxa" w:w="3213"/>
+            <w:tcW w:type="dxa" w:w="2409"/>
           </w:tcPr>
           <w:p>
             <w:r>
@@ -272,13 +315,27 @@
         </w:tc>
         <w:tc>
           <w:tcPr>
-            <w:tcW w:type="dxa" w:w="3213"/>
-          </w:tcPr>
-          <w:p>
-            <w:r>
-              <w:rPr>
-                <w:sz w:val="18"/>
-              </w:rPr>
+            <w:tcW w:type="dxa" w:w="2409"/>
+          </w:tcPr>
+          <w:p>
+            <w:r>
+              <w:rPr>
+                <w:sz w:val="18"/>
+              </w:rPr>
+              <w:t>AI ასისტენტი — ჩატი კომპანიის მონაცემებზე (RAG): მომხმარებელი სვამს კითხვას ბუნებრივ ენაზე, სისტემა პასუხობს ბაზაში არსებული მონაცემების საფ…</w:t>
+            </w:r>
+          </w:p>
+        </w:tc>
+        <w:tc>
+          <w:tcPr>
+            <w:tcW w:type="dxa" w:w="2409"/>
+          </w:tcPr>
+          <w:p>
+            <w:r>
+              <w:rPr>
+                <w:sz w:val="18"/>
+              </w:rPr>
+              <w:t>შეტყობინებების სია, შეყვანის ველი, გაგზავნა</w:t>
             </w:r>
           </w:p>
         </w:tc>
@@ -286,7 +343,7 @@
       <w:tr>
         <w:tc>
           <w:tcPr>
-            <w:tcW w:type="dxa" w:w="3213"/>
+            <w:tcW w:type="dxa" w:w="2409"/>
           </w:tcPr>
           <w:p>
             <w:r>
@@ -299,7 +356,7 @@
         </w:tc>
         <w:tc>
           <w:tcPr>
-            <w:tcW w:type="dxa" w:w="3213"/>
+            <w:tcW w:type="dxa" w:w="2409"/>
           </w:tcPr>
           <w:p>
             <w:r>
@@ -312,13 +369,27 @@
         </w:tc>
         <w:tc>
           <w:tcPr>
-            <w:tcW w:type="dxa" w:w="3213"/>
-          </w:tcPr>
-          <w:p>
-            <w:r>
-              <w:rPr>
-                <w:sz w:val="18"/>
-              </w:rPr>
+            <w:tcW w:type="dxa" w:w="2409"/>
+          </w:tcPr>
+          <w:p>
+            <w:r>
+              <w:rPr>
+                <w:sz w:val="18"/>
+              </w:rPr>
+              <w:t>ანალიტიკური აღრიცხვა — ხარჯების/შემოსავლების დაყოფა ანალიტიკურ ცენტრებზე (პროექტი, დეპარტამენტი, პროდუქტი) და განაწილების წესები.</w:t>
+            </w:r>
+          </w:p>
+        </w:tc>
+        <w:tc>
+          <w:tcPr>
+            <w:tcW w:type="dxa" w:w="2409"/>
+          </w:tcPr>
+          <w:p>
+            <w:r>
+              <w:rPr>
+                <w:sz w:val="18"/>
+              </w:rPr>
+              <w:t>„ცენტრი", „შენახვა", „ჩანაწერი", „გაუქმება"</w:t>
             </w:r>
           </w:p>
         </w:tc>
@@ -326,7 +397,7 @@
       <w:tr>
         <w:tc>
           <w:tcPr>
-            <w:tcW w:type="dxa" w:w="3213"/>
+            <w:tcW w:type="dxa" w:w="2409"/>
           </w:tcPr>
           <w:p>
             <w:r>
@@ -339,7 +410,7 @@
         </w:tc>
         <w:tc>
           <w:tcPr>
-            <w:tcW w:type="dxa" w:w="3213"/>
+            <w:tcW w:type="dxa" w:w="2409"/>
           </w:tcPr>
           <w:p>
             <w:r>
@@ -352,13 +423,27 @@
         </w:tc>
         <w:tc>
           <w:tcPr>
-            <w:tcW w:type="dxa" w:w="3213"/>
-          </w:tcPr>
-          <w:p>
-            <w:r>
-              <w:rPr>
-                <w:sz w:val="18"/>
-              </w:rPr>
+            <w:tcW w:type="dxa" w:w="2409"/>
+          </w:tcPr>
+          <w:p>
+            <w:r>
+              <w:rPr>
+                <w:sz w:val="18"/>
+              </w:rPr>
+              <w:t>ძირითადი საშუალებების აღრიცხვა: აქტივები, ამორტიზაციის გრაფიკი, ამორტიზაციის გატარება, ჩამოწერა (dispose).</w:t>
+            </w:r>
+          </w:p>
+        </w:tc>
+        <w:tc>
+          <w:tcPr>
+            <w:tcW w:type="dxa" w:w="2409"/>
+          </w:tcPr>
+          <w:p>
+            <w:r>
+              <w:rPr>
+                <w:sz w:val="18"/>
+              </w:rPr>
+              <w:t>„აქტივის დამატება", აქტივის რიგი, „ირიცხება...", ამორტიზაციის ისტორია, ამორტიზაციის გრაფიკი, „მუშავდება..."</w:t>
             </w:r>
           </w:p>
         </w:tc>
@@ -366,7 +451,7 @@
       <w:tr>
         <w:tc>
           <w:tcPr>
-            <w:tcW w:type="dxa" w:w="3213"/>
+            <w:tcW w:type="dxa" w:w="2409"/>
           </w:tcPr>
           <w:p>
             <w:r>
@@ -379,7 +464,7 @@
         </w:tc>
         <w:tc>
           <w:tcPr>
-            <w:tcW w:type="dxa" w:w="3213"/>
+            <w:tcW w:type="dxa" w:w="2409"/>
           </w:tcPr>
           <w:p>
             <w:r>
@@ -392,13 +477,27 @@
         </w:tc>
         <w:tc>
           <w:tcPr>
-            <w:tcW w:type="dxa" w:w="3213"/>
-          </w:tcPr>
-          <w:p>
-            <w:r>
-              <w:rPr>
-                <w:sz w:val="18"/>
-              </w:rPr>
+            <w:tcW w:type="dxa" w:w="2409"/>
+          </w:tcPr>
+          <w:p>
+            <w:r>
+              <w:rPr>
+                <w:sz w:val="18"/>
+              </w:rPr>
+              <w:t>Trigger → Action ავტომატიზაციის წესები: მოვლენის დადგომისას (მაგ. ინვოისის დადასტურება) ავტომატურად სრულდება მოქმედება (მაგ. შეტყობინება, და…</w:t>
+            </w:r>
+          </w:p>
+        </w:tc>
+        <w:tc>
+          <w:tcPr>
+            <w:tcW w:type="dxa" w:w="2409"/>
+          </w:tcPr>
+          <w:p>
+            <w:r>
+              <w:rPr>
+                <w:sz w:val="18"/>
+              </w:rPr>
+              <w:t>„ახალი წესი", წესის რიგი, აქტივობის ინდიკატორი</w:t>
             </w:r>
           </w:p>
         </w:tc>
@@ -406,7 +505,7 @@
       <w:tr>
         <w:tc>
           <w:tcPr>
-            <w:tcW w:type="dxa" w:w="3213"/>
+            <w:tcW w:type="dxa" w:w="2409"/>
           </w:tcPr>
           <w:p>
             <w:r>
@@ -419,7 +518,7 @@
         </w:tc>
         <w:tc>
           <w:tcPr>
-            <w:tcW w:type="dxa" w:w="3213"/>
+            <w:tcW w:type="dxa" w:w="2409"/>
           </w:tcPr>
           <w:p>
             <w:r>
@@ -432,13 +531,27 @@
         </w:tc>
         <w:tc>
           <w:tcPr>
-            <w:tcW w:type="dxa" w:w="3213"/>
-          </w:tcPr>
-          <w:p>
-            <w:r>
-              <w:rPr>
-                <w:sz w:val="18"/>
-              </w:rPr>
+            <w:tcW w:type="dxa" w:w="2409"/>
+          </w:tcPr>
+          <w:p>
+            <w:r>
+              <w:rPr>
+                <w:sz w:val="18"/>
+              </w:rPr>
+              <w:t>ბალანსის ანგარიში — აქტივები, ვალდებულებები და კაპიტალი კონკრეტული თარიღისთვის.</w:t>
+            </w:r>
+          </w:p>
+        </w:tc>
+        <w:tc>
+          <w:tcPr>
+            <w:tcW w:type="dxa" w:w="2409"/>
+          </w:tcPr>
+          <w:p>
+            <w:r>
+              <w:rPr>
+                <w:sz w:val="18"/>
+              </w:rPr>
+              <w:t>—</w:t>
             </w:r>
           </w:p>
         </w:tc>
@@ -446,7 +559,7 @@
       <w:tr>
         <w:tc>
           <w:tcPr>
-            <w:tcW w:type="dxa" w:w="3213"/>
+            <w:tcW w:type="dxa" w:w="2409"/>
           </w:tcPr>
           <w:p>
             <w:r>
@@ -459,7 +572,7 @@
         </w:tc>
         <w:tc>
           <w:tcPr>
-            <w:tcW w:type="dxa" w:w="3213"/>
+            <w:tcW w:type="dxa" w:w="2409"/>
           </w:tcPr>
           <w:p>
             <w:r>
@@ -472,13 +585,27 @@
         </w:tc>
         <w:tc>
           <w:tcPr>
-            <w:tcW w:type="dxa" w:w="3213"/>
-          </w:tcPr>
-          <w:p>
-            <w:r>
-              <w:rPr>
-                <w:sz w:val="18"/>
-              </w:rPr>
+            <w:tcW w:type="dxa" w:w="2409"/>
+          </w:tcPr>
+          <w:p>
+            <w:r>
+              <w:rPr>
+                <w:sz w:val="18"/>
+              </w:rPr>
+              <w:t>ბანკის შეჯერების წინადადებების პარტიული დამტკიცება — ერთი მოქმედებით მრავალი შეჯერების წინადადების დამტკიცება.</w:t>
+            </w:r>
+          </w:p>
+        </w:tc>
+        <w:tc>
+          <w:tcPr>
+            <w:tcW w:type="dxa" w:w="2409"/>
+          </w:tcPr>
+          <w:p>
+            <w:r>
+              <w:rPr>
+                <w:sz w:val="18"/>
+              </w:rPr>
+              <w:t>—</w:t>
             </w:r>
           </w:p>
         </w:tc>
@@ -486,7 +613,7 @@
       <w:tr>
         <w:tc>
           <w:tcPr>
-            <w:tcW w:type="dxa" w:w="3213"/>
+            <w:tcW w:type="dxa" w:w="2409"/>
           </w:tcPr>
           <w:p>
             <w:r>
@@ -499,7 +626,7 @@
         </w:tc>
         <w:tc>
           <w:tcPr>
-            <w:tcW w:type="dxa" w:w="3213"/>
+            <w:tcW w:type="dxa" w:w="2409"/>
           </w:tcPr>
           <w:p>
             <w:r>
@@ -512,13 +639,27 @@
         </w:tc>
         <w:tc>
           <w:tcPr>
-            <w:tcW w:type="dxa" w:w="3213"/>
-          </w:tcPr>
-          <w:p>
-            <w:r>
-              <w:rPr>
-                <w:sz w:val="18"/>
-              </w:rPr>
+            <w:tcW w:type="dxa" w:w="2409"/>
+          </w:tcPr>
+          <w:p>
+            <w:r>
+              <w:rPr>
+                <w:sz w:val="18"/>
+              </w:rPr>
+              <w:t>ბანკის ტრანზაქციების ავტომატური შეჯერების წესების მართვა — წესი ადარებს ტრანზაქციის აღწერას და ავტომატურად უკავშირებს შესაბამის ანგარიშს/კონ…</w:t>
+            </w:r>
+          </w:p>
+        </w:tc>
+        <w:tc>
+          <w:tcPr>
+            <w:tcW w:type="dxa" w:w="2409"/>
+          </w:tcPr>
+          <w:p>
+            <w:r>
+              <w:rPr>
+                <w:sz w:val="18"/>
+              </w:rPr>
+              <w:t>„ახალი წესი", „წესების გამოყენება", „შენახვა"</w:t>
             </w:r>
           </w:p>
         </w:tc>
@@ -526,7 +667,7 @@
       <w:tr>
         <w:tc>
           <w:tcPr>
-            <w:tcW w:type="dxa" w:w="3213"/>
+            <w:tcW w:type="dxa" w:w="2409"/>
           </w:tcPr>
           <w:p>
             <w:r>
@@ -539,7 +680,7 @@
         </w:tc>
         <w:tc>
           <w:tcPr>
-            <w:tcW w:type="dxa" w:w="3213"/>
+            <w:tcW w:type="dxa" w:w="2409"/>
           </w:tcPr>
           <w:p>
             <w:r>
@@ -552,13 +693,27 @@
         </w:tc>
         <w:tc>
           <w:tcPr>
-            <w:tcW w:type="dxa" w:w="3213"/>
-          </w:tcPr>
-          <w:p>
-            <w:r>
-              <w:rPr>
-                <w:sz w:val="18"/>
-              </w:rPr>
+            <w:tcW w:type="dxa" w:w="2409"/>
+          </w:tcPr>
+          <w:p>
+            <w:r>
+              <w:rPr>
+                <w:sz w:val="18"/>
+              </w:rPr>
+              <w:t>საბანკო ანგარიშების მართვა, ამონაწერების (statement) იმპორტი, ტრანზაქციების შეჯერება (reconciliation) და შეჯერების ავტომატური წესები.</w:t>
+            </w:r>
+          </w:p>
+        </w:tc>
+        <w:tc>
+          <w:tcPr>
+            <w:tcW w:type="dxa" w:w="2409"/>
+          </w:tcPr>
+          <w:p>
+            <w:r>
+              <w:rPr>
+                <w:sz w:val="18"/>
+              </w:rPr>
+              <w:t>„ანგარიშის დამატება", ანგარიშის ბარათი, „CSV იმპორტი", „ყველას დამტკიცება", „შეჯერება", ტრანზაქციების სია</w:t>
             </w:r>
           </w:p>
         </w:tc>
@@ -566,7 +721,7 @@
       <w:tr>
         <w:tc>
           <w:tcPr>
-            <w:tcW w:type="dxa" w:w="3213"/>
+            <w:tcW w:type="dxa" w:w="2409"/>
           </w:tcPr>
           <w:p>
             <w:r>
@@ -579,7 +734,7 @@
         </w:tc>
         <w:tc>
           <w:tcPr>
-            <w:tcW w:type="dxa" w:w="3213"/>
+            <w:tcW w:type="dxa" w:w="2409"/>
           </w:tcPr>
           <w:p>
             <w:r>
@@ -592,13 +747,27 @@
         </w:tc>
         <w:tc>
           <w:tcPr>
-            <w:tcW w:type="dxa" w:w="3213"/>
-          </w:tcPr>
-          <w:p>
-            <w:r>
-              <w:rPr>
-                <w:sz w:val="18"/>
-              </w:rPr>
+            <w:tcW w:type="dxa" w:w="2409"/>
+          </w:tcPr>
+          <w:p>
+            <w:r>
+              <w:rPr>
+                <w:sz w:val="18"/>
+              </w:rPr>
+              <w:t>ბიუჯეტის გეგმების მართვა — პერიოდული ბიუჯეტები ანგარიშების მიხედვით, ფაქტობრივი შესრულების შედარებით.</w:t>
+            </w:r>
+          </w:p>
+        </w:tc>
+        <w:tc>
+          <w:tcPr>
+            <w:tcW w:type="dxa" w:w="2409"/>
+          </w:tcPr>
+          <w:p>
+            <w:r>
+              <w:rPr>
+                <w:sz w:val="18"/>
+              </w:rPr>
+              <w:t>„ბიუჯეტი", გეგმის რიგი, „იქმნება...", „დახურვა"</w:t>
             </w:r>
           </w:p>
         </w:tc>
@@ -606,7 +775,7 @@
       <w:tr>
         <w:tc>
           <w:tcPr>
-            <w:tcW w:type="dxa" w:w="3213"/>
+            <w:tcW w:type="dxa" w:w="2409"/>
           </w:tcPr>
           <w:p>
             <w:r>
@@ -619,7 +788,7 @@
         </w:tc>
         <w:tc>
           <w:tcPr>
-            <w:tcW w:type="dxa" w:w="3213"/>
+            <w:tcW w:type="dxa" w:w="2409"/>
           </w:tcPr>
           <w:p>
             <w:r>
@@ -632,13 +801,27 @@
         </w:tc>
         <w:tc>
           <w:tcPr>
-            <w:tcW w:type="dxa" w:w="3213"/>
-          </w:tcPr>
-          <w:p>
-            <w:r>
-              <w:rPr>
-                <w:sz w:val="18"/>
-              </w:rPr>
+            <w:tcW w:type="dxa" w:w="2409"/>
+          </w:tcPr>
+          <w:p>
+            <w:r>
+              <w:rPr>
+                <w:sz w:val="18"/>
+              </w:rPr>
+              <w:t>სალაროს ანგარიშების და ნაღდი ფულის ოპერაციების მართვა: შეტანა, ამოღება, დღიური ანგარიში.</w:t>
+            </w:r>
+          </w:p>
+        </w:tc>
+        <w:tc>
+          <w:tcPr>
+            <w:tcW w:type="dxa" w:w="2409"/>
+          </w:tcPr>
+          <w:p>
+            <w:r>
+              <w:rPr>
+                <w:sz w:val="18"/>
+              </w:rPr>
+              <w:t>„სალაროს შექმნა", ანგარიშის ბარათი, რედაქტირება, წაშლა, „ოპერაცია", ოპერაციების სია, „იქმნება..."</w:t>
             </w:r>
           </w:p>
         </w:tc>
@@ -646,7 +829,7 @@
       <w:tr>
         <w:tc>
           <w:tcPr>
-            <w:tcW w:type="dxa" w:w="3213"/>
+            <w:tcW w:type="dxa" w:w="2409"/>
           </w:tcPr>
           <w:p>
             <w:r>
@@ -659,7 +842,7 @@
         </w:tc>
         <w:tc>
           <w:tcPr>
-            <w:tcW w:type="dxa" w:w="3213"/>
+            <w:tcW w:type="dxa" w:w="2409"/>
           </w:tcPr>
           <w:p>
             <w:r>
@@ -672,13 +855,27 @@
         </w:tc>
         <w:tc>
           <w:tcPr>
-            <w:tcW w:type="dxa" w:w="3213"/>
-          </w:tcPr>
-          <w:p>
-            <w:r>
-              <w:rPr>
-                <w:sz w:val="18"/>
-              </w:rPr>
+            <w:tcW w:type="dxa" w:w="2409"/>
+          </w:tcPr>
+          <w:p>
+            <w:r>
+              <w:rPr>
+                <w:sz w:val="18"/>
+              </w:rPr>
+              <w:t>მომხმარებელთა მონაცემთა ბაზა: იურიდიული და ფიზიკური პირები, კონტაქტები, სტატუსები, ინტერაქციები.</w:t>
+            </w:r>
+          </w:p>
+        </w:tc>
+        <w:tc>
+          <w:tcPr>
+            <w:tcW w:type="dxa" w:w="2409"/>
+          </w:tcPr>
+          <w:p>
+            <w:r>
+              <w:rPr>
+                <w:sz w:val="18"/>
+              </w:rPr>
+              <w:t>ძებნა, „Excel იმპორტი", „ახალი კლიენტი", „რედაქტირება", „წაშლა", „განახლება", „გაუქმება"</w:t>
             </w:r>
           </w:p>
         </w:tc>
@@ -686,7 +883,7 @@
       <w:tr>
         <w:tc>
           <w:tcPr>
-            <w:tcW w:type="dxa" w:w="3213"/>
+            <w:tcW w:type="dxa" w:w="2409"/>
           </w:tcPr>
           <w:p>
             <w:r>
@@ -699,7 +896,7 @@
         </w:tc>
         <w:tc>
           <w:tcPr>
-            <w:tcW w:type="dxa" w:w="3213"/>
+            <w:tcW w:type="dxa" w:w="2409"/>
           </w:tcPr>
           <w:p>
             <w:r>
@@ -712,13 +909,27 @@
         </w:tc>
         <w:tc>
           <w:tcPr>
-            <w:tcW w:type="dxa" w:w="3213"/>
-          </w:tcPr>
-          <w:p>
-            <w:r>
-              <w:rPr>
-                <w:sz w:val="18"/>
-              </w:rPr>
+            <w:tcW w:type="dxa" w:w="2409"/>
+          </w:tcPr>
+          <w:p>
+            <w:r>
+              <w:rPr>
+                <w:sz w:val="18"/>
+              </w:rPr>
+              <w:t>მრავალკომპანიური კონსოლიდირებული ანგარიშები: P&amp;L და ბალანსი რამდენიმე კომპანიის გაერთიანებით, შიდაკომპანიური ოპერაციების ელიმინაციით.</w:t>
+            </w:r>
+          </w:p>
+        </w:tc>
+        <w:tc>
+          <w:tcPr>
+            <w:tcW w:type="dxa" w:w="2409"/>
+          </w:tcPr>
+          <w:p>
+            <w:r>
+              <w:rPr>
+                <w:sz w:val="18"/>
+              </w:rPr>
+              <w:t>კომპანიების სია, „მუშავდება...", „დადასტურება", „გაუქმება"</w:t>
             </w:r>
           </w:p>
         </w:tc>
@@ -726,7 +937,7 @@
       <w:tr>
         <w:tc>
           <w:tcPr>
-            <w:tcW w:type="dxa" w:w="3213"/>
+            <w:tcW w:type="dxa" w:w="2409"/>
           </w:tcPr>
           <w:p>
             <w:r>
@@ -739,7 +950,7 @@
         </w:tc>
         <w:tc>
           <w:tcPr>
-            <w:tcW w:type="dxa" w:w="3213"/>
+            <w:tcW w:type="dxa" w:w="2409"/>
           </w:tcPr>
           <w:p>
             <w:r>
@@ -752,13 +963,27 @@
         </w:tc>
         <w:tc>
           <w:tcPr>
-            <w:tcW w:type="dxa" w:w="3213"/>
-          </w:tcPr>
-          <w:p>
-            <w:r>
-              <w:rPr>
-                <w:sz w:val="18"/>
-              </w:rPr>
+            <w:tcW w:type="dxa" w:w="2409"/>
+          </w:tcPr>
+          <w:p>
+            <w:r>
+              <w:rPr>
+                <w:sz w:val="18"/>
+              </w:rPr>
+              <w:t>ლიდების, შესაძლებლობების (opportunities) და აქტივობების მართვა — გაყიდვების pipeline-ის სრული ციკლი: ლიდი → კვალიფიკაცია → შესაძლებლობა → კლ…</w:t>
+            </w:r>
+          </w:p>
+        </w:tc>
+        <w:tc>
+          <w:tcPr>
+            <w:tcW w:type="dxa" w:w="2409"/>
+          </w:tcPr>
+          <w:p>
+            <w:r>
+              <w:rPr>
+                <w:sz w:val="18"/>
+              </w:rPr>
+              <w:t>„CRM OS", „ახალი ლიდი", პერიოდის ფილტრი (· დღე), „ყველას ნახვა", „გახსნა", „დაკავშირებულად მონიშვნა", „კვალიფიცირება"</w:t>
             </w:r>
           </w:p>
         </w:tc>
@@ -766,7 +991,7 @@
       <w:tr>
         <w:tc>
           <w:tcPr>
-            <w:tcW w:type="dxa" w:w="3213"/>
+            <w:tcW w:type="dxa" w:w="2409"/>
           </w:tcPr>
           <w:p>
             <w:r>
@@ -779,7 +1004,7 @@
         </w:tc>
         <w:tc>
           <w:tcPr>
-            <w:tcW w:type="dxa" w:w="3213"/>
+            <w:tcW w:type="dxa" w:w="2409"/>
           </w:tcPr>
           <w:p>
             <w:r>
@@ -792,13 +1017,27 @@
         </w:tc>
         <w:tc>
           <w:tcPr>
-            <w:tcW w:type="dxa" w:w="3213"/>
-          </w:tcPr>
-          <w:p>
-            <w:r>
-              <w:rPr>
-                <w:sz w:val="18"/>
-              </w:rPr>
+            <w:tcW w:type="dxa" w:w="2409"/>
+          </w:tcPr>
+          <w:p>
+            <w:r>
+              <w:rPr>
+                <w:sz w:val="18"/>
+              </w:rPr>
+              <w:t>ვალუტის კურსების მართვა: ხელით დამატება, ეროვნული ბანკიდან (NBG) ავტომატური სინქრონიზაცია, კონვერტაცია.</w:t>
+            </w:r>
+          </w:p>
+        </w:tc>
+        <w:tc>
+          <w:tcPr>
+            <w:tcW w:type="dxa" w:w="2409"/>
+          </w:tcPr>
+          <w:p>
+            <w:r>
+              <w:rPr>
+                <w:sz w:val="18"/>
+              </w:rPr>
+              <w:t>„კურსის დამატება", „გადართვა", „გადაყვანა", „ყველა ვალუტა" / „მხოლოდ არჩეული", „ახლდება..."</w:t>
             </w:r>
           </w:p>
         </w:tc>
@@ -806,7 +1045,7 @@
       <w:tr>
         <w:tc>
           <w:tcPr>
-            <w:tcW w:type="dxa" w:w="3213"/>
+            <w:tcW w:type="dxa" w:w="2409"/>
           </w:tcPr>
           <w:p>
             <w:r>
@@ -819,7 +1058,7 @@
         </w:tc>
         <w:tc>
           <w:tcPr>
-            <w:tcW w:type="dxa" w:w="3213"/>
+            <w:tcW w:type="dxa" w:w="2409"/>
           </w:tcPr>
           <w:p>
             <w:r>
@@ -832,13 +1071,27 @@
         </w:tc>
         <w:tc>
           <w:tcPr>
-            <w:tcW w:type="dxa" w:w="3213"/>
-          </w:tcPr>
-          <w:p>
-            <w:r>
-              <w:rPr>
-                <w:sz w:val="18"/>
-              </w:rPr>
+            <w:tcW w:type="dxa" w:w="2409"/>
+          </w:tcPr>
+          <w:p>
+            <w:r>
+              <w:rPr>
+                <w:sz w:val="18"/>
+              </w:rPr>
+              <w:t>მოვალეების (receivables) მართვა: დავალიანებები, გადახდები, კრედიტ-ნოტები, ანგარიშგება (statement), შეჯერება ბანკთან.</w:t>
+            </w:r>
+          </w:p>
+        </w:tc>
+        <w:tc>
+          <w:tcPr>
+            <w:tcW w:type="dxa" w:w="2409"/>
+          </w:tcPr>
+          <w:p>
+            <w:r>
+              <w:rPr>
+                <w:sz w:val="18"/>
+              </w:rPr>
+              <w:t>სტატუსის ფილტრი, კლიენტის ფილტრი, მოვალის რიგი, „იქმნება...", „ინახება...", „მუშავდება..."</w:t>
             </w:r>
           </w:p>
         </w:tc>
@@ -846,7 +1099,7 @@
       <w:tr>
         <w:tc>
           <w:tcPr>
-            <w:tcW w:type="dxa" w:w="3213"/>
+            <w:tcW w:type="dxa" w:w="2409"/>
           </w:tcPr>
           <w:p>
             <w:r>
@@ -859,7 +1112,7 @@
         </w:tc>
         <w:tc>
           <w:tcPr>
-            <w:tcW w:type="dxa" w:w="3213"/>
+            <w:tcW w:type="dxa" w:w="2409"/>
           </w:tcPr>
           <w:p>
             <w:r>
@@ -872,13 +1125,27 @@
         </w:tc>
         <w:tc>
           <w:tcPr>
-            <w:tcW w:type="dxa" w:w="3213"/>
-          </w:tcPr>
-          <w:p>
-            <w:r>
-              <w:rPr>
-                <w:sz w:val="18"/>
-              </w:rPr>
+            <w:tcW w:type="dxa" w:w="2409"/>
+          </w:tcPr>
+          <w:p>
+            <w:r>
+              <w:rPr>
+                <w:sz w:val="18"/>
+              </w:rPr>
+              <w:t>კლიენტის პორტალის მომხმარებლების მართვა — კლიენტებს ეძლევათ წვდომა პორტალზე (ინვოისები, გადახდები, დოკუმენტები).</w:t>
+            </w:r>
+          </w:p>
+        </w:tc>
+        <w:tc>
+          <w:tcPr>
+            <w:tcW w:type="dxa" w:w="2409"/>
+          </w:tcPr>
+          <w:p>
+            <w:r>
+              <w:rPr>
+                <w:sz w:val="18"/>
+              </w:rPr>
+              <w:t>„ახალი პორტალის მომხმარებელი", მომხმარებლის რიგი, „შენახვა"</w:t>
             </w:r>
           </w:p>
         </w:tc>
@@ -886,7 +1153,7 @@
       <w:tr>
         <w:tc>
           <w:tcPr>
-            <w:tcW w:type="dxa" w:w="3213"/>
+            <w:tcW w:type="dxa" w:w="2409"/>
           </w:tcPr>
           <w:p>
             <w:r>
@@ -899,7 +1166,7 @@
         </w:tc>
         <w:tc>
           <w:tcPr>
-            <w:tcW w:type="dxa" w:w="3213"/>
+            <w:tcW w:type="dxa" w:w="2409"/>
           </w:tcPr>
           <w:p>
             <w:r>
@@ -912,13 +1179,27 @@
         </w:tc>
         <w:tc>
           <w:tcPr>
-            <w:tcW w:type="dxa" w:w="3213"/>
-          </w:tcPr>
-          <w:p>
-            <w:r>
-              <w:rPr>
-                <w:sz w:val="18"/>
-              </w:rPr>
+            <w:tcW w:type="dxa" w:w="2409"/>
+          </w:tcPr>
+          <w:p>
+            <w:r>
+              <w:rPr>
+                <w:sz w:val="18"/>
+              </w:rPr>
+              <w:t>მთავარი სამუშაო მაგიდა — კომპანიის მდგომარეობის ერთი შეხედვით მიმოხილვა: შემოსავალი, კლიენტები, შეკვეთები, დავალებები, ფულადი ნაკადი, დავალი…</w:t>
+            </w:r>
+          </w:p>
+        </w:tc>
+        <w:tc>
+          <w:tcPr>
+            <w:tcW w:type="dxa" w:w="2409"/>
+          </w:tcPr>
+          <w:p>
+            <w:r>
+              <w:rPr>
+                <w:sz w:val="18"/>
+              </w:rPr>
+              <w:t>სათაური „მიმოხილვა", პასუხისმგებელი ფილტრი, პერიოდის არჩევა (7 დღე / 30 დღე / 90 დღე), „მორგება"</w:t>
             </w:r>
           </w:p>
         </w:tc>
@@ -926,7 +1207,7 @@
       <w:tr>
         <w:tc>
           <w:tcPr>
-            <w:tcW w:type="dxa" w:w="3213"/>
+            <w:tcW w:type="dxa" w:w="2409"/>
           </w:tcPr>
           <w:p>
             <w:r>
@@ -939,7 +1220,7 @@
         </w:tc>
         <w:tc>
           <w:tcPr>
-            <w:tcW w:type="dxa" w:w="3213"/>
+            <w:tcW w:type="dxa" w:w="2409"/>
           </w:tcPr>
           <w:p>
             <w:r>
@@ -952,13 +1233,27 @@
         </w:tc>
         <w:tc>
           <w:tcPr>
-            <w:tcW w:type="dxa" w:w="3213"/>
-          </w:tcPr>
-          <w:p>
-            <w:r>
-              <w:rPr>
-                <w:sz w:val="18"/>
-              </w:rPr>
+            <w:tcW w:type="dxa" w:w="2409"/>
+          </w:tcPr>
+          <w:p>
+            <w:r>
+              <w:rPr>
+                <w:sz w:val="18"/>
+              </w:rPr>
+              <w:t>მონაცემთა ზოგადი ექსპორტი/იმპორტი: კლიენტები, პროდუქტები, შეკვეთები, დავალებები — Excel/CSV ფორმატებში.</w:t>
+            </w:r>
+          </w:p>
+        </w:tc>
+        <w:tc>
+          <w:tcPr>
+            <w:tcW w:type="dxa" w:w="2409"/>
+          </w:tcPr>
+          <w:p>
+            <w:r>
+              <w:rPr>
+                <w:sz w:val="18"/>
+              </w:rPr>
+              <w:t>—</w:t>
             </w:r>
           </w:p>
         </w:tc>
@@ -966,7 +1261,7 @@
       <w:tr>
         <w:tc>
           <w:tcPr>
-            <w:tcW w:type="dxa" w:w="3213"/>
+            <w:tcW w:type="dxa" w:w="2409"/>
           </w:tcPr>
           <w:p>
             <w:r>
@@ -979,7 +1274,7 @@
         </w:tc>
         <w:tc>
           <w:tcPr>
-            <w:tcW w:type="dxa" w:w="3213"/>
+            <w:tcW w:type="dxa" w:w="2409"/>
           </w:tcPr>
           <w:p>
             <w:r>
@@ -992,13 +1287,27 @@
         </w:tc>
         <w:tc>
           <w:tcPr>
-            <w:tcW w:type="dxa" w:w="3213"/>
-          </w:tcPr>
-          <w:p>
-            <w:r>
-              <w:rPr>
-                <w:sz w:val="18"/>
-              </w:rPr>
+            <w:tcW w:type="dxa" w:w="2409"/>
+          </w:tcPr>
+          <w:p>
+            <w:r>
+              <w:rPr>
+                <w:sz w:val="18"/>
+              </w:rPr>
+              <w:t>გადავადებული შემოსავლების/ხარჯების აღიარება — თანხა იყოფა პერიოდებზე და აღიარდება ეტაპობრივად (მაგ. წლიური გამოწერა).</w:t>
+            </w:r>
+          </w:p>
+        </w:tc>
+        <w:tc>
+          <w:tcPr>
+            <w:tcW w:type="dxa" w:w="2409"/>
+          </w:tcPr>
+          <w:p>
+            <w:r>
+              <w:rPr>
+                <w:sz w:val="18"/>
+              </w:rPr>
+              <w:t>„ახალი გრაფიკი", გრაფიკის რიგი, „აღიარება", „მუშავდება...", „იქმნება..."</w:t>
             </w:r>
           </w:p>
         </w:tc>
@@ -1006,7 +1315,7 @@
       <w:tr>
         <w:tc>
           <w:tcPr>
-            <w:tcW w:type="dxa" w:w="3213"/>
+            <w:tcW w:type="dxa" w:w="2409"/>
           </w:tcPr>
           <w:p>
             <w:r>
@@ -1019,7 +1328,7 @@
         </w:tc>
         <w:tc>
           <w:tcPr>
-            <w:tcW w:type="dxa" w:w="3213"/>
+            <w:tcW w:type="dxa" w:w="2409"/>
           </w:tcPr>
           <w:p>
             <w:r>
@@ -1032,13 +1341,27 @@
         </w:tc>
         <w:tc>
           <w:tcPr>
-            <w:tcW w:type="dxa" w:w="3213"/>
-          </w:tcPr>
-          <w:p>
-            <w:r>
-              <w:rPr>
-                <w:sz w:val="18"/>
-              </w:rPr>
+            <w:tcW w:type="dxa" w:w="2409"/>
+          </w:tcPr>
+          <w:p>
+            <w:r>
+              <w:rPr>
+                <w:sz w:val="18"/>
+              </w:rPr>
+              <w:t>დოკუმენტების მართვა: ატვირთვა, კატეგორიები, ვერსიები, დამტკიცების ნაკადი, გამოქვეყნება, ვადის კონტროლი, აუდიტის ჟურნალი.</w:t>
+            </w:r>
+          </w:p>
+        </w:tc>
+        <w:tc>
+          <w:tcPr>
+            <w:tcW w:type="dxa" w:w="2409"/>
+          </w:tcPr>
+          <w:p>
+            <w:r>
+              <w:rPr>
+                <w:sz w:val="18"/>
+              </w:rPr>
+              <w:t>„დოკუმენტის დამატება", „ინახება...", დოკუმენტის რიგი</w:t>
             </w:r>
           </w:p>
         </w:tc>
@@ -1046,7 +1369,7 @@
       <w:tr>
         <w:tc>
           <w:tcPr>
-            <w:tcW w:type="dxa" w:w="3213"/>
+            <w:tcW w:type="dxa" w:w="2409"/>
           </w:tcPr>
           <w:p>
             <w:r>
@@ -1059,7 +1382,7 @@
         </w:tc>
         <w:tc>
           <w:tcPr>
-            <w:tcW w:type="dxa" w:w="3213"/>
+            <w:tcW w:type="dxa" w:w="2409"/>
           </w:tcPr>
           <w:p>
             <w:r>
@@ -1072,13 +1395,27 @@
         </w:tc>
         <w:tc>
           <w:tcPr>
-            <w:tcW w:type="dxa" w:w="3213"/>
-          </w:tcPr>
-          <w:p>
-            <w:r>
-              <w:rPr>
-                <w:sz w:val="18"/>
-              </w:rPr>
+            <w:tcW w:type="dxa" w:w="2409"/>
+          </w:tcPr>
+          <w:p>
+            <w:r>
+              <w:rPr>
+                <w:sz w:val="18"/>
+              </w:rPr>
+              <w:t>ელექტრონული კომერციის ფუნქციონალი: eCommerce კატეგორიები, პროდუქტები, საჯარო storefront (ვიტრინა), კალათა (cart), checkout, შეკვეთები.</w:t>
+            </w:r>
+          </w:p>
+        </w:tc>
+        <w:tc>
+          <w:tcPr>
+            <w:tcW w:type="dxa" w:w="2409"/>
+          </w:tcPr>
+          <w:p>
+            <w:r>
+              <w:rPr>
+                <w:sz w:val="18"/>
+              </w:rPr>
+              <w:t>—</w:t>
             </w:r>
           </w:p>
         </w:tc>
@@ -1086,7 +1423,7 @@
       <w:tr>
         <w:tc>
           <w:tcPr>
-            <w:tcW w:type="dxa" w:w="3213"/>
+            <w:tcW w:type="dxa" w:w="2409"/>
           </w:tcPr>
           <w:p>
             <w:r>
@@ -1099,7 +1436,7 @@
         </w:tc>
         <w:tc>
           <w:tcPr>
-            <w:tcW w:type="dxa" w:w="3213"/>
+            <w:tcW w:type="dxa" w:w="2409"/>
           </w:tcPr>
           <w:p>
             <w:r>
@@ -1112,13 +1449,27 @@
         </w:tc>
         <w:tc>
           <w:tcPr>
-            <w:tcW w:type="dxa" w:w="3213"/>
-          </w:tcPr>
-          <w:p>
-            <w:r>
-              <w:rPr>
-                <w:sz w:val="18"/>
-              </w:rPr>
+            <w:tcW w:type="dxa" w:w="2409"/>
+          </w:tcPr>
+          <w:p>
+            <w:r>
+              <w:rPr>
+                <w:sz w:val="18"/>
+              </w:rPr>
+              <w:t>ელ.ფოსტის გაგზავნა და კალენდრის მოვლენების მართვა.</w:t>
+            </w:r>
+          </w:p>
+        </w:tc>
+        <w:tc>
+          <w:tcPr>
+            <w:tcW w:type="dxa" w:w="2409"/>
+          </w:tcPr>
+          <w:p>
+            <w:r>
+              <w:rPr>
+                <w:sz w:val="18"/>
+              </w:rPr>
+              <w:t>„ახალი ელ.ფოსტა", „გაგზავნა", „შექმნა", მოვლენების სია</w:t>
             </w:r>
           </w:p>
         </w:tc>
@@ -1126,7 +1477,7 @@
       <w:tr>
         <w:tc>
           <w:tcPr>
-            <w:tcW w:type="dxa" w:w="3213"/>
+            <w:tcW w:type="dxa" w:w="2409"/>
           </w:tcPr>
           <w:p>
             <w:r>
@@ -1139,7 +1490,7 @@
         </w:tc>
         <w:tc>
           <w:tcPr>
-            <w:tcW w:type="dxa" w:w="3213"/>
+            <w:tcW w:type="dxa" w:w="2409"/>
           </w:tcPr>
           <w:p>
             <w:r>
@@ -1152,13 +1503,27 @@
         </w:tc>
         <w:tc>
           <w:tcPr>
-            <w:tcW w:type="dxa" w:w="3213"/>
-          </w:tcPr>
-          <w:p>
-            <w:r>
-              <w:rPr>
-                <w:sz w:val="18"/>
-              </w:rPr>
+            <w:tcW w:type="dxa" w:w="2409"/>
+          </w:tcPr>
+          <w:p>
+            <w:r>
+              <w:rPr>
+                <w:sz w:val="18"/>
+              </w:rPr>
+              <w:t>ელ.ფოსტის მოვლენების (გახსნა, დაწკაპუნება) თრექინგი, ელექტრონული ხელმოწერის (e-signature) მოთხოვნები და ელ.ფოსტის კამპანიები.</w:t>
+            </w:r>
+          </w:p>
+        </w:tc>
+        <w:tc>
+          <w:tcPr>
+            <w:tcW w:type="dxa" w:w="2409"/>
+          </w:tcPr>
+          <w:p>
+            <w:r>
+              <w:rPr>
+                <w:sz w:val="18"/>
+              </w:rPr>
+              <w:t>„ახალი ხელმოწერის მოთხოვნა", „გაგზავნა"</w:t>
             </w:r>
           </w:p>
         </w:tc>
@@ -1166,7 +1531,7 @@
       <w:tr>
         <w:tc>
           <w:tcPr>
-            <w:tcW w:type="dxa" w:w="3213"/>
+            <w:tcW w:type="dxa" w:w="2409"/>
           </w:tcPr>
           <w:p>
             <w:r>
@@ -1179,7 +1544,7 @@
         </w:tc>
         <w:tc>
           <w:tcPr>
-            <w:tcW w:type="dxa" w:w="3213"/>
+            <w:tcW w:type="dxa" w:w="2409"/>
           </w:tcPr>
           <w:p>
             <w:r>
@@ -1192,13 +1557,27 @@
         </w:tc>
         <w:tc>
           <w:tcPr>
-            <w:tcW w:type="dxa" w:w="3213"/>
-          </w:tcPr>
-          <w:p>
-            <w:r>
-              <w:rPr>
-                <w:sz w:val="18"/>
-              </w:rPr>
+            <w:tcW w:type="dxa" w:w="2409"/>
+          </w:tcPr>
+          <w:p>
+            <w:r>
+              <w:rPr>
+                <w:sz w:val="18"/>
+              </w:rPr>
+              <w:t>საკურსო სხვაობების გადაფასება — უცხოურ ვალუტაში არსებული ნაშთების გადაფასება მიმდინარე კურსით და სხვაობის GL-ში გატარება.</w:t>
+            </w:r>
+          </w:p>
+        </w:tc>
+        <w:tc>
+          <w:tcPr>
+            <w:tcW w:type="dxa" w:w="2409"/>
+          </w:tcPr>
+          <w:p>
+            <w:r>
+              <w:rPr>
+                <w:sz w:val="18"/>
+              </w:rPr>
+              <w:t>„გადაფასება", სხვაობების სია</w:t>
             </w:r>
           </w:p>
         </w:tc>
@@ -1206,7 +1585,7 @@
       <w:tr>
         <w:tc>
           <w:tcPr>
-            <w:tcW w:type="dxa" w:w="3213"/>
+            <w:tcW w:type="dxa" w:w="2409"/>
           </w:tcPr>
           <w:p>
             <w:r>
@@ -1219,7 +1598,7 @@
         </w:tc>
         <w:tc>
           <w:tcPr>
-            <w:tcW w:type="dxa" w:w="3213"/>
+            <w:tcW w:type="dxa" w:w="2409"/>
           </w:tcPr>
           <w:p>
             <w:r>
@@ -1232,13 +1611,27 @@
         </w:tc>
         <w:tc>
           <w:tcPr>
-            <w:tcW w:type="dxa" w:w="3213"/>
-          </w:tcPr>
-          <w:p>
-            <w:r>
-              <w:rPr>
-                <w:sz w:val="18"/>
-              </w:rPr>
+            <w:tcW w:type="dxa" w:w="2409"/>
+          </w:tcPr>
+          <w:p>
+            <w:r>
+              <w:rPr>
+                <w:sz w:val="18"/>
+              </w:rPr>
+              <w:t>ხარჯების აღრიცხვა და დამტკიცება: კატეგორიები, ხარჯის ჩანაწერები, დამტკიცების/უარყოფის ნაკადი.</w:t>
+            </w:r>
+          </w:p>
+        </w:tc>
+        <w:tc>
+          <w:tcPr>
+            <w:tcW w:type="dxa" w:w="2409"/>
+          </w:tcPr>
+          <w:p>
+            <w:r>
+              <w:rPr>
+                <w:sz w:val="18"/>
+              </w:rPr>
+              <w:t>„ახალი ხარჯი", ხარჯის რიგი, „ინახება...", „გაუქმება"</w:t>
             </w:r>
           </w:p>
         </w:tc>
@@ -1246,7 +1639,7 @@
       <w:tr>
         <w:tc>
           <w:tcPr>
-            <w:tcW w:type="dxa" w:w="3213"/>
+            <w:tcW w:type="dxa" w:w="2409"/>
           </w:tcPr>
           <w:p>
             <w:r>
@@ -1259,7 +1652,7 @@
         </w:tc>
         <w:tc>
           <w:tcPr>
-            <w:tcW w:type="dxa" w:w="3213"/>
+            <w:tcW w:type="dxa" w:w="2409"/>
           </w:tcPr>
           <w:p>
             <w:r>
@@ -1272,13 +1665,27 @@
         </w:tc>
         <w:tc>
           <w:tcPr>
-            <w:tcW w:type="dxa" w:w="3213"/>
-          </w:tcPr>
-          <w:p>
-            <w:r>
-              <w:rPr>
-                <w:sz w:val="18"/>
-              </w:rPr>
+            <w:tcW w:type="dxa" w:w="2409"/>
+          </w:tcPr>
+          <w:p>
+            <w:r>
+              <w:rPr>
+                <w:sz w:val="18"/>
+              </w:rPr>
+              <w:t>ფინანსური ავტომატიზაციის ერთიანი გაშვება — პერიოდის დახურვისას ყველა ავტომატური ოპერაცია ერთი ღილაკით: ამორტიზაცია, გადავადებული აღიარებები,…</w:t>
+            </w:r>
+          </w:p>
+        </w:tc>
+        <w:tc>
+          <w:tcPr>
+            <w:tcW w:type="dxa" w:w="2409"/>
+          </w:tcPr>
+          <w:p>
+            <w:r>
+              <w:rPr>
+                <w:sz w:val="18"/>
+              </w:rPr>
+              <w:t>—</w:t>
             </w:r>
           </w:p>
         </w:tc>
@@ -1286,7 +1693,7 @@
       <w:tr>
         <w:tc>
           <w:tcPr>
-            <w:tcW w:type="dxa" w:w="3213"/>
+            <w:tcW w:type="dxa" w:w="2409"/>
           </w:tcPr>
           <w:p>
             <w:r>
@@ -1299,7 +1706,7 @@
         </w:tc>
         <w:tc>
           <w:tcPr>
-            <w:tcW w:type="dxa" w:w="3213"/>
+            <w:tcW w:type="dxa" w:w="2409"/>
           </w:tcPr>
           <w:p>
             <w:r>
@@ -1312,13 +1719,27 @@
         </w:tc>
         <w:tc>
           <w:tcPr>
-            <w:tcW w:type="dxa" w:w="3213"/>
-          </w:tcPr>
-          <w:p>
-            <w:r>
-              <w:rPr>
-                <w:sz w:val="18"/>
-              </w:rPr>
+            <w:tcW w:type="dxa" w:w="2409"/>
+          </w:tcPr>
+          <w:p>
+            <w:r>
+              <w:rPr>
+                <w:sz w:val="18"/>
+              </w:rPr>
+              <w:t>ავტოპარკის მართვა: ავტომობილები, საწვავის აღრიცხვა, მომსახურება, მძღოლების მინიჭება, ოდომეტრი, ანალიტიკა, რუკა (GeorgiaFleetMap).</w:t>
+            </w:r>
+          </w:p>
+        </w:tc>
+        <w:tc>
+          <w:tcPr>
+            <w:tcW w:type="dxa" w:w="2409"/>
+          </w:tcPr>
+          <w:p>
+            <w:r>
+              <w:rPr>
+                <w:sz w:val="18"/>
+              </w:rPr>
+              <w:t>„იქმნება...", „ინახება...", „გაუქმება"</w:t>
             </w:r>
           </w:p>
         </w:tc>
@@ -1326,7 +1747,7 @@
       <w:tr>
         <w:tc>
           <w:tcPr>
-            <w:tcW w:type="dxa" w:w="3213"/>
+            <w:tcW w:type="dxa" w:w="2409"/>
           </w:tcPr>
           <w:p>
             <w:r>
@@ -1339,7 +1760,7 @@
         </w:tc>
         <w:tc>
           <w:tcPr>
-            <w:tcW w:type="dxa" w:w="3213"/>
+            <w:tcW w:type="dxa" w:w="2409"/>
           </w:tcPr>
           <w:p>
             <w:r>
@@ -1352,13 +1773,27 @@
         </w:tc>
         <w:tc>
           <w:tcPr>
-            <w:tcW w:type="dxa" w:w="3213"/>
-          </w:tcPr>
-          <w:p>
-            <w:r>
-              <w:rPr>
-                <w:sz w:val="18"/>
-              </w:rPr>
+            <w:tcW w:type="dxa" w:w="2409"/>
+          </w:tcPr>
+          <w:p>
+            <w:r>
+              <w:rPr>
+                <w:sz w:val="18"/>
+              </w:rPr>
+              <w:t>განმეორებადი საჟურნალო ჩანაწერების შაბლონები — ავტომატურად იქმნება ჩანაწერი ყოველ პერიოდში (ქირა, ხელფასი, აბონემენტი).</w:t>
+            </w:r>
+          </w:p>
+        </w:tc>
+        <w:tc>
+          <w:tcPr>
+            <w:tcW w:type="dxa" w:w="2409"/>
+          </w:tcPr>
+          <w:p>
+            <w:r>
+              <w:rPr>
+                <w:sz w:val="18"/>
+              </w:rPr>
+              <w:t>„ახალი შაბლონი", „გაუშვი დაგვიანებული", „შენახვა"</w:t>
             </w:r>
           </w:p>
         </w:tc>
@@ -1366,7 +1801,7 @@
       <w:tr>
         <w:tc>
           <w:tcPr>
-            <w:tcW w:type="dxa" w:w="3213"/>
+            <w:tcW w:type="dxa" w:w="2409"/>
           </w:tcPr>
           <w:p>
             <w:r>
@@ -1379,7 +1814,7 @@
         </w:tc>
         <w:tc>
           <w:tcPr>
-            <w:tcW w:type="dxa" w:w="3213"/>
+            <w:tcW w:type="dxa" w:w="2409"/>
           </w:tcPr>
           <w:p>
             <w:r>
@@ -1392,13 +1827,27 @@
         </w:tc>
         <w:tc>
           <w:tcPr>
-            <w:tcW w:type="dxa" w:w="3213"/>
-          </w:tcPr>
-          <w:p>
-            <w:r>
-              <w:rPr>
-                <w:sz w:val="18"/>
-              </w:rPr>
+            <w:tcW w:type="dxa" w:w="2409"/>
+          </w:tcPr>
+          <w:p>
+            <w:r>
+              <w:rPr>
+                <w:sz w:val="18"/>
+              </w:rPr>
+              <w:t>ანგარიშთა გეგმის (Chart of Accounts) მართვა — ყველა ბუღალტრული ანგარიში, მათი ტიპები და სტრუქტურა. ეს არის მთელი ბუღალტერიის საფუძველი.</w:t>
+            </w:r>
+          </w:p>
+        </w:tc>
+        <w:tc>
+          <w:tcPr>
+            <w:tcW w:type="dxa" w:w="2409"/>
+          </w:tcPr>
+          <w:p>
+            <w:r>
+              <w:rPr>
+                <w:sz w:val="18"/>
+              </w:rPr>
+              <w:t>„ახალი ანგარიში", „რედაქტირება", ანგარიშის რიგი</w:t>
             </w:r>
           </w:p>
         </w:tc>
@@ -1406,7 +1855,7 @@
       <w:tr>
         <w:tc>
           <w:tcPr>
-            <w:tcW w:type="dxa" w:w="3213"/>
+            <w:tcW w:type="dxa" w:w="2409"/>
           </w:tcPr>
           <w:p>
             <w:r>
@@ -1419,7 +1868,7 @@
         </w:tc>
         <w:tc>
           <w:tcPr>
-            <w:tcW w:type="dxa" w:w="3213"/>
+            <w:tcW w:type="dxa" w:w="2409"/>
           </w:tcPr>
           <w:p>
             <w:r>
@@ -1432,13 +1881,27 @@
         </w:tc>
         <w:tc>
           <w:tcPr>
-            <w:tcW w:type="dxa" w:w="3213"/>
-          </w:tcPr>
-          <w:p>
-            <w:r>
-              <w:rPr>
-                <w:sz w:val="18"/>
-              </w:rPr>
+            <w:tcW w:type="dxa" w:w="2409"/>
+          </w:tcPr>
+          <w:p>
+            <w:r>
+              <w:rPr>
+                <w:sz w:val="18"/>
+              </w:rPr>
+              <w:t>მხარდაჭერის ტიკეტების სრული მართვა: ტიკეტები, გუნდები, pipelines, SLA, ესკალაციები, ცოდნის ბაზა, field service, კმაყოფილების შეფასება.</w:t>
+            </w:r>
+          </w:p>
+        </w:tc>
+        <w:tc>
+          <w:tcPr>
+            <w:tcW w:type="dxa" w:w="2409"/>
+          </w:tcPr>
+          <w:p>
+            <w:r>
+              <w:rPr>
+                <w:sz w:val="18"/>
+              </w:rPr>
+              <w:t>ტიკეტის რიგი, „+", „✓", „გაგზავნა", „შენახვა", კლიენტი, პასუხისმგებელი</w:t>
             </w:r>
           </w:p>
         </w:tc>
@@ -1446,7 +1909,7 @@
       <w:tr>
         <w:tc>
           <w:tcPr>
-            <w:tcW w:type="dxa" w:w="3213"/>
+            <w:tcW w:type="dxa" w:w="2409"/>
           </w:tcPr>
           <w:p>
             <w:r>
@@ -1459,7 +1922,7 @@
         </w:tc>
         <w:tc>
           <w:tcPr>
-            <w:tcW w:type="dxa" w:w="3213"/>
+            <w:tcW w:type="dxa" w:w="2409"/>
           </w:tcPr>
           <w:p>
             <w:r>
@@ -1472,13 +1935,27 @@
         </w:tc>
         <w:tc>
           <w:tcPr>
-            <w:tcW w:type="dxa" w:w="3213"/>
-          </w:tcPr>
-          <w:p>
-            <w:r>
-              <w:rPr>
-                <w:sz w:val="18"/>
-              </w:rPr>
+            <w:tcW w:type="dxa" w:w="2409"/>
+          </w:tcPr>
+          <w:p>
+            <w:r>
+              <w:rPr>
+                <w:sz w:val="18"/>
+              </w:rPr>
+              <w:t>ადამიანური რესურსების სრული მართვა: თანამშრომლები, დეპარტამენტები, დასწრება, შვებულებები, სახელფასო (payroll), სახელფასო ფურცლები (payslips)…</w:t>
+            </w:r>
+          </w:p>
+        </w:tc>
+        <w:tc>
+          <w:tcPr>
+            <w:tcW w:type="dxa" w:w="2409"/>
+          </w:tcPr>
+          <w:p>
+            <w:r>
+              <w:rPr>
+                <w:sz w:val="18"/>
+              </w:rPr>
+              <w:t>„თანამშრომლის დამატება", „რედაქტირება", თანამშრომლის რიგი, „დასწრების დაფიქსირება", „ახსნა", „შვებულების მოთხოვნა", „დამტკიცება"</w:t>
             </w:r>
           </w:p>
         </w:tc>
@@ -1486,7 +1963,7 @@
       <w:tr>
         <w:tc>
           <w:tcPr>
-            <w:tcW w:type="dxa" w:w="3213"/>
+            <w:tcW w:type="dxa" w:w="2409"/>
           </w:tcPr>
           <w:p>
             <w:r>
@@ -1499,7 +1976,7 @@
         </w:tc>
         <w:tc>
           <w:tcPr>
-            <w:tcW w:type="dxa" w:w="3213"/>
+            <w:tcW w:type="dxa" w:w="2409"/>
           </w:tcPr>
           <w:p>
             <w:r>
@@ -1512,13 +1989,27 @@
         </w:tc>
         <w:tc>
           <w:tcPr>
-            <w:tcW w:type="dxa" w:w="3213"/>
-          </w:tcPr>
-          <w:p>
-            <w:r>
-              <w:rPr>
-                <w:sz w:val="18"/>
-              </w:rPr>
+            <w:tcW w:type="dxa" w:w="2409"/>
+          </w:tcPr>
+          <w:p>
+            <w:r>
+              <w:rPr>
+                <w:sz w:val="18"/>
+              </w:rPr>
+              <w:t>გარე ინტეგრაციების მართვა: RS.ge (საგადასახადო), API Keys, Webhooks, ბოტ მომხმარებლები.</w:t>
+            </w:r>
+          </w:p>
+        </w:tc>
+        <w:tc>
+          <w:tcPr>
+            <w:tcW w:type="dxa" w:w="2409"/>
+          </w:tcPr>
+          <w:p>
+            <w:r>
+              <w:rPr>
+                <w:sz w:val="18"/>
+              </w:rPr>
+              <w:t>სტატუსი, ინვოისის გაგზავნა, ზედნადების გაგზავნა, დეკლარაციის ექსპორტი, „ახალი API Key", „შექმნა"</w:t>
             </w:r>
           </w:p>
         </w:tc>
@@ -1526,7 +2017,7 @@
       <w:tr>
         <w:tc>
           <w:tcPr>
-            <w:tcW w:type="dxa" w:w="3213"/>
+            <w:tcW w:type="dxa" w:w="2409"/>
           </w:tcPr>
           <w:p>
             <w:r>
@@ -1539,7 +2030,7 @@
         </w:tc>
         <w:tc>
           <w:tcPr>
-            <w:tcW w:type="dxa" w:w="3213"/>
+            <w:tcW w:type="dxa" w:w="2409"/>
           </w:tcPr>
           <w:p>
             <w:r>
@@ -1552,13 +2043,27 @@
         </w:tc>
         <w:tc>
           <w:tcPr>
-            <w:tcW w:type="dxa" w:w="3213"/>
-          </w:tcPr>
-          <w:p>
-            <w:r>
-              <w:rPr>
-                <w:sz w:val="18"/>
-              </w:rPr>
+            <w:tcW w:type="dxa" w:w="2409"/>
+          </w:tcPr>
+          <w:p>
+            <w:r>
+              <w:rPr>
+                <w:sz w:val="18"/>
+              </w:rPr>
+              <w:t>მარაგების ღირებულების შეფასება WAC (Weighted Average Cost) მეთოდით — თითოეული პროდუქტის საშუალო შესყიდვის ფასი და მარაგის მთლიანი ღირებულება…</w:t>
+            </w:r>
+          </w:p>
+        </w:tc>
+        <w:tc>
+          <w:tcPr>
+            <w:tcW w:type="dxa" w:w="2409"/>
+          </w:tcPr>
+          <w:p>
+            <w:r>
+              <w:rPr>
+                <w:sz w:val="18"/>
+              </w:rPr>
+              <w:t>პროდუქტის არჩევა, შეფასების ცხრილი, „კორექტირება", „შენახვა"</w:t>
             </w:r>
           </w:p>
         </w:tc>
@@ -1566,7 +2071,7 @@
       <w:tr>
         <w:tc>
           <w:tcPr>
-            <w:tcW w:type="dxa" w:w="3213"/>
+            <w:tcW w:type="dxa" w:w="2409"/>
           </w:tcPr>
           <w:p>
             <w:r>
@@ -1579,7 +2084,7 @@
         </w:tc>
         <w:tc>
           <w:tcPr>
-            <w:tcW w:type="dxa" w:w="3213"/>
+            <w:tcW w:type="dxa" w:w="2409"/>
           </w:tcPr>
           <w:p>
             <w:r>
@@ -1592,13 +2097,27 @@
         </w:tc>
         <w:tc>
           <w:tcPr>
-            <w:tcW w:type="dxa" w:w="3213"/>
-          </w:tcPr>
-          <w:p>
-            <w:r>
-              <w:rPr>
-                <w:sz w:val="18"/>
-              </w:rPr>
+            <w:tcW w:type="dxa" w:w="2409"/>
+          </w:tcPr>
+          <w:p>
+            <w:r>
+              <w:rPr>
+                <w:sz w:val="18"/>
+              </w:rPr>
+              <w:t>საწყობების, პროდუქტების და მარაგის მართვა: ნაშთები, გადატანა, კორექტირება, ინვენტარიზაცია, ზონები, დაბალი მარაგის გაფრთხილებები.</w:t>
+            </w:r>
+          </w:p>
+        </w:tc>
+        <w:tc>
+          <w:tcPr>
+            <w:tcW w:type="dxa" w:w="2409"/>
+          </w:tcPr>
+          <w:p>
+            <w:r>
+              <w:rPr>
+                <w:sz w:val="18"/>
+              </w:rPr>
+              <w:t>ძებნა, „ახალი პროდუქტი", „Excel იმპორტი", „განახლება", „ახალი საწყობი", „მხოლოდ აქტიური", „გადატანა"</w:t>
             </w:r>
           </w:p>
         </w:tc>
@@ -1606,7 +2125,7 @@
       <w:tr>
         <w:tc>
           <w:tcPr>
-            <w:tcW w:type="dxa" w:w="3213"/>
+            <w:tcW w:type="dxa" w:w="2409"/>
           </w:tcPr>
           <w:p>
             <w:r>
@@ -1619,7 +2138,7 @@
         </w:tc>
         <w:tc>
           <w:tcPr>
-            <w:tcW w:type="dxa" w:w="3213"/>
+            <w:tcW w:type="dxa" w:w="2409"/>
           </w:tcPr>
           <w:p>
             <w:r>
@@ -1632,13 +2151,27 @@
         </w:tc>
         <w:tc>
           <w:tcPr>
-            <w:tcW w:type="dxa" w:w="3213"/>
-          </w:tcPr>
-          <w:p>
-            <w:r>
-              <w:rPr>
-                <w:sz w:val="18"/>
-              </w:rPr>
+            <w:tcW w:type="dxa" w:w="2409"/>
+          </w:tcPr>
+          <w:p>
+            <w:r>
+              <w:rPr>
+                <w:sz w:val="18"/>
+              </w:rPr>
+              <w:t>გაყიდვის ინვოისების სრული სასიცოცხლო ციკლი: შექმნა შეკვეთიდან, draft-ში რედაქტირება, დადასტურება (issue), ექსპორტი (PDF/Word/Excel). დადასტუ…</w:t>
+            </w:r>
+          </w:p>
+        </w:tc>
+        <w:tc>
+          <w:tcPr>
+            <w:tcW w:type="dxa" w:w="2409"/>
+          </w:tcPr>
+          <w:p>
+            <w:r>
+              <w:rPr>
+                <w:sz w:val="18"/>
+              </w:rPr>
+              <w:t>სტატუსის ფილტრი (ყველა / შესავსები / დადასტურებული), ინვოისის რიგი, „შევსება" (draft) / „ნახვა" (issued), ინვოისის ნომერი + შეკვეთის ნომერი, „PDF ნახვა", „რედაქტირების გაგრძელება" (draft-ზე), „დადასტურებული დოკუმენტი" ბლოკი (issued-ზე)</w:t>
             </w:r>
           </w:p>
         </w:tc>
@@ -1646,7 +2179,7 @@
       <w:tr>
         <w:tc>
           <w:tcPr>
-            <w:tcW w:type="dxa" w:w="3213"/>
+            <w:tcW w:type="dxa" w:w="2409"/>
           </w:tcPr>
           <w:p>
             <w:r>
@@ -1659,7 +2192,7 @@
         </w:tc>
         <w:tc>
           <w:tcPr>
-            <w:tcW w:type="dxa" w:w="3213"/>
+            <w:tcW w:type="dxa" w:w="2409"/>
           </w:tcPr>
           <w:p>
             <w:r>
@@ -1672,13 +2205,27 @@
         </w:tc>
         <w:tc>
           <w:tcPr>
-            <w:tcW w:type="dxa" w:w="3213"/>
-          </w:tcPr>
-          <w:p>
-            <w:r>
-              <w:rPr>
-                <w:sz w:val="18"/>
-              </w:rPr>
+            <w:tcW w:type="dxa" w:w="2409"/>
+          </w:tcPr>
+          <w:p>
+            <w:r>
+              <w:rPr>
+                <w:sz w:val="18"/>
+              </w:rPr>
+              <w:t>საჟურნალო ჩანაწერების ნახვა და ხელით ჩანაწერების შექმნა (manual journal entry) — დებეტი/კრედიტი ანგარიშებზე.</w:t>
+            </w:r>
+          </w:p>
+        </w:tc>
+        <w:tc>
+          <w:tcPr>
+            <w:tcW w:type="dxa" w:w="2409"/>
+          </w:tcPr>
+          <w:p>
+            <w:r>
+              <w:rPr>
+                <w:sz w:val="18"/>
+              </w:rPr>
+              <w:t>„ახალი ხელით ჩანაწერი", ჩანაწერის რიგი, „სტრიქონის დამატება", ანგარიში, დებეტი, კრედიტი, „ჩაწერა"</w:t>
             </w:r>
           </w:p>
         </w:tc>
@@ -1686,7 +2233,7 @@
       <w:tr>
         <w:tc>
           <w:tcPr>
-            <w:tcW w:type="dxa" w:w="3213"/>
+            <w:tcW w:type="dxa" w:w="2409"/>
           </w:tcPr>
           <w:p>
             <w:r>
@@ -1699,7 +2246,7 @@
         </w:tc>
         <w:tc>
           <w:tcPr>
-            <w:tcW w:type="dxa" w:w="3213"/>
+            <w:tcW w:type="dxa" w:w="2409"/>
           </w:tcPr>
           <w:p>
             <w:r>
@@ -1712,13 +2259,27 @@
         </w:tc>
         <w:tc>
           <w:tcPr>
-            <w:tcW w:type="dxa" w:w="3213"/>
-          </w:tcPr>
-          <w:p>
-            <w:r>
-              <w:rPr>
-                <w:sz w:val="18"/>
-              </w:rPr>
+            <w:tcW w:type="dxa" w:w="2409"/>
+          </w:tcPr>
+          <w:p>
+            <w:r>
+              <w:rPr>
+                <w:sz w:val="18"/>
+              </w:rPr>
+              <w:t>სამზარეულოს ეკრანი (KDS — Kitchen Display System): რესტორნის შეკვეთები ჩნდება სამზარეულოში, მზარეული აღნიშნავს მზადების სტატუსს.</w:t>
+            </w:r>
+          </w:p>
+        </w:tc>
+        <w:tc>
+          <w:tcPr>
+            <w:tcW w:type="dxa" w:w="2409"/>
+          </w:tcPr>
+          <w:p>
+            <w:r>
+              <w:rPr>
+                <w:sz w:val="18"/>
+              </w:rPr>
+              <w:t>შეკვეთის ბარათი, „მზადება", „მზადაა"</w:t>
             </w:r>
           </w:p>
         </w:tc>
@@ -1726,7 +2287,7 @@
       <w:tr>
         <w:tc>
           <w:tcPr>
-            <w:tcW w:type="dxa" w:w="3213"/>
+            <w:tcW w:type="dxa" w:w="2409"/>
           </w:tcPr>
           <w:p>
             <w:r>
@@ -1739,7 +2300,7 @@
         </w:tc>
         <w:tc>
           <w:tcPr>
-            <w:tcW w:type="dxa" w:w="3213"/>
+            <w:tcW w:type="dxa" w:w="2409"/>
           </w:tcPr>
           <w:p>
             <w:r>
@@ -1752,13 +2313,27 @@
         </w:tc>
         <w:tc>
           <w:tcPr>
-            <w:tcW w:type="dxa" w:w="3213"/>
-          </w:tcPr>
-          <w:p>
-            <w:r>
-              <w:rPr>
-                <w:sz w:val="18"/>
-              </w:rPr>
+            <w:tcW w:type="dxa" w:w="2409"/>
+          </w:tcPr>
+          <w:p>
+            <w:r>
+              <w:rPr>
+                <w:sz w:val="18"/>
+              </w:rPr>
+              <w:t>შიდა ცოცხალი ჩატი — მომხმარებლებს შორის მიმოწერა სისტემაში (AI ასისტენტის ჩატის გვერდით).</w:t>
+            </w:r>
+          </w:p>
+        </w:tc>
+        <w:tc>
+          <w:tcPr>
+            <w:tcW w:type="dxa" w:w="2409"/>
+          </w:tcPr>
+          <w:p>
+            <w:r>
+              <w:rPr>
+                <w:sz w:val="18"/>
+              </w:rPr>
+              <w:t>—</w:t>
             </w:r>
           </w:p>
         </w:tc>
@@ -1766,7 +2341,7 @@
       <w:tr>
         <w:tc>
           <w:tcPr>
-            <w:tcW w:type="dxa" w:w="3213"/>
+            <w:tcW w:type="dxa" w:w="2409"/>
           </w:tcPr>
           <w:p>
             <w:r>
@@ -1779,7 +2354,7 @@
         </w:tc>
         <w:tc>
           <w:tcPr>
-            <w:tcW w:type="dxa" w:w="3213"/>
+            <w:tcW w:type="dxa" w:w="2409"/>
           </w:tcPr>
           <w:p>
             <w:r>
@@ -1792,13 +2367,27 @@
         </w:tc>
         <w:tc>
           <w:tcPr>
-            <w:tcW w:type="dxa" w:w="3213"/>
-          </w:tcPr>
-          <w:p>
-            <w:r>
-              <w:rPr>
-                <w:sz w:val="18"/>
-              </w:rPr>
+            <w:tcW w:type="dxa" w:w="2409"/>
+          </w:tcPr>
+          <w:p>
+            <w:r>
+              <w:rPr>
+                <w:sz w:val="18"/>
+              </w:rPr>
+              <w:t>აღჭურვილობის მოვლა-შეკეთების მართვა: პრევენციული მოვლის გეგმები (plans), სამუშაო დავალებები (orders), შეკეთებები (repairs).</w:t>
+            </w:r>
+          </w:p>
+        </w:tc>
+        <w:tc>
+          <w:tcPr>
+            <w:tcW w:type="dxa" w:w="2409"/>
+          </w:tcPr>
+          <w:p>
+            <w:r>
+              <w:rPr>
+                <w:sz w:val="18"/>
+              </w:rPr>
+              <w:t>—</w:t>
             </w:r>
           </w:p>
         </w:tc>
@@ -1806,7 +2395,7 @@
       <w:tr>
         <w:tc>
           <w:tcPr>
-            <w:tcW w:type="dxa" w:w="3213"/>
+            <w:tcW w:type="dxa" w:w="2409"/>
           </w:tcPr>
           <w:p>
             <w:r>
@@ -1819,7 +2408,7 @@
         </w:tc>
         <w:tc>
           <w:tcPr>
-            <w:tcW w:type="dxa" w:w="3213"/>
+            <w:tcW w:type="dxa" w:w="2409"/>
           </w:tcPr>
           <w:p>
             <w:r>
@@ -1832,13 +2421,27 @@
         </w:tc>
         <w:tc>
           <w:tcPr>
-            <w:tcW w:type="dxa" w:w="3213"/>
-          </w:tcPr>
-          <w:p>
-            <w:r>
-              <w:rPr>
-                <w:sz w:val="18"/>
-              </w:rPr>
+            <w:tcW w:type="dxa" w:w="2409"/>
+          </w:tcPr>
+          <w:p>
+            <w:r>
+              <w:rPr>
+                <w:sz w:val="18"/>
+              </w:rPr>
+              <w:t>აპლიკაციების მარკეტი — მზა აპლიკაციების კატალოგი, რომლის ინსტალაცია/დეინსტალაცია შესაძლებელია კომპანიაში (Odoo-ს სტილის app store).</w:t>
+            </w:r>
+          </w:p>
+        </w:tc>
+        <w:tc>
+          <w:tcPr>
+            <w:tcW w:type="dxa" w:w="2409"/>
+          </w:tcPr>
+          <w:p>
+            <w:r>
+              <w:rPr>
+                <w:sz w:val="18"/>
+              </w:rPr>
+              <w:t>—</w:t>
             </w:r>
           </w:p>
         </w:tc>
@@ -1846,7 +2449,7 @@
       <w:tr>
         <w:tc>
           <w:tcPr>
-            <w:tcW w:type="dxa" w:w="3213"/>
+            <w:tcW w:type="dxa" w:w="2409"/>
           </w:tcPr>
           <w:p>
             <w:r>
@@ -1859,7 +2462,7 @@
         </w:tc>
         <w:tc>
           <w:tcPr>
-            <w:tcW w:type="dxa" w:w="3213"/>
+            <w:tcW w:type="dxa" w:w="2409"/>
           </w:tcPr>
           <w:p>
             <w:r>
@@ -1872,13 +2475,27 @@
         </w:tc>
         <w:tc>
           <w:tcPr>
-            <w:tcW w:type="dxa" w:w="3213"/>
-          </w:tcPr>
-          <w:p>
-            <w:r>
-              <w:rPr>
-                <w:sz w:val="18"/>
-              </w:rPr>
+            <w:tcW w:type="dxa" w:w="2409"/>
+          </w:tcPr>
+          <w:p>
+            <w:r>
+              <w:rPr>
+                <w:sz w:val="18"/>
+              </w:rPr>
+              <w:t>სისტემური შეტყობინებები: წაუკითხავი შეტყობინებების დათვლა, სია, წაკითხულად მონიშვნა.</w:t>
+            </w:r>
+          </w:p>
+        </w:tc>
+        <w:tc>
+          <w:tcPr>
+            <w:tcW w:type="dxa" w:w="2409"/>
+          </w:tcPr>
+          <w:p>
+            <w:r>
+              <w:rPr>
+                <w:sz w:val="18"/>
+              </w:rPr>
+              <w:t>—</w:t>
             </w:r>
           </w:p>
         </w:tc>
@@ -1886,7 +2503,7 @@
       <w:tr>
         <w:tc>
           <w:tcPr>
-            <w:tcW w:type="dxa" w:w="3213"/>
+            <w:tcW w:type="dxa" w:w="2409"/>
           </w:tcPr>
           <w:p>
             <w:r>
@@ -1899,7 +2516,7 @@
         </w:tc>
         <w:tc>
           <w:tcPr>
-            <w:tcW w:type="dxa" w:w="3213"/>
+            <w:tcW w:type="dxa" w:w="2409"/>
           </w:tcPr>
           <w:p>
             <w:r>
@@ -1912,13 +2529,27 @@
         </w:tc>
         <w:tc>
           <w:tcPr>
-            <w:tcW w:type="dxa" w:w="3213"/>
-          </w:tcPr>
-          <w:p>
-            <w:r>
-              <w:rPr>
-                <w:sz w:val="18"/>
-              </w:rPr>
+            <w:tcW w:type="dxa" w:w="2409"/>
+          </w:tcPr>
+          <w:p>
+            <w:r>
+              <w:rPr>
+                <w:sz w:val="18"/>
+              </w:rPr>
+              <w:t>გაყიდვის შეკვეთების მართვა: შექმნა, სტატუსის ცვლილება, მარაგის შემოწმება, ინვოისად გადაქცევა, ისტორია და timeline.</w:t>
+            </w:r>
+          </w:p>
+        </w:tc>
+        <w:tc>
+          <w:tcPr>
+            <w:tcW w:type="dxa" w:w="2409"/>
+          </w:tcPr>
+          <w:p>
+            <w:r>
+              <w:rPr>
+                <w:sz w:val="18"/>
+              </w:rPr>
+              <w:t>სტატუსის ფილტრი (ყველა / ...), „ახალი გაყიდვის შეკვეთა", შეკვეთის რიგი, „+ დამატება", „იქმნება...", „გაუქმება", „ინვოისის გახსნა"</w:t>
             </w:r>
           </w:p>
         </w:tc>
@@ -1926,7 +2557,7 @@
       <w:tr>
         <w:tc>
           <w:tcPr>
-            <w:tcW w:type="dxa" w:w="3213"/>
+            <w:tcW w:type="dxa" w:w="2409"/>
           </w:tcPr>
           <w:p>
             <w:r>
@@ -1939,7 +2570,7 @@
         </w:tc>
         <w:tc>
           <w:tcPr>
-            <w:tcW w:type="dxa" w:w="3213"/>
+            <w:tcW w:type="dxa" w:w="2409"/>
           </w:tcPr>
           <w:p>
             <w:r>
@@ -1952,13 +2583,27 @@
         </w:tc>
         <w:tc>
           <w:tcPr>
-            <w:tcW w:type="dxa" w:w="3213"/>
-          </w:tcPr>
-          <w:p>
-            <w:r>
-              <w:rPr>
-                <w:sz w:val="18"/>
-              </w:rPr>
+            <w:tcW w:type="dxa" w:w="2409"/>
+          </w:tcPr>
+          <w:p>
+            <w:r>
+              <w:rPr>
+                <w:sz w:val="18"/>
+              </w:rPr>
+              <w:t>გადახდის კარიბჭის მართვა: გადახდების სია, შექმნა, დადასტურება, დაბრუნება (refund).</w:t>
+            </w:r>
+          </w:p>
+        </w:tc>
+        <w:tc>
+          <w:tcPr>
+            <w:tcW w:type="dxa" w:w="2409"/>
+          </w:tcPr>
+          <w:p>
+            <w:r>
+              <w:rPr>
+                <w:sz w:val="18"/>
+              </w:rPr>
+              <w:t>„ახალი გადახდა", „შექმნა", გადახდის რიგი</w:t>
             </w:r>
           </w:p>
         </w:tc>
@@ -1966,7 +2611,7 @@
       <w:tr>
         <w:tc>
           <w:tcPr>
-            <w:tcW w:type="dxa" w:w="3213"/>
+            <w:tcW w:type="dxa" w:w="2409"/>
           </w:tcPr>
           <w:p>
             <w:r>
@@ -1979,7 +2624,7 @@
         </w:tc>
         <w:tc>
           <w:tcPr>
-            <w:tcW w:type="dxa" w:w="3213"/>
+            <w:tcW w:type="dxa" w:w="2409"/>
           </w:tcPr>
           <w:p>
             <w:r>
@@ -1992,13 +2637,27 @@
         </w:tc>
         <w:tc>
           <w:tcPr>
-            <w:tcW w:type="dxa" w:w="3213"/>
-          </w:tcPr>
-          <w:p>
-            <w:r>
-              <w:rPr>
-                <w:sz w:val="18"/>
-              </w:rPr>
+            <w:tcW w:type="dxa" w:w="2409"/>
+          </w:tcPr>
+          <w:p>
+            <w:r>
+              <w:rPr>
+                <w:sz w:val="18"/>
+              </w:rPr>
+              <w:t>პროდუქტის სასიცოცხლო ციკლის მართვა (PLM — Product Lifecycle Management): პროდუქტის ვერსიები, საინჟინრო ცვლილებები (ECO), lifecycle სტადიები.</w:t>
+            </w:r>
+          </w:p>
+        </w:tc>
+        <w:tc>
+          <w:tcPr>
+            <w:tcW w:type="dxa" w:w="2409"/>
+          </w:tcPr>
+          <w:p>
+            <w:r>
+              <w:rPr>
+                <w:sz w:val="18"/>
+              </w:rPr>
+              <w:t>—</w:t>
             </w:r>
           </w:p>
         </w:tc>
@@ -2006,7 +2665,7 @@
       <w:tr>
         <w:tc>
           <w:tcPr>
-            <w:tcW w:type="dxa" w:w="3213"/>
+            <w:tcW w:type="dxa" w:w="2409"/>
           </w:tcPr>
           <w:p>
             <w:r>
@@ -2019,7 +2678,7 @@
         </w:tc>
         <w:tc>
           <w:tcPr>
-            <w:tcW w:type="dxa" w:w="3213"/>
+            <w:tcW w:type="dxa" w:w="2409"/>
           </w:tcPr>
           <w:p>
             <w:r>
@@ -2032,13 +2691,27 @@
         </w:tc>
         <w:tc>
           <w:tcPr>
-            <w:tcW w:type="dxa" w:w="3213"/>
-          </w:tcPr>
-          <w:p>
-            <w:r>
-              <w:rPr>
-                <w:sz w:val="18"/>
-              </w:rPr>
+            <w:tcW w:type="dxa" w:w="2409"/>
+          </w:tcPr>
+          <w:p>
+            <w:r>
+              <w:rPr>
+                <w:sz w:val="18"/>
+              </w:rPr>
+              <w:t>სალაროს (Point of Sale) სრული მართვა: ცვლები, ჩეკები, გადახდები, ფისკალური მოწყობილობები, სასაჩუქრე ბარათები, ლოიალობა, offline რეჟიმი, რესტ…</w:t>
+            </w:r>
+          </w:p>
+        </w:tc>
+        <w:tc>
+          <w:tcPr>
+            <w:tcW w:type="dxa" w:w="2409"/>
+          </w:tcPr>
+          <w:p>
+            <w:r>
+              <w:rPr>
+                <w:sz w:val="18"/>
+              </w:rPr>
+              <w:t>„ცვლის გახსნა", „ცვლის დახურვა", „X-ანგარიში", „Z-ანგარიში და დახურვა", „შეტანა", „ამოღება", პროდუქტის ძებნა</w:t>
             </w:r>
           </w:p>
         </w:tc>
@@ -2046,7 +2719,7 @@
       <w:tr>
         <w:tc>
           <w:tcPr>
-            <w:tcW w:type="dxa" w:w="3213"/>
+            <w:tcW w:type="dxa" w:w="2409"/>
           </w:tcPr>
           <w:p>
             <w:r>
@@ -2059,7 +2732,7 @@
         </w:tc>
         <w:tc>
           <w:tcPr>
-            <w:tcW w:type="dxa" w:w="3213"/>
+            <w:tcW w:type="dxa" w:w="2409"/>
           </w:tcPr>
           <w:p>
             <w:r>
@@ -2072,13 +2745,27 @@
         </w:tc>
         <w:tc>
           <w:tcPr>
-            <w:tcW w:type="dxa" w:w="3213"/>
-          </w:tcPr>
-          <w:p>
-            <w:r>
-              <w:rPr>
-                <w:sz w:val="18"/>
-              </w:rPr>
+            <w:tcW w:type="dxa" w:w="2409"/>
+          </w:tcPr>
+          <w:p>
+            <w:r>
+              <w:rPr>
+                <w:sz w:val="18"/>
+              </w:rPr>
+              <w:t>ფასების სიების და გადახდის პირობების (payment terms) მართვა — სხვადასხვა კლიენტისთვის/სეგმენტისთვის სხვადასხვა ფასები.</w:t>
+            </w:r>
+          </w:p>
+        </w:tc>
+        <w:tc>
+          <w:tcPr>
+            <w:tcW w:type="dxa" w:w="2409"/>
+          </w:tcPr>
+          <w:p>
+            <w:r>
+              <w:rPr>
+                <w:sz w:val="18"/>
+              </w:rPr>
+              <w:t>„ახალი ფასების სია", „სტრიქონის დამატება", „შენახვა"</w:t>
             </w:r>
           </w:p>
         </w:tc>
@@ -2086,7 +2773,7 @@
       <w:tr>
         <w:tc>
           <w:tcPr>
-            <w:tcW w:type="dxa" w:w="3213"/>
+            <w:tcW w:type="dxa" w:w="2409"/>
           </w:tcPr>
           <w:p>
             <w:r>
@@ -2099,7 +2786,7 @@
         </w:tc>
         <w:tc>
           <w:tcPr>
-            <w:tcW w:type="dxa" w:w="3213"/>
+            <w:tcW w:type="dxa" w:w="2409"/>
           </w:tcPr>
           <w:p>
             <w:r>
@@ -2112,13 +2799,27 @@
         </w:tc>
         <w:tc>
           <w:tcPr>
-            <w:tcW w:type="dxa" w:w="3213"/>
-          </w:tcPr>
-          <w:p>
-            <w:r>
-              <w:rPr>
-                <w:sz w:val="18"/>
-              </w:rPr>
+            <w:tcW w:type="dxa" w:w="2409"/>
+          </w:tcPr>
+          <w:p>
+            <w:r>
+              <w:rPr>
+                <w:sz w:val="18"/>
+              </w:rPr>
+              <w:t>მოწინავე შესყიდვების მართვა: RFQ (Request for Quotation), vendor ფასები, ჩარჩო შეთანხმებები (blanket orders), სკორკარდები, ხელშეკრულებები, ტ…</w:t>
+            </w:r>
+          </w:p>
+        </w:tc>
+        <w:tc>
+          <w:tcPr>
+            <w:tcW w:type="dxa" w:w="2409"/>
+          </w:tcPr>
+          <w:p>
+            <w:r>
+              <w:rPr>
+                <w:sz w:val="18"/>
+              </w:rPr>
+              <w:t>„ახალი RFQ", „გამოქვეყნება", „ისტორია", „ავტომატური გამოთვლა", „აქტივაცია"</w:t>
             </w:r>
           </w:p>
         </w:tc>
@@ -2126,7 +2827,7 @@
       <w:tr>
         <w:tc>
           <w:tcPr>
-            <w:tcW w:type="dxa" w:w="3213"/>
+            <w:tcW w:type="dxa" w:w="2409"/>
           </w:tcPr>
           <w:p>
             <w:r>
@@ -2139,7 +2840,7 @@
         </w:tc>
         <w:tc>
           <w:tcPr>
-            <w:tcW w:type="dxa" w:w="3213"/>
+            <w:tcW w:type="dxa" w:w="2409"/>
           </w:tcPr>
           <w:p>
             <w:r>
@@ -2152,13 +2853,27 @@
         </w:tc>
         <w:tc>
           <w:tcPr>
-            <w:tcW w:type="dxa" w:w="3213"/>
-          </w:tcPr>
-          <w:p>
-            <w:r>
-              <w:rPr>
-                <w:sz w:val="18"/>
-              </w:rPr>
+            <w:tcW w:type="dxa" w:w="2409"/>
+          </w:tcPr>
+          <w:p>
+            <w:r>
+              <w:rPr>
+                <w:sz w:val="18"/>
+              </w:rPr>
+              <w:t>წარმოების მართვა: BOM (Bill of Materials), სამუშაო ცენტრები, წარმოების დავალებები (work orders), კომპონენტების ხელმისაწვდომობა, მზა პროდუქცი…</w:t>
+            </w:r>
+          </w:p>
+        </w:tc>
+        <w:tc>
+          <w:tcPr>
+            <w:tcW w:type="dxa" w:w="2409"/>
+          </w:tcPr>
+          <w:p>
+            <w:r>
+              <w:rPr>
+                <w:sz w:val="18"/>
+              </w:rPr>
+              <w:t>„ახალი BOM", „ინახება...", BOM-ის რიგი, „ახალი წარმოების დავალება", დავალების რიგი</w:t>
             </w:r>
           </w:p>
         </w:tc>
@@ -2166,7 +2881,7 @@
       <w:tr>
         <w:tc>
           <w:tcPr>
-            <w:tcW w:type="dxa" w:w="3213"/>
+            <w:tcW w:type="dxa" w:w="2409"/>
           </w:tcPr>
           <w:p>
             <w:r>
@@ -2179,7 +2894,7 @@
         </w:tc>
         <w:tc>
           <w:tcPr>
-            <w:tcW w:type="dxa" w:w="3213"/>
+            <w:tcW w:type="dxa" w:w="2409"/>
           </w:tcPr>
           <w:p>
             <w:r>
@@ -2192,13 +2907,27 @@
         </w:tc>
         <w:tc>
           <w:tcPr>
-            <w:tcW w:type="dxa" w:w="3213"/>
-          </w:tcPr>
-          <w:p>
-            <w:r>
-              <w:rPr>
-                <w:sz w:val="18"/>
-              </w:rPr>
+            <w:tcW w:type="dxa" w:w="2409"/>
+          </w:tcPr>
+          <w:p>
+            <w:r>
+              <w:rPr>
+                <w:sz w:val="18"/>
+              </w:rPr>
+              <w:t>მოგება-ზარალის ანგარიში (P&amp;L) — შემოსავლები, ხარჯები და წმინდა მოგება პერიოდის მიხედვით.</w:t>
+            </w:r>
+          </w:p>
+        </w:tc>
+        <w:tc>
+          <w:tcPr>
+            <w:tcW w:type="dxa" w:w="2409"/>
+          </w:tcPr>
+          <w:p>
+            <w:r>
+              <w:rPr>
+                <w:sz w:val="18"/>
+              </w:rPr>
+              <w:t>—</w:t>
             </w:r>
           </w:p>
         </w:tc>
@@ -2206,7 +2935,7 @@
       <w:tr>
         <w:tc>
           <w:tcPr>
-            <w:tcW w:type="dxa" w:w="3213"/>
+            <w:tcW w:type="dxa" w:w="2409"/>
           </w:tcPr>
           <w:p>
             <w:r>
@@ -2219,7 +2948,7 @@
         </w:tc>
         <w:tc>
           <w:tcPr>
-            <w:tcW w:type="dxa" w:w="3213"/>
+            <w:tcW w:type="dxa" w:w="2409"/>
           </w:tcPr>
           <w:p>
             <w:r>
@@ -2232,13 +2961,27 @@
         </w:tc>
         <w:tc>
           <w:tcPr>
-            <w:tcW w:type="dxa" w:w="3213"/>
-          </w:tcPr>
-          <w:p>
-            <w:r>
-              <w:rPr>
-                <w:sz w:val="18"/>
-              </w:rPr>
+            <w:tcW w:type="dxa" w:w="2409"/>
+          </w:tcPr>
+          <w:p>
+            <w:r>
+              <w:rPr>
+                <w:sz w:val="18"/>
+              </w:rPr>
+              <w:t>პროექტების მართვა: პროექტები, შაბლონები, milestones, წევრები (ალოკაცია/ტარიფი), timesheets (საათები → ხარჯი), მომგებიანობა, რესურსების დატვი…</w:t>
+            </w:r>
+          </w:p>
+        </w:tc>
+        <w:tc>
+          <w:tcPr>
+            <w:tcW w:type="dxa" w:w="2409"/>
+          </w:tcPr>
+          <w:p>
+            <w:r>
+              <w:rPr>
+                <w:sz w:val="18"/>
+              </w:rPr>
+              <w:t>„ახალი პროექტი", „შაბლონები", „დეტალები", პროექტის რიგი, „პროექტის შექმნა", „ინახება...", „ახალი milestone"</w:t>
             </w:r>
           </w:p>
         </w:tc>
@@ -2246,7 +2989,7 @@
       <w:tr>
         <w:tc>
           <w:tcPr>
-            <w:tcW w:type="dxa" w:w="3213"/>
+            <w:tcW w:type="dxa" w:w="2409"/>
           </w:tcPr>
           <w:p>
             <w:r>
@@ -2259,7 +3002,7 @@
         </w:tc>
         <w:tc>
           <w:tcPr>
-            <w:tcW w:type="dxa" w:w="3213"/>
+            <w:tcW w:type="dxa" w:w="2409"/>
           </w:tcPr>
           <w:p>
             <w:r>
@@ -2272,13 +3015,27 @@
         </w:tc>
         <w:tc>
           <w:tcPr>
-            <w:tcW w:type="dxa" w:w="3213"/>
-          </w:tcPr>
-          <w:p>
-            <w:r>
-              <w:rPr>
-                <w:sz w:val="18"/>
-              </w:rPr>
+            <w:tcW w:type="dxa" w:w="2409"/>
+          </w:tcPr>
+          <w:p>
+            <w:r>
+              <w:rPr>
+                <w:sz w:val="18"/>
+              </w:rPr>
+              <w:t>შესყიდვის შეკვეთების (Purchase Orders) სრული სასიცოცხლო ციკლი: შექმნა, დამტკიცება, საქონლის მიღება (goods receipt), ხარისხის შემოწმება, სამმ…</w:t>
+            </w:r>
+          </w:p>
+        </w:tc>
+        <w:tc>
+          <w:tcPr>
+            <w:tcW w:type="dxa" w:w="2409"/>
+          </w:tcPr>
+          <w:p>
+            <w:r>
+              <w:rPr>
+                <w:sz w:val="18"/>
+              </w:rPr>
+              <w:t>ძებნა, „ახალი შესყიდვის შეკვეთა", შეკვეთის რიგი, „ხაზის დამატება", „იქმნება...", „გაუქმება", „დამტკიცება"</w:t>
             </w:r>
           </w:p>
         </w:tc>
@@ -2286,7 +3043,7 @@
       <w:tr>
         <w:tc>
           <w:tcPr>
-            <w:tcW w:type="dxa" w:w="3213"/>
+            <w:tcW w:type="dxa" w:w="2409"/>
           </w:tcPr>
           <w:p>
             <w:r>
@@ -2299,7 +3056,7 @@
         </w:tc>
         <w:tc>
           <w:tcPr>
-            <w:tcW w:type="dxa" w:w="3213"/>
+            <w:tcW w:type="dxa" w:w="2409"/>
           </w:tcPr>
           <w:p>
             <w:r>
@@ -2312,13 +3069,27 @@
         </w:tc>
         <w:tc>
           <w:tcPr>
-            <w:tcW w:type="dxa" w:w="3213"/>
-          </w:tcPr>
-          <w:p>
-            <w:r>
-              <w:rPr>
-                <w:sz w:val="18"/>
-              </w:rPr>
+            <w:tcW w:type="dxa" w:w="2409"/>
+          </w:tcPr>
+          <w:p>
+            <w:r>
+              <w:rPr>
+                <w:sz w:val="18"/>
+              </w:rPr>
+              <w:t>კომერციული შემოთავაზებების (quote) შექმნა და მართვა — კლიენტს ეგზავნება ფასების წინადადება, რომელიც შემდეგ შეკვეთად გარდაიქმნება.</w:t>
+            </w:r>
+          </w:p>
+        </w:tc>
+        <w:tc>
+          <w:tcPr>
+            <w:tcW w:type="dxa" w:w="2409"/>
+          </w:tcPr>
+          <w:p>
+            <w:r>
+              <w:rPr>
+                <w:sz w:val="18"/>
+              </w:rPr>
+              <w:t>„ახალი შემოთავაზება", შემოთავაზების რიგი, „სტრიქონის დამატება", „შენახვა"</w:t>
             </w:r>
           </w:p>
         </w:tc>
@@ -2326,7 +3097,7 @@
       <w:tr>
         <w:tc>
           <w:tcPr>
-            <w:tcW w:type="dxa" w:w="3213"/>
+            <w:tcW w:type="dxa" w:w="2409"/>
           </w:tcPr>
           <w:p>
             <w:r>
@@ -2339,7 +3110,7 @@
         </w:tc>
         <w:tc>
           <w:tcPr>
-            <w:tcW w:type="dxa" w:w="3213"/>
+            <w:tcW w:type="dxa" w:w="2409"/>
           </w:tcPr>
           <w:p>
             <w:r>
@@ -2352,13 +3123,27 @@
         </w:tc>
         <w:tc>
           <w:tcPr>
-            <w:tcW w:type="dxa" w:w="3213"/>
-          </w:tcPr>
-          <w:p>
-            <w:r>
-              <w:rPr>
-                <w:sz w:val="18"/>
-              </w:rPr>
+            <w:tcW w:type="dxa" w:w="2409"/>
+          </w:tcPr>
+          <w:p>
+            <w:r>
+              <w:rPr>
+                <w:sz w:val="18"/>
+              </w:rPr>
+              <w:t>ანალიტიკური რეპორტები: შემოსავლები/ხარჯები, განზომილებები (მთვარე, ფილიალი, პროდუქტი, მენეჯერი), pivot ცხრილები, შენახული რეპორტები, განრიგე…</w:t>
+            </w:r>
+          </w:p>
+        </w:tc>
+        <w:tc>
+          <w:tcPr>
+            <w:tcW w:type="dxa" w:w="2409"/>
+          </w:tcPr>
+          <w:p>
+            <w:r>
+              <w:rPr>
+                <w:sz w:val="18"/>
+              </w:rPr>
+              <w:t>რეპორტის ტიპი, განზომილება, პერიოდი, „Excel ექსპორტი", „ექსპორტი", „Excel" (x4)</w:t>
             </w:r>
           </w:p>
         </w:tc>
@@ -2366,7 +3151,7 @@
       <w:tr>
         <w:tc>
           <w:tcPr>
-            <w:tcW w:type="dxa" w:w="3213"/>
+            <w:tcW w:type="dxa" w:w="2409"/>
           </w:tcPr>
           <w:p>
             <w:r>
@@ -2379,7 +3164,7 @@
         </w:tc>
         <w:tc>
           <w:tcPr>
-            <w:tcW w:type="dxa" w:w="3213"/>
+            <w:tcW w:type="dxa" w:w="2409"/>
           </w:tcPr>
           <w:p>
             <w:r>
@@ -2392,13 +3177,27 @@
         </w:tc>
         <w:tc>
           <w:tcPr>
-            <w:tcW w:type="dxa" w:w="3213"/>
-          </w:tcPr>
-          <w:p>
-            <w:r>
-              <w:rPr>
-                <w:sz w:val="18"/>
-              </w:rPr>
+            <w:tcW w:type="dxa" w:w="2409"/>
+          </w:tcPr>
+          <w:p>
+            <w:r>
+              <w:rPr>
+                <w:sz w:val="18"/>
+              </w:rPr>
+              <w:t>გაყიდვების გუნდების, მიზნების (targets) და საკომისიოს წესების მართვა — გაყიდვების სტიმულირება და კონტროლი.</w:t>
+            </w:r>
+          </w:p>
+        </w:tc>
+        <w:tc>
+          <w:tcPr>
+            <w:tcW w:type="dxa" w:w="2409"/>
+          </w:tcPr>
+          <w:p>
+            <w:r>
+              <w:rPr>
+                <w:sz w:val="18"/>
+              </w:rPr>
+              <w:t>„ახალი გუნდი", წევრების დამატება, „შენახვა", „გადახდა"</w:t>
             </w:r>
           </w:p>
         </w:tc>
@@ -2406,7 +3205,7 @@
       <w:tr>
         <w:tc>
           <w:tcPr>
-            <w:tcW w:type="dxa" w:w="3213"/>
+            <w:tcW w:type="dxa" w:w="2409"/>
           </w:tcPr>
           <w:p>
             <w:r>
@@ -2419,7 +3218,7 @@
         </w:tc>
         <w:tc>
           <w:tcPr>
-            <w:tcW w:type="dxa" w:w="3213"/>
+            <w:tcW w:type="dxa" w:w="2409"/>
           </w:tcPr>
           <w:p>
             <w:r>
@@ -2432,13 +3231,27 @@
         </w:tc>
         <w:tc>
           <w:tcPr>
-            <w:tcW w:type="dxa" w:w="3213"/>
-          </w:tcPr>
-          <w:p>
-            <w:r>
-              <w:rPr>
-                <w:sz w:val="18"/>
-              </w:rPr>
+            <w:tcW w:type="dxa" w:w="2409"/>
+          </w:tcPr>
+          <w:p>
+            <w:r>
+              <w:rPr>
+                <w:sz w:val="18"/>
+              </w:rPr>
+              <w:t>სისტემის უსაფრთხოების მართვა: ორფაქტორიანი ავტორიზაცია (2FA), შესვლის ისტორია, ველების დონეზე წვდომის კონტროლი (field-level access), RBAC წე…</w:t>
+            </w:r>
+          </w:p>
+        </w:tc>
+        <w:tc>
+          <w:tcPr>
+            <w:tcW w:type="dxa" w:w="2409"/>
+          </w:tcPr>
+          <w:p>
+            <w:r>
+              <w:rPr>
+                <w:sz w:val="18"/>
+              </w:rPr>
+              <w:t>„ჩართვა", „გამორთვა", „ახალი წესი", „შექმნა", წესის რიგი</w:t>
             </w:r>
           </w:p>
         </w:tc>
@@ -2446,7 +3259,7 @@
       <w:tr>
         <w:tc>
           <w:tcPr>
-            <w:tcW w:type="dxa" w:w="3213"/>
+            <w:tcW w:type="dxa" w:w="2409"/>
           </w:tcPr>
           <w:p>
             <w:r>
@@ -2459,7 +3272,7 @@
         </w:tc>
         <w:tc>
           <w:tcPr>
-            <w:tcW w:type="dxa" w:w="3213"/>
+            <w:tcW w:type="dxa" w:w="2409"/>
           </w:tcPr>
           <w:p>
             <w:r>
@@ -2472,13 +3285,27 @@
         </w:tc>
         <w:tc>
           <w:tcPr>
-            <w:tcW w:type="dxa" w:w="3213"/>
-          </w:tcPr>
-          <w:p>
-            <w:r>
-              <w:rPr>
-                <w:sz w:val="18"/>
-              </w:rPr>
+            <w:tcW w:type="dxa" w:w="2409"/>
+          </w:tcPr>
+          <w:p>
+            <w:r>
+              <w:rPr>
+                <w:sz w:val="18"/>
+              </w:rPr>
+              <w:t>კომპანიის პარამეტრები: კომპანიის მონაცემები, მოდულების ჩართვა/გამორთვა, ელ.ფოსტის კონფიგურაცია, მომხმარებლების მართვა, RS.ge სტატუსი, შესყიდ…</w:t>
+            </w:r>
+          </w:p>
+        </w:tc>
+        <w:tc>
+          <w:tcPr>
+            <w:tcW w:type="dxa" w:w="2409"/>
+          </w:tcPr>
+          <w:p>
+            <w:r>
+              <w:rPr>
+                <w:sz w:val="18"/>
+              </w:rPr>
+              <w:t>„ინახება...", სახელი, კოდი, მისამართი, ტელეფონი, მოდულების სია, „მოწმდება...", „მოწვევა", „იძებნება...", მომხმარებლების სია</w:t>
             </w:r>
           </w:p>
         </w:tc>
@@ -2486,7 +3313,7 @@
       <w:tr>
         <w:tc>
           <w:tcPr>
-            <w:tcW w:type="dxa" w:w="3213"/>
+            <w:tcW w:type="dxa" w:w="2409"/>
           </w:tcPr>
           <w:p>
             <w:r>
@@ -2499,7 +3326,7 @@
         </w:tc>
         <w:tc>
           <w:tcPr>
-            <w:tcW w:type="dxa" w:w="3213"/>
+            <w:tcW w:type="dxa" w:w="2409"/>
           </w:tcPr>
           <w:p>
             <w:r>
@@ -2512,13 +3339,27 @@
         </w:tc>
         <w:tc>
           <w:tcPr>
-            <w:tcW w:type="dxa" w:w="3213"/>
-          </w:tcPr>
-          <w:p>
-            <w:r>
-              <w:rPr>
-                <w:sz w:val="18"/>
-              </w:rPr>
+            <w:tcW w:type="dxa" w:w="2409"/>
+          </w:tcPr>
+          <w:p>
+            <w:r>
+              <w:rPr>
+                <w:sz w:val="18"/>
+              </w:rPr>
+              <w:t>საქართველოს საგადასახადო ანგარიშგება: დღგ-ის დეკლარაცია, საშემოსავლო გადასახადი, ბალანსის ფორმა, შეჯერება (reconciliation) და გაგზავნა.</w:t>
+            </w:r>
+          </w:p>
+        </w:tc>
+        <w:tc>
+          <w:tcPr>
+            <w:tcW w:type="dxa" w:w="2409"/>
+          </w:tcPr>
+          <w:p>
+            <w:r>
+              <w:rPr>
+                <w:sz w:val="18"/>
+              </w:rPr>
+              <w:t>დეკლარაციის მონაცემები, გაყიდვების რეესტრი, შესყიდვების რეესტრი, „გაგზავნა", „იგზავნება...", „ექსპორტი"</w:t>
             </w:r>
           </w:p>
         </w:tc>
@@ -2526,7 +3367,7 @@
       <w:tr>
         <w:tc>
           <w:tcPr>
-            <w:tcW w:type="dxa" w:w="3213"/>
+            <w:tcW w:type="dxa" w:w="2409"/>
           </w:tcPr>
           <w:p>
             <w:r>
@@ -2539,7 +3380,7 @@
         </w:tc>
         <w:tc>
           <w:tcPr>
-            <w:tcW w:type="dxa" w:w="3213"/>
+            <w:tcW w:type="dxa" w:w="2409"/>
           </w:tcPr>
           <w:p>
             <w:r>
@@ -2552,13 +3393,27 @@
         </w:tc>
         <w:tc>
           <w:tcPr>
-            <w:tcW w:type="dxa" w:w="3213"/>
-          </w:tcPr>
-          <w:p>
-            <w:r>
-              <w:rPr>
-                <w:sz w:val="18"/>
-              </w:rPr>
+            <w:tcW w:type="dxa" w:w="2409"/>
+          </w:tcPr>
+          <w:p>
+            <w:r>
+              <w:rPr>
+                <w:sz w:val="18"/>
+              </w:rPr>
+              <w:t>აპლიკაციების სტუდია — მომხმარებლის მიერ შექმნილი აპლიკაციები და ფორმები (no-code მიდგომა): აპლიკაცია → ფორმები → ჩანაწერები.</w:t>
+            </w:r>
+          </w:p>
+        </w:tc>
+        <w:tc>
+          <w:tcPr>
+            <w:tcW w:type="dxa" w:w="2409"/>
+          </w:tcPr>
+          <w:p>
+            <w:r>
+              <w:rPr>
+                <w:sz w:val="18"/>
+              </w:rPr>
+              <w:t>—</w:t>
             </w:r>
           </w:p>
         </w:tc>
@@ -2566,7 +3421,7 @@
       <w:tr>
         <w:tc>
           <w:tcPr>
-            <w:tcW w:type="dxa" w:w="3213"/>
+            <w:tcW w:type="dxa" w:w="2409"/>
           </w:tcPr>
           <w:p>
             <w:r>
@@ -2579,7 +3434,7 @@
         </w:tc>
         <w:tc>
           <w:tcPr>
-            <w:tcW w:type="dxa" w:w="3213"/>
+            <w:tcW w:type="dxa" w:w="2409"/>
           </w:tcPr>
           <w:p>
             <w:r>
@@ -2592,13 +3447,27 @@
         </w:tc>
         <w:tc>
           <w:tcPr>
-            <w:tcW w:type="dxa" w:w="3213"/>
-          </w:tcPr>
-          <w:p>
-            <w:r>
-              <w:rPr>
-                <w:sz w:val="18"/>
-              </w:rPr>
+            <w:tcW w:type="dxa" w:w="2409"/>
+          </w:tcPr>
+          <w:p>
+            <w:r>
+              <w:rPr>
+                <w:sz w:val="18"/>
+              </w:rPr>
+              <w:t>განმეორებადი გამოწერების მართვა — პერიოდული გადახდები კლიენტებისგან (თვიური, წლიური, ერთჯერადი).</w:t>
+            </w:r>
+          </w:p>
+        </w:tc>
+        <w:tc>
+          <w:tcPr>
+            <w:tcW w:type="dxa" w:w="2409"/>
+          </w:tcPr>
+          <w:p>
+            <w:r>
+              <w:rPr>
+                <w:sz w:val="18"/>
+              </w:rPr>
+              <w:t>„ახალი გამოწერა", გამოწერის რიგი, „შენახვა"</w:t>
             </w:r>
           </w:p>
         </w:tc>
@@ -2606,7 +3475,7 @@
       <w:tr>
         <w:tc>
           <w:tcPr>
-            <w:tcW w:type="dxa" w:w="3213"/>
+            <w:tcW w:type="dxa" w:w="2409"/>
           </w:tcPr>
           <w:p>
             <w:r>
@@ -2619,7 +3488,7 @@
         </w:tc>
         <w:tc>
           <w:tcPr>
-            <w:tcW w:type="dxa" w:w="3213"/>
+            <w:tcW w:type="dxa" w:w="2409"/>
           </w:tcPr>
           <w:p>
             <w:r>
@@ -2632,13 +3501,27 @@
         </w:tc>
         <w:tc>
           <w:tcPr>
-            <w:tcW w:type="dxa" w:w="3213"/>
-          </w:tcPr>
-          <w:p>
-            <w:r>
-              <w:rPr>
-                <w:sz w:val="18"/>
-              </w:rPr>
+            <w:tcW w:type="dxa" w:w="2409"/>
+          </w:tcPr>
+          <w:p>
+            <w:r>
+              <w:rPr>
+                <w:sz w:val="18"/>
+              </w:rPr>
+              <w:t>მომწოდებლის ინვოისების და დავალიანებების (payables) მართვა: ინვოისის შექმნა, დამტკიცება, payable-ის შექმნა, გადახდა, კრედიტ-ნოტა, ზედმეტად გ…</w:t>
+            </w:r>
+          </w:p>
+        </w:tc>
+        <w:tc>
+          <w:tcPr>
+            <w:tcW w:type="dxa" w:w="2409"/>
+          </w:tcPr>
+          <w:p>
+            <w:r>
+              <w:rPr>
+                <w:sz w:val="18"/>
+              </w:rPr>
+              <w:t>„ახალი მომწოდებლის ინვოისი", „დამტკიცება და payable-ის შექმნა", „საკრედიტო ჩანაწერი", „გადახდის დაფიქსირება", „გადახდა"</w:t>
             </w:r>
           </w:p>
         </w:tc>
@@ -2646,7 +3529,7 @@
       <w:tr>
         <w:tc>
           <w:tcPr>
-            <w:tcW w:type="dxa" w:w="3213"/>
+            <w:tcW w:type="dxa" w:w="2409"/>
           </w:tcPr>
           <w:p>
             <w:r>
@@ -2659,7 +3542,7 @@
         </w:tc>
         <w:tc>
           <w:tcPr>
-            <w:tcW w:type="dxa" w:w="3213"/>
+            <w:tcW w:type="dxa" w:w="2409"/>
           </w:tcPr>
           <w:p>
             <w:r>
@@ -2672,13 +3555,27 @@
         </w:tc>
         <w:tc>
           <w:tcPr>
-            <w:tcW w:type="dxa" w:w="3213"/>
-          </w:tcPr>
-          <w:p>
-            <w:r>
-              <w:rPr>
-                <w:sz w:val="18"/>
-              </w:rPr>
+            <w:tcW w:type="dxa" w:w="2409"/>
+          </w:tcPr>
+          <w:p>
+            <w:r>
+              <w:rPr>
+                <w:sz w:val="18"/>
+              </w:rPr>
+              <w:t>მომწოდებლების რეესტრი: კომპანიის მონაცემები, საბანკო რეკვიზიტები, რეიტინგები, დუბლიკატების კონტროლი.</w:t>
+            </w:r>
+          </w:p>
+        </w:tc>
+        <w:tc>
+          <w:tcPr>
+            <w:tcW w:type="dxa" w:w="2409"/>
+          </w:tcPr>
+          <w:p>
+            <w:r>
+              <w:rPr>
+                <w:sz w:val="18"/>
+              </w:rPr>
+              <w:t>ძებნა, „ახალი მომწოდებელი", მომწოდებლის რიგი, „ინახება...", „გაუქმება"</w:t>
             </w:r>
           </w:p>
         </w:tc>
@@ -2686,7 +3583,7 @@
       <w:tr>
         <w:tc>
           <w:tcPr>
-            <w:tcW w:type="dxa" w:w="3213"/>
+            <w:tcW w:type="dxa" w:w="2409"/>
           </w:tcPr>
           <w:p>
             <w:r>
@@ -2699,7 +3596,7 @@
         </w:tc>
         <w:tc>
           <w:tcPr>
-            <w:tcW w:type="dxa" w:w="3213"/>
+            <w:tcW w:type="dxa" w:w="2409"/>
           </w:tcPr>
           <w:p>
             <w:r>
@@ -2712,13 +3609,27 @@
         </w:tc>
         <w:tc>
           <w:tcPr>
-            <w:tcW w:type="dxa" w:w="3213"/>
-          </w:tcPr>
-          <w:p>
-            <w:r>
-              <w:rPr>
-                <w:sz w:val="18"/>
-              </w:rPr>
+            <w:tcW w:type="dxa" w:w="2409"/>
+          </w:tcPr>
+          <w:p>
+            <w:r>
+              <w:rPr>
+                <w:sz w:val="18"/>
+              </w:rPr>
+              <w:t>დავალებების მართვა: სია, Kanban დოსკა, კალენდარი, Gantt, კომენტარები, დამოკიდებულებები, შეხსენებები.</w:t>
+            </w:r>
+          </w:p>
+        </w:tc>
+        <w:tc>
+          <w:tcPr>
+            <w:tcW w:type="dxa" w:w="2409"/>
+          </w:tcPr>
+          <w:p>
+            <w:r>
+              <w:rPr>
+                <w:sz w:val="18"/>
+              </w:rPr>
+              <w:t>„სია", „დოსკა", „კალენდარი", „Gantt", ძებნა, „ახალი დავალება", „ყველა"</w:t>
             </w:r>
           </w:p>
         </w:tc>
@@ -2726,7 +3637,7 @@
       <w:tr>
         <w:tc>
           <w:tcPr>
-            <w:tcW w:type="dxa" w:w="3213"/>
+            <w:tcW w:type="dxa" w:w="2409"/>
           </w:tcPr>
           <w:p>
             <w:r>
@@ -2739,7 +3650,7 @@
         </w:tc>
         <w:tc>
           <w:tcPr>
-            <w:tcW w:type="dxa" w:w="3213"/>
+            <w:tcW w:type="dxa" w:w="2409"/>
           </w:tcPr>
           <w:p>
             <w:r>
@@ -2752,13 +3663,27 @@
         </w:tc>
         <w:tc>
           <w:tcPr>
-            <w:tcW w:type="dxa" w:w="3213"/>
-          </w:tcPr>
-          <w:p>
-            <w:r>
-              <w:rPr>
-                <w:sz w:val="18"/>
-              </w:rPr>
+            <w:tcW w:type="dxa" w:w="2409"/>
+          </w:tcPr>
+          <w:p>
+            <w:r>
+              <w:rPr>
+                <w:sz w:val="18"/>
+              </w:rPr>
+              <w:t>საცდელი ბალანსის ანგარიში — ყველა ანგარიშის დებეტი/კრედიტი ნაშთები პერიოდის მიხედვით. ამოწმებს ბუღალტრული ჩანაწერების სისწორეს (დებეტი = კრე…</w:t>
+            </w:r>
+          </w:p>
+        </w:tc>
+        <w:tc>
+          <w:tcPr>
+            <w:tcW w:type="dxa" w:w="2409"/>
+          </w:tcPr>
+          <w:p>
+            <w:r>
+              <w:rPr>
+                <w:sz w:val="18"/>
+              </w:rPr>
+              <w:t>—</w:t>
             </w:r>
           </w:p>
         </w:tc>
@@ -2766,7 +3691,7 @@
       <w:tr>
         <w:tc>
           <w:tcPr>
-            <w:tcW w:type="dxa" w:w="3213"/>
+            <w:tcW w:type="dxa" w:w="2409"/>
           </w:tcPr>
           <w:p>
             <w:r>
@@ -2779,7 +3704,7 @@
         </w:tc>
         <w:tc>
           <w:tcPr>
-            <w:tcW w:type="dxa" w:w="3213"/>
+            <w:tcW w:type="dxa" w:w="2409"/>
           </w:tcPr>
           <w:p>
             <w:r>
@@ -2792,13 +3717,27 @@
         </w:tc>
         <w:tc>
           <w:tcPr>
-            <w:tcW w:type="dxa" w:w="3213"/>
-          </w:tcPr>
-          <w:p>
-            <w:r>
-              <w:rPr>
-                <w:sz w:val="18"/>
-              </w:rPr>
+            <w:tcW w:type="dxa" w:w="2409"/>
+          </w:tcPr>
+          <w:p>
+            <w:r>
+              <w:rPr>
+                <w:sz w:val="18"/>
+              </w:rPr>
+              <w:t>მომწოდებლის პორტალის მომხმარებლების მართვა — მომწოდებლებს ეძლევათ წვდომა პორტალზე (შეკვეთები, ინვოისები, გადახდები).</w:t>
+            </w:r>
+          </w:p>
+        </w:tc>
+        <w:tc>
+          <w:tcPr>
+            <w:tcW w:type="dxa" w:w="2409"/>
+          </w:tcPr>
+          <w:p>
+            <w:r>
+              <w:rPr>
+                <w:sz w:val="18"/>
+              </w:rPr>
+              <w:t>„ახალი პორტალის მომხმარებელი", მომხმარებლის რიგი, „შენახვა"</w:t>
             </w:r>
           </w:p>
         </w:tc>
@@ -2806,7 +3745,7 @@
       <w:tr>
         <w:tc>
           <w:tcPr>
-            <w:tcW w:type="dxa" w:w="3213"/>
+            <w:tcW w:type="dxa" w:w="2409"/>
           </w:tcPr>
           <w:p>
             <w:r>
@@ -2819,7 +3758,7 @@
         </w:tc>
         <w:tc>
           <w:tcPr>
-            <w:tcW w:type="dxa" w:w="3213"/>
+            <w:tcW w:type="dxa" w:w="2409"/>
           </w:tcPr>
           <w:p>
             <w:r>
@@ -2832,13 +3771,27 @@
         </w:tc>
         <w:tc>
           <w:tcPr>
-            <w:tcW w:type="dxa" w:w="3213"/>
-          </w:tcPr>
-          <w:p>
-            <w:r>
-              <w:rPr>
-                <w:sz w:val="18"/>
-              </w:rPr>
+            <w:tcW w:type="dxa" w:w="2409"/>
+          </w:tcPr>
+          <w:p>
+            <w:r>
+              <w:rPr>
+                <w:sz w:val="18"/>
+              </w:rPr>
+              <w:t>საწყობის მოწინავე მართვა: პარტიები (batches), სერიული ნომრები, პიკინგი, შევსება (replenishment), ლენდედ ქოსთი, ლოკაციები, ინვენტარიზაცია, FI…</w:t>
+            </w:r>
+          </w:p>
+        </w:tc>
+        <w:tc>
+          <w:tcPr>
+            <w:tcW w:type="dxa" w:w="2409"/>
+          </w:tcPr>
+          <w:p>
+            <w:r>
+              <w:rPr>
+                <w:sz w:val="18"/>
+              </w:rPr>
+              <w:t>„ახალი პარტია", „FIFO/FEFO", „ძიება", „დასრულება"</w:t>
             </w:r>
           </w:p>
         </w:tc>
@@ -2881,6 +3834,16 @@
           <w:color w:val="105F7D"/>
         </w:rPr>
         <w:t>ბუღალტრული კონტროლები</w:t>
+      </w:r>
+    </w:p>
+    <w:p>
+      <w:r>
+        <w:rPr>
+          <w:rFonts w:ascii="Arial" w:hAnsi="Arial"/>
+          <w:b w:val="0"/>
+          <w:sz w:val="22"/>
+        </w:rPr>
+        <w:t>ბუღალტრული კონტროლის პარამეტრები: ფისკალური პოზიციები, კონსოლიდაციის მაპინგები, ფიქსირებული კურსები (FX).</w:t>
       </w:r>
     </w:p>
     <w:p>
@@ -3165,6 +4128,26 @@
       </w:r>
     </w:p>
     <w:p>
+      <w:r>
+        <w:rPr>
+          <w:rFonts w:ascii="Arial" w:hAnsi="Arial"/>
+          <w:b/>
+          <w:sz w:val="20"/>
+        </w:rPr>
+        <w:t>როგორ მუშაობს:</w:t>
+      </w:r>
+    </w:p>
+    <w:p>
+      <w:r>
+        <w:rPr>
+          <w:rFonts w:ascii="Arial" w:hAnsi="Arial"/>
+          <w:b w:val="0"/>
+          <w:sz w:val="20"/>
+        </w:rPr>
+        <w:t>- **ფისკალური პოზიცია:** განსაზღვრავს დღგ-ის მოპყრობას (მაგ. ექსპორტი — 0%) - **მაპინგი:** კომპანიის ანგარიშების დაკავშირება კონსოლიდაციის ანგარიშებთან - **FX კურსი:** ფიქსირებული კურსი კონსოლიდაციისთვის</w:t>
+      </w:r>
+    </w:p>
+    <w:p>
       <w:pPr>
         <w:pStyle w:val="Heading2"/>
       </w:pPr>
@@ -3174,6 +4157,16 @@
           <w:color w:val="105F7D"/>
         </w:rPr>
         <w:t>სააღრიცხვო პერიოდები</w:t>
+      </w:r>
+    </w:p>
+    <w:p>
+      <w:r>
+        <w:rPr>
+          <w:rFonts w:ascii="Arial" w:hAnsi="Arial"/>
+          <w:b w:val="0"/>
+          <w:sz w:val="22"/>
+        </w:rPr>
+        <w:t>სააღრიცხვო პერიოდების მართვა: გახსნა, დახურვა, ხელახლა გახსნა, დახურვის ისტორია და დახურვის წინასწარი შემოწმება (checklist).</w:t>
       </w:r>
     </w:p>
     <w:p>
@@ -3898,6 +4891,26 @@
       </w:r>
     </w:p>
     <w:p>
+      <w:r>
+        <w:rPr>
+          <w:rFonts w:ascii="Arial" w:hAnsi="Arial"/>
+          <w:b/>
+          <w:sz w:val="20"/>
+        </w:rPr>
+        <w:t>როგორ მუშაობს:</w:t>
+      </w:r>
+    </w:p>
+    <w:p>
+      <w:r>
+        <w:rPr>
+          <w:rFonts w:ascii="Arial" w:hAnsi="Arial"/>
+          <w:b w:val="0"/>
+          <w:sz w:val="20"/>
+        </w:rPr>
+        <w:t>- **დახურვა:** დახურულ პერიოდში ახალი ჩანაწერები აკრძალულია - **Checklist:** დახურვამდე ამოწმებს: ყველა ინვოისი დადასტურებულია, ბანკი შეჯერებულია, ამორტიზაცია გატარებულია - **Reopen:** შეცდომის შემთხვევაში პერიოდის ხელახლა გახსნა (ისტორიით)</w:t>
+      </w:r>
+    </w:p>
+    <w:p>
       <w:pPr>
         <w:pStyle w:val="Heading2"/>
       </w:pPr>
@@ -3907,6 +4920,16 @@
           <w:color w:val="105F7D"/>
         </w:rPr>
         <w:t>AI ასისტენტი</w:t>
+      </w:r>
+    </w:p>
+    <w:p>
+      <w:r>
+        <w:rPr>
+          <w:rFonts w:ascii="Arial" w:hAnsi="Arial"/>
+          <w:b w:val="0"/>
+          <w:sz w:val="22"/>
+        </w:rPr>
+        <w:t>AI ასისტენტი — ჩატი კომპანიის მონაცემებზე (RAG): მომხმარებელი სვამს კითხვას ბუნებრივ ენაზე, სისტემა პასუხობს ბაზაში არსებული მონაცემების საფუძველზე.</w:t>
       </w:r>
     </w:p>
     <w:p>
@@ -4045,6 +5068,26 @@
       </w:tr>
     </w:tbl>
     <w:p>
+      <w:r>
+        <w:rPr>
+          <w:rFonts w:ascii="Arial" w:hAnsi="Arial"/>
+          <w:b/>
+          <w:sz w:val="20"/>
+        </w:rPr>
+        <w:t>როგორ მუშაობს:</w:t>
+      </w:r>
+    </w:p>
+    <w:p>
+      <w:r>
+        <w:rPr>
+          <w:rFonts w:ascii="Arial" w:hAnsi="Arial"/>
+          <w:b w:val="0"/>
+          <w:sz w:val="20"/>
+        </w:rPr>
+        <w:t>- **RAG:** მონაცემები ინდექსირდება pgvector-ში (`embedding.py`, `rag.py` სერვისები) - **ინდექსაცია:** კლიენტები, შეკვეთები, ინვოისები, დავალებები — ვექტორული ძებნა - **reindex:** მონაცემების ცვლილებისას ხელახალი ინდექსაცია - **უსაფრთხოება:** პასუხები შემოიფარგლება მიმდინარე კომპანიის მონაცემებით (RLS)</w:t>
+      </w:r>
+    </w:p>
+    <w:p>
       <w:pPr>
         <w:pStyle w:val="Heading2"/>
       </w:pPr>
@@ -4054,6 +5097,16 @@
           <w:color w:val="105F7D"/>
         </w:rPr>
         <w:t>ანალიტიკური აღრიცხვა</w:t>
+      </w:r>
+    </w:p>
+    <w:p>
+      <w:r>
+        <w:rPr>
+          <w:rFonts w:ascii="Arial" w:hAnsi="Arial"/>
+          <w:b w:val="0"/>
+          <w:sz w:val="22"/>
+        </w:rPr>
+        <w:t>ანალიტიკური აღრიცხვა — ხარჯების/შემოსავლების დაყოფა ანალიტიკურ ცენტრებზე (პროექტი, დეპარტამენტი, პროდუქტი) და განაწილების წესები.</w:t>
       </w:r>
     </w:p>
     <w:p>
@@ -4558,6 +5611,26 @@
       </w:r>
     </w:p>
     <w:p>
+      <w:r>
+        <w:rPr>
+          <w:rFonts w:ascii="Arial" w:hAnsi="Arial"/>
+          <w:b/>
+          <w:sz w:val="20"/>
+        </w:rPr>
+        <w:t>როგორ მუშაობს:</w:t>
+      </w:r>
+    </w:p>
+    <w:p>
+      <w:r>
+        <w:rPr>
+          <w:rFonts w:ascii="Arial" w:hAnsi="Arial"/>
+          <w:b w:val="0"/>
+          <w:sz w:val="20"/>
+        </w:rPr>
+        <w:t>- ანალიტიკური ჩანაწერი უკავშირდება GL ჩანაწერს და ცენტრს - განაწილების წესები ავტომატურად ანაწილებს ხარჯებს ცენტრებზე (პროცენტულად) - `gl_reconciliation` ამოწმებს, რომ ყველა GL ჩანაწერი დაფარულია ანალიტიკით</w:t>
+      </w:r>
+    </w:p>
+    <w:p>
       <w:pPr>
         <w:pStyle w:val="Heading2"/>
       </w:pPr>
@@ -4567,6 +5640,16 @@
           <w:color w:val="105F7D"/>
         </w:rPr>
         <w:t>ძირითადი საშუალებები</w:t>
+      </w:r>
+    </w:p>
+    <w:p>
+      <w:r>
+        <w:rPr>
+          <w:rFonts w:ascii="Arial" w:hAnsi="Arial"/>
+          <w:b w:val="0"/>
+          <w:sz w:val="22"/>
+        </w:rPr>
+        <w:t>ძირითადი საშუალებების აღრიცხვა: აქტივები, ამორტიზაციის გრაფიკი, ამორტიზაციის გატარება, ჩამოწერა (dispose).</w:t>
       </w:r>
     </w:p>
     <w:p>
@@ -5291,6 +6374,26 @@
       </w:r>
     </w:p>
     <w:p>
+      <w:r>
+        <w:rPr>
+          <w:rFonts w:ascii="Arial" w:hAnsi="Arial"/>
+          <w:b/>
+          <w:sz w:val="20"/>
+        </w:rPr>
+        <w:t>როგორ მუშაობს:</w:t>
+      </w:r>
+    </w:p>
+    <w:p>
+      <w:r>
+        <w:rPr>
+          <w:rFonts w:ascii="Arial" w:hAnsi="Arial"/>
+          <w:b w:val="0"/>
+          <w:sz w:val="20"/>
+        </w:rPr>
+        <w:t>- **ამორტიზაცია:** ხაზოვანი მეთოდი, გრაფიკი ითვლება აქტივის ვადის მიხედვით - **გატარება:** ამორტიზაცია ქმნის GL ჩანაწერს (ხარჯი ↔ დაგროვილი ამორტიზაცია) - **ჩამოწერა:** აქტივის ნარჩენი ღირებულების ჩამოწერა</w:t>
+      </w:r>
+    </w:p>
+    <w:p>
       <w:pPr>
         <w:pStyle w:val="Heading2"/>
       </w:pPr>
@@ -5300,6 +6403,16 @@
           <w:color w:val="105F7D"/>
         </w:rPr>
         <w:t>ავტომატიზაცია</w:t>
+      </w:r>
+    </w:p>
+    <w:p>
+      <w:r>
+        <w:rPr>
+          <w:rFonts w:ascii="Arial" w:hAnsi="Arial"/>
+          <w:b w:val="0"/>
+          <w:sz w:val="22"/>
+        </w:rPr>
+        <w:t>Trigger → Action ავტომატიზაციის წესები: მოვლენის დადგომისას (მაგ. ინვოისის დადასტურება) ავტომატურად სრულდება მოქმედება (მაგ. შეტყობინება, დავალების შექმნა, ელ.ფოსტა).</w:t>
       </w:r>
     </w:p>
     <w:p>
@@ -5612,6 +6725,26 @@
       </w:r>
     </w:p>
     <w:p>
+      <w:r>
+        <w:rPr>
+          <w:rFonts w:ascii="Arial" w:hAnsi="Arial"/>
+          <w:b/>
+          <w:sz w:val="20"/>
+        </w:rPr>
+        <w:t>როგორ მუშაობს:</w:t>
+      </w:r>
+    </w:p>
+    <w:p>
+      <w:r>
+        <w:rPr>
+          <w:rFonts w:ascii="Arial" w:hAnsi="Arial"/>
+          <w:b w:val="0"/>
+          <w:sz w:val="20"/>
+        </w:rPr>
+        <w:t>- **ტრიგერები:** სისტემის მოვლენები (ინვოისი, შეკვეთა, გადახდა, დავალება) - **მოქმედებები:** შეტყობინება, დავალების შექმნა, ელ.ფოსტის გაგზავნა - **პირობები:** ტრიგერი მუშაობს მხოლოდ პირობის დაკმაყოფილებისას - `run_trigger` საშუალებას აძლევს ტრიგერის ხელით გაშვებას ტესტირებისთვის</w:t>
+      </w:r>
+    </w:p>
+    <w:p>
       <w:pPr>
         <w:pStyle w:val="Heading2"/>
       </w:pPr>
@@ -5624,6 +6757,36 @@
       </w:r>
     </w:p>
     <w:p>
+      <w:r>
+        <w:rPr>
+          <w:rFonts w:ascii="Arial" w:hAnsi="Arial"/>
+          <w:b w:val="0"/>
+          <w:sz w:val="22"/>
+        </w:rPr>
+        <w:t>ბალანსის ანგარიში — აქტივები, ვალდებულებები და კაპიტალი კონკრეტული თარიღისთვის.</w:t>
+      </w:r>
+    </w:p>
+    <w:p>
+      <w:r>
+        <w:rPr>
+          <w:rFonts w:ascii="Arial" w:hAnsi="Arial"/>
+          <w:b/>
+          <w:sz w:val="20"/>
+        </w:rPr>
+        <w:t>როგორ მუშაობს:</w:t>
+      </w:r>
+    </w:p>
+    <w:p>
+      <w:r>
+        <w:rPr>
+          <w:rFonts w:ascii="Arial" w:hAnsi="Arial"/>
+          <w:b w:val="0"/>
+          <w:sz w:val="20"/>
+        </w:rPr>
+        <w:t>- **ძირითადი განტოლება:** აქტივები = ვალდებულებები + კაპიტალი - ითვლება ანგარიშთა გეგმის ტიპების მიხედვით (აქტივი/ვალდებულება/კაპიტალი) - ნაშთები ნაჩვენებია არჩეული თარიღის მდგომარეობით</w:t>
+      </w:r>
+    </w:p>
+    <w:p>
       <w:pPr>
         <w:pStyle w:val="Heading2"/>
       </w:pPr>
@@ -5636,6 +6799,36 @@
       </w:r>
     </w:p>
     <w:p>
+      <w:r>
+        <w:rPr>
+          <w:rFonts w:ascii="Arial" w:hAnsi="Arial"/>
+          <w:b w:val="0"/>
+          <w:sz w:val="22"/>
+        </w:rPr>
+        <w:t>ბანკის შეჯერების წინადადებების პარტიული დამტკიცება — ერთი მოქმედებით მრავალი შეჯერების წინადადების დამტკიცება.</w:t>
+      </w:r>
+    </w:p>
+    <w:p>
+      <w:r>
+        <w:rPr>
+          <w:rFonts w:ascii="Arial" w:hAnsi="Arial"/>
+          <w:b/>
+          <w:sz w:val="20"/>
+        </w:rPr>
+        <w:t>როგორ მუშაობს:</w:t>
+      </w:r>
+    </w:p>
+    <w:p>
+      <w:r>
+        <w:rPr>
+          <w:rFonts w:ascii="Arial" w:hAnsi="Arial"/>
+          <w:b w:val="0"/>
+          <w:sz w:val="20"/>
+        </w:rPr>
+        <w:t>- ირჩევს ყველა დაუმუშავებელ შეჯერების წინადადებას და ამტკიცებს ერთდროულად - გამოიყენება მაშინ, როცა წინადადებები სანდოა (მაგ. წესებით გენერირებული)</w:t>
+      </w:r>
+    </w:p>
+    <w:p>
       <w:pPr>
         <w:pStyle w:val="Heading2"/>
       </w:pPr>
@@ -5645,6 +6838,16 @@
           <w:color w:val="105F7D"/>
         </w:rPr>
         <w:t>შეჯერების წესები</w:t>
+      </w:r>
+    </w:p>
+    <w:p>
+      <w:r>
+        <w:rPr>
+          <w:rFonts w:ascii="Arial" w:hAnsi="Arial"/>
+          <w:b w:val="0"/>
+          <w:sz w:val="22"/>
+        </w:rPr>
+        <w:t>ბანკის ტრანზაქციების ავტომატური შეჯერების წესების მართვა — წესი ადარებს ტრანზაქციის აღწერას და ავტომატურად უკავშირებს შესაბამის ანგარიშს/კონტრაგენტს.</w:t>
       </w:r>
     </w:p>
     <w:p>
@@ -6039,6 +7242,26 @@
       </w:r>
     </w:p>
     <w:p>
+      <w:r>
+        <w:rPr>
+          <w:rFonts w:ascii="Arial" w:hAnsi="Arial"/>
+          <w:b/>
+          <w:sz w:val="20"/>
+        </w:rPr>
+        <w:t>როგორ მუშაობს:</w:t>
+      </w:r>
+    </w:p>
+    <w:p>
+      <w:r>
+        <w:rPr>
+          <w:rFonts w:ascii="Arial" w:hAnsi="Arial"/>
+          <w:b w:val="0"/>
+          <w:sz w:val="20"/>
+        </w:rPr>
+        <w:t>- წესი მუშაობს ტრანზაქციის აღწერაზე (substring match) - გამოყენებისას ავტომატურად იქმნება შეჯერება დაუმუშავებელი ტრანზაქციებისთვის</w:t>
+      </w:r>
+    </w:p>
+    <w:p>
       <w:pPr>
         <w:pStyle w:val="Heading2"/>
       </w:pPr>
@@ -6048,6 +7271,16 @@
           <w:color w:val="105F7D"/>
         </w:rPr>
         <w:t>საბანკო</w:t>
+      </w:r>
+    </w:p>
+    <w:p>
+      <w:r>
+        <w:rPr>
+          <w:rFonts w:ascii="Arial" w:hAnsi="Arial"/>
+          <w:b w:val="0"/>
+          <w:sz w:val="22"/>
+        </w:rPr>
+        <w:t>საბანკო ანგარიშების მართვა, ამონაწერების (statement) იმპორტი, ტრანზაქციების შეჯერება (reconciliation) და შეჯერების ავტომატური წესები.</w:t>
       </w:r>
     </w:p>
     <w:p>
@@ -6854,6 +8087,26 @@
       </w:r>
     </w:p>
     <w:p>
+      <w:r>
+        <w:rPr>
+          <w:rFonts w:ascii="Arial" w:hAnsi="Arial"/>
+          <w:b/>
+          <w:sz w:val="20"/>
+        </w:rPr>
+        <w:t>როგორ მუშაობს:</w:t>
+      </w:r>
+    </w:p>
+    <w:p>
+      <w:r>
+        <w:rPr>
+          <w:rFonts w:ascii="Arial" w:hAnsi="Arial"/>
+          <w:b w:val="0"/>
+          <w:sz w:val="20"/>
+        </w:rPr>
+        <w:t>- **შეჯერება:** ბანკის ტრანზაქცია უკავშირდება შიდა ჩანაწერს (ინვოისი, გადახდა) - **წესები:** ავტომატური შეჯერება წესებით (მაგ. აღწერაში ფრაზის შედარება) - **Reversal:** შეჯერების გაუქმება შეცდომის შემთხვევაში</w:t>
+      </w:r>
+    </w:p>
+    <w:p>
       <w:pPr>
         <w:pStyle w:val="Heading2"/>
       </w:pPr>
@@ -6863,6 +8116,16 @@
           <w:color w:val="105F7D"/>
         </w:rPr>
         <w:t>ბიუჯეტირება</w:t>
+      </w:r>
+    </w:p>
+    <w:p>
+      <w:r>
+        <w:rPr>
+          <w:rFonts w:ascii="Arial" w:hAnsi="Arial"/>
+          <w:b w:val="0"/>
+          <w:sz w:val="22"/>
+        </w:rPr>
+        <w:t>ბიუჯეტის გეგმების მართვა — პერიოდული ბიუჯეტები ანგარიშების მიხედვით, ფაქტობრივი შესრულების შედარებით.</w:t>
       </w:r>
     </w:p>
     <w:p>
@@ -7367,6 +8630,26 @@
       </w:r>
     </w:p>
     <w:p>
+      <w:r>
+        <w:rPr>
+          <w:rFonts w:ascii="Arial" w:hAnsi="Arial"/>
+          <w:b/>
+          <w:sz w:val="20"/>
+        </w:rPr>
+        <w:t>როგორ მუშაობს:</w:t>
+      </w:r>
+    </w:p>
+    <w:p>
+      <w:r>
+        <w:rPr>
+          <w:rFonts w:ascii="Arial" w:hAnsi="Arial"/>
+          <w:b w:val="0"/>
+          <w:sz w:val="20"/>
+        </w:rPr>
+        <w:t>- ბიუჯეტის ხაზი: ანგარიში + დაგეგმილი თანხა პერიოდისთვის - შესრულება ითვლება ფაქტობრივი GL ნაშთებიდან</w:t>
+      </w:r>
+    </w:p>
+    <w:p>
       <w:pPr>
         <w:pStyle w:val="Heading2"/>
       </w:pPr>
@@ -7376,6 +8659,16 @@
           <w:color w:val="105F7D"/>
         </w:rPr>
         <w:t>სალარო</w:t>
+      </w:r>
+    </w:p>
+    <w:p>
+      <w:r>
+        <w:rPr>
+          <w:rFonts w:ascii="Arial" w:hAnsi="Arial"/>
+          <w:b w:val="0"/>
+          <w:sz w:val="22"/>
+        </w:rPr>
+        <w:t>სალაროს ანგარიშების და ნაღდი ფულის ოპერაციების მართვა: შეტანა, ამოღება, დღიური ანგარიში.</w:t>
       </w:r>
     </w:p>
     <w:p>
@@ -8074,6 +9367,26 @@
       </w:r>
     </w:p>
     <w:p>
+      <w:r>
+        <w:rPr>
+          <w:rFonts w:ascii="Arial" w:hAnsi="Arial"/>
+          <w:b/>
+          <w:sz w:val="20"/>
+        </w:rPr>
+        <w:t>როგორ მუშაობს:</w:t>
+      </w:r>
+    </w:p>
+    <w:p>
+      <w:r>
+        <w:rPr>
+          <w:rFonts w:ascii="Arial" w:hAnsi="Arial"/>
+          <w:b w:val="0"/>
+          <w:sz w:val="20"/>
+        </w:rPr>
+        <w:t>- ნაღდი ფულის ოპერაციები უკავშირდება GL-ს (სალაროს ანგარიშთა გეგმაში) - დღიური ანგარიში აჯამებს დღის შემოსავლებსა და ხარჯებს</w:t>
+      </w:r>
+    </w:p>
+    <w:p>
       <w:pPr>
         <w:pStyle w:val="Heading2"/>
       </w:pPr>
@@ -8083,6 +9396,16 @@
           <w:color w:val="105F7D"/>
         </w:rPr>
         <w:t>კლიენტების რეესტრი</w:t>
+      </w:r>
+    </w:p>
+    <w:p>
+      <w:r>
+        <w:rPr>
+          <w:rFonts w:ascii="Arial" w:hAnsi="Arial"/>
+          <w:b w:val="0"/>
+          <w:sz w:val="22"/>
+        </w:rPr>
+        <w:t>მომხმარებელთა მონაცემთა ბაზა: იურიდიული და ფიზიკური პირები, კონტაქტები, სტატუსები, ინტერაქციები.</w:t>
       </w:r>
     </w:p>
     <w:p>
@@ -8835,6 +10158,26 @@
       </w:r>
     </w:p>
     <w:p>
+      <w:r>
+        <w:rPr>
+          <w:rFonts w:ascii="Arial" w:hAnsi="Arial"/>
+          <w:b/>
+          <w:sz w:val="20"/>
+        </w:rPr>
+        <w:t>როგორ მუშაობს:</w:t>
+      </w:r>
+    </w:p>
+    <w:p>
+      <w:r>
+        <w:rPr>
+          <w:rFonts w:ascii="Arial" w:hAnsi="Arial"/>
+          <w:b w:val="0"/>
+          <w:sz w:val="20"/>
+        </w:rPr>
+        <w:t>- **Soft delete:** წაშლა აყენებს `deleted_at`-ს, ჩანაწერი რჩება ბაზაში - **უნიკალურობა:** საიდენტიფიკაციო კოდი უნიკალურია კომპანიის ფარგლებში - **კავშირები:** კლიენტი არის საფუძველი შეკვეთების, ინვოისების, CRM-ისთვის</w:t>
+      </w:r>
+    </w:p>
+    <w:p>
       <w:pPr>
         <w:pStyle w:val="Heading2"/>
       </w:pPr>
@@ -8844,6 +10187,16 @@
           <w:color w:val="105F7D"/>
         </w:rPr>
         <w:t>კონსოლიდირებული ანგარიშები</w:t>
+      </w:r>
+    </w:p>
+    <w:p>
+      <w:r>
+        <w:rPr>
+          <w:rFonts w:ascii="Arial" w:hAnsi="Arial"/>
+          <w:b w:val="0"/>
+          <w:sz w:val="22"/>
+        </w:rPr>
+        <w:t>მრავალკომპანიური კონსოლიდირებული ანგარიშები: P&amp;L და ბალანსი რამდენიმე კომპანიის გაერთიანებით, შიდაკომპანიური ოპერაციების ელიმინაციით.</w:t>
       </w:r>
     </w:p>
     <w:p>
@@ -9266,6 +10619,26 @@
       </w:r>
     </w:p>
     <w:p>
+      <w:r>
+        <w:rPr>
+          <w:rFonts w:ascii="Arial" w:hAnsi="Arial"/>
+          <w:b/>
+          <w:sz w:val="20"/>
+        </w:rPr>
+        <w:t>როგორ მუშაობს:</w:t>
+      </w:r>
+    </w:p>
+    <w:p>
+      <w:r>
+        <w:rPr>
+          <w:rFonts w:ascii="Arial" w:hAnsi="Arial"/>
+          <w:b w:val="0"/>
+          <w:sz w:val="20"/>
+        </w:rPr>
+        <w:t>- **ელიმინაცია:** შიდაკომპანიური გაყიდვები/შესყიდვები/დავალიანებები იშლება კონსოლიდაციისას - **ავტო-აღმოჩენა:** სისტემა პოულობს შესაძლო ელიმინაციებს (იგივე თანხა ორ კომპანიაში) - ელიმინაცია მოითხოვს დამტკიცებას</w:t>
+      </w:r>
+    </w:p>
+    <w:p>
       <w:pPr>
         <w:pStyle w:val="Heading2"/>
       </w:pPr>
@@ -9275,6 +10648,16 @@
           <w:color w:val="105F7D"/>
         </w:rPr>
         <w:t>ლიდები და გაყიდვების pipeline</w:t>
+      </w:r>
+    </w:p>
+    <w:p>
+      <w:r>
+        <w:rPr>
+          <w:rFonts w:ascii="Arial" w:hAnsi="Arial"/>
+          <w:b w:val="0"/>
+          <w:sz w:val="22"/>
+        </w:rPr>
+        <w:t>ლიდების, შესაძლებლობების (opportunities) და აქტივობების მართვა — გაყიდვების pipeline-ის სრული ციკლი: ლიდი → კვალიფიკაცია → შესაძლებლობა → კლიენტი.</w:t>
       </w:r>
     </w:p>
     <w:p>
@@ -10413,6 +11796,26 @@
       </w:r>
     </w:p>
     <w:p>
+      <w:r>
+        <w:rPr>
+          <w:rFonts w:ascii="Arial" w:hAnsi="Arial"/>
+          <w:b/>
+          <w:sz w:val="20"/>
+        </w:rPr>
+        <w:t>როგორ მუშაობს:</w:t>
+      </w:r>
+    </w:p>
+    <w:p>
+      <w:r>
+        <w:rPr>
+          <w:rFonts w:ascii="Arial" w:hAnsi="Arial"/>
+          <w:b w:val="0"/>
+          <w:sz w:val="20"/>
+        </w:rPr>
+        <w:t>- **ლიდის ციკლი:** new → contacted → qualified → opportunity → client - **კონვერტაცია:** ლიდი → კლიენტი ქმნის ჩანაწერს კლიენტების რეესტრში - **დუბლიკატების კონტროლი:** `check_duplicates` ამოწმებს არსებულ ლიდებს/კლიენტებს</w:t>
+      </w:r>
+    </w:p>
+    <w:p>
       <w:pPr>
         <w:pStyle w:val="Heading2"/>
       </w:pPr>
@@ -10422,6 +11825,16 @@
           <w:color w:val="105F7D"/>
         </w:rPr>
         <w:t>ვალუტის კურსები</w:t>
+      </w:r>
+    </w:p>
+    <w:p>
+      <w:r>
+        <w:rPr>
+          <w:rFonts w:ascii="Arial" w:hAnsi="Arial"/>
+          <w:b w:val="0"/>
+          <w:sz w:val="22"/>
+        </w:rPr>
+        <w:t>ვალუტის კურსების მართვა: ხელით დამატება, ეროვნული ბანკიდან (NBG) ავტომატური სინქრონიზაცია, კონვერტაცია.</w:t>
       </w:r>
     </w:p>
     <w:p>
@@ -11282,6 +12695,26 @@
       </w:r>
     </w:p>
     <w:p>
+      <w:r>
+        <w:rPr>
+          <w:rFonts w:ascii="Arial" w:hAnsi="Arial"/>
+          <w:b/>
+          <w:sz w:val="20"/>
+        </w:rPr>
+        <w:t>როგორ მუშაობს:</w:t>
+      </w:r>
+    </w:p>
+    <w:p>
+      <w:r>
+        <w:rPr>
+          <w:rFonts w:ascii="Arial" w:hAnsi="Arial"/>
+          <w:b w:val="0"/>
+          <w:sz w:val="20"/>
+        </w:rPr>
+        <w:t>- **NBG ინტეგრაცია:** კურსები იღება ეროვნული ბანკის API-დან (`nbg_rates.py` სერვისი) - **კონვერტაცია:** `convert_currency` ითვლის თანხას არჩეული კურსით - კურსები გამოიყენება ბუღალტერიაში საკურსო სხვაობებისთვის</w:t>
+      </w:r>
+    </w:p>
+    <w:p>
       <w:pPr>
         <w:pStyle w:val="Heading2"/>
       </w:pPr>
@@ -11291,6 +12724,16 @@
           <w:color w:val="105F7D"/>
         </w:rPr>
         <w:t>კლიენტის ფინანსები</w:t>
+      </w:r>
+    </w:p>
+    <w:p>
+      <w:r>
+        <w:rPr>
+          <w:rFonts w:ascii="Arial" w:hAnsi="Arial"/>
+          <w:b w:val="0"/>
+          <w:sz w:val="22"/>
+        </w:rPr>
+        <w:t>მოვალეების (receivables) მართვა: დავალიანებები, გადახდები, კრედიტ-ნოტები, ანგარიშგება (statement), შეჯერება ბანკთან.</w:t>
       </w:r>
     </w:p>
     <w:p>
@@ -11769,6 +13212,26 @@
       </w:r>
     </w:p>
     <w:p>
+      <w:r>
+        <w:rPr>
+          <w:rFonts w:ascii="Arial" w:hAnsi="Arial"/>
+          <w:b/>
+          <w:sz w:val="20"/>
+        </w:rPr>
+        <w:t>როგორ მუშაობს:</w:t>
+      </w:r>
+    </w:p>
+    <w:p>
+      <w:r>
+        <w:rPr>
+          <w:rFonts w:ascii="Arial" w:hAnsi="Arial"/>
+          <w:b w:val="0"/>
+          <w:sz w:val="20"/>
+        </w:rPr>
+        <w:t>- **დავალიანება იქმნება ინვოისის დადასტურებისას** (issue) - **გადახდა:** ამცირებს დავალიანებას და ქმნის GL გატარებას - **კრედიტ-ნოტა:** აუქმებს/ამცირებს დავალიანებას - **სტატუსები:** unpaid → partially_paid → paid; overdue ვადის გადაცილებისას</w:t>
+      </w:r>
+    </w:p>
+    <w:p>
       <w:pPr>
         <w:pStyle w:val="Heading2"/>
       </w:pPr>
@@ -11778,6 +13241,16 @@
           <w:color w:val="105F7D"/>
         </w:rPr>
         <w:t>კლიენტის პორტალი</w:t>
+      </w:r>
+    </w:p>
+    <w:p>
+      <w:r>
+        <w:rPr>
+          <w:rFonts w:ascii="Arial" w:hAnsi="Arial"/>
+          <w:b w:val="0"/>
+          <w:sz w:val="22"/>
+        </w:rPr>
+        <w:t>კლიენტის პორტალის მომხმარებლების მართვა — კლიენტებს ეძლევათ წვდომა პორტალზე (ინვოისები, გადახდები, დოკუმენტები).</w:t>
       </w:r>
     </w:p>
     <w:p>
@@ -12090,6 +13563,26 @@
       </w:r>
     </w:p>
     <w:p>
+      <w:r>
+        <w:rPr>
+          <w:rFonts w:ascii="Arial" w:hAnsi="Arial"/>
+          <w:b/>
+          <w:sz w:val="20"/>
+        </w:rPr>
+        <w:t>როგორ მუშაობს:</w:t>
+      </w:r>
+    </w:p>
+    <w:p>
+      <w:r>
+        <w:rPr>
+          <w:rFonts w:ascii="Arial" w:hAnsi="Arial"/>
+          <w:b w:val="0"/>
+          <w:sz w:val="20"/>
+        </w:rPr>
+        <w:t>- პორტალის მომხმარებელი უკავშირდება კლიენტს - `client_portal_summary` აბრუნებს კლიენტის მონაცემებს პორტალისთვის (ინვოისები, ნაშთი)</w:t>
+      </w:r>
+    </w:p>
+    <w:p>
       <w:pPr>
         <w:pStyle w:val="Heading2"/>
       </w:pPr>
@@ -12099,6 +13592,16 @@
           <w:color w:val="105F7D"/>
         </w:rPr>
         <w:t>მიმოხილვა</w:t>
+      </w:r>
+    </w:p>
+    <w:p>
+      <w:r>
+        <w:rPr>
+          <w:rFonts w:ascii="Arial" w:hAnsi="Arial"/>
+          <w:b w:val="0"/>
+          <w:sz w:val="22"/>
+        </w:rPr>
+        <w:t>მთავარი სამუშაო მაგიდა — კომპანიის მდგომარეობის ერთი შეხედვით მიმოხილვა: შემოსავალი, კლიენტები, შეკვეთები, დავალებები, ფულადი ნაკადი, დავალიანებები.</w:t>
       </w:r>
     </w:p>
     <w:p>
@@ -12357,6 +13860,26 @@
       </w:r>
     </w:p>
     <w:p>
+      <w:r>
+        <w:rPr>
+          <w:rFonts w:ascii="Arial" w:hAnsi="Arial"/>
+          <w:b/>
+          <w:sz w:val="20"/>
+        </w:rPr>
+        <w:t>როგორ მუშაობს:</w:t>
+      </w:r>
+    </w:p>
+    <w:p>
+      <w:r>
+        <w:rPr>
+          <w:rFonts w:ascii="Arial" w:hAnsi="Arial"/>
+          <w:b w:val="0"/>
+          <w:sz w:val="20"/>
+        </w:rPr>
+        <w:t>- KPI მონაცემები ითვლება backend-ში (მათ შორის materialized views-იდან: `mv_sales_daily` და სხვა) - ვალუტის ფორმატი: `Intl.NumberFormat('ka-GE', {currency: 'GEL'})` — „590 ₾" - ფერები: ბრენდის პალიტრა `#16A6D4`, `#4CAF32` და სხვა</w:t>
+      </w:r>
+    </w:p>
+    <w:p>
       <w:pPr>
         <w:pStyle w:val="Heading2"/>
       </w:pPr>
@@ -12369,6 +13892,36 @@
       </w:r>
     </w:p>
     <w:p>
+      <w:r>
+        <w:rPr>
+          <w:rFonts w:ascii="Arial" w:hAnsi="Arial"/>
+          <w:b w:val="0"/>
+          <w:sz w:val="22"/>
+        </w:rPr>
+        <w:t>მონაცემთა ზოგადი ექსპორტი/იმპორტი: კლიენტები, პროდუქტები, შეკვეთები, დავალებები — Excel/CSV ფორმატებში.</w:t>
+      </w:r>
+    </w:p>
+    <w:p>
+      <w:r>
+        <w:rPr>
+          <w:rFonts w:ascii="Arial" w:hAnsi="Arial"/>
+          <w:b/>
+          <w:sz w:val="20"/>
+        </w:rPr>
+        <w:t>როგორ მუშაობს:</w:t>
+      </w:r>
+    </w:p>
+    <w:p>
+      <w:r>
+        <w:rPr>
+          <w:rFonts w:ascii="Arial" w:hAnsi="Arial"/>
+          <w:b w:val="0"/>
+          <w:sz w:val="20"/>
+        </w:rPr>
+        <w:t>- ექსპორტი ქმნის Excel ფაილს და აბრუნებს ჩამოსატვირთად - იმპორტი კითხულობს ფაილს და ქმნის/აახლებს ჩანაწერებს - გამოიყენება მოდულების ღილაკებიდან („Excel იმპორტი", „Excel ექსპორტი")</w:t>
+      </w:r>
+    </w:p>
+    <w:p>
       <w:pPr>
         <w:pStyle w:val="Heading2"/>
       </w:pPr>
@@ -12378,6 +13931,16 @@
           <w:color w:val="105F7D"/>
         </w:rPr>
         <w:t>გადავადებული ოპერაციები</w:t>
+      </w:r>
+    </w:p>
+    <w:p>
+      <w:r>
+        <w:rPr>
+          <w:rFonts w:ascii="Arial" w:hAnsi="Arial"/>
+          <w:b w:val="0"/>
+          <w:sz w:val="22"/>
+        </w:rPr>
+        <w:t>გადავადებული შემოსავლების/ხარჯების აღიარება — თანხა იყოფა პერიოდებზე და აღიარდება ეტაპობრივად (მაგ. წლიური გამოწერა).</w:t>
       </w:r>
     </w:p>
     <w:p>
@@ -13074,6 +14637,26 @@
       </w:r>
     </w:p>
     <w:p>
+      <w:r>
+        <w:rPr>
+          <w:rFonts w:ascii="Arial" w:hAnsi="Arial"/>
+          <w:b/>
+          <w:sz w:val="20"/>
+        </w:rPr>
+        <w:t>როგორ მუშაობს:</w:t>
+      </w:r>
+    </w:p>
+    <w:p>
+      <w:r>
+        <w:rPr>
+          <w:rFonts w:ascii="Arial" w:hAnsi="Arial"/>
+          <w:b w:val="0"/>
+          <w:sz w:val="20"/>
+        </w:rPr>
+        <w:t>- გრაფიკი ყოფს თანხას თანაბარ ნაწილებად პერიოდებზე - აღიარება ქმნის GL ჩანაწერს (გადავადებული ანგარიშიდან → შემოსავალზე/ხარჯზე) - `recognize_due` აღიარებს ყველა ვადამდებელ ნაწილს ერთდროულად</w:t>
+      </w:r>
+    </w:p>
+    <w:p>
       <w:pPr>
         <w:pStyle w:val="Heading2"/>
       </w:pPr>
@@ -13083,6 +14666,16 @@
           <w:color w:val="105F7D"/>
         </w:rPr>
         <w:t>დოკუმენტები</w:t>
+      </w:r>
+    </w:p>
+    <w:p>
+      <w:r>
+        <w:rPr>
+          <w:rFonts w:ascii="Arial" w:hAnsi="Arial"/>
+          <w:b w:val="0"/>
+          <w:sz w:val="22"/>
+        </w:rPr>
+        <w:t>დოკუმენტების მართვა: ატვირთვა, კატეგორიები, ვერსიები, დამტკიცების ნაკადი, გამოქვეყნება, ვადის კონტროლი, აუდიტის ჟურნალი.</w:t>
       </w:r>
     </w:p>
     <w:p>
@@ -13395,6 +14988,26 @@
       </w:r>
     </w:p>
     <w:p>
+      <w:r>
+        <w:rPr>
+          <w:rFonts w:ascii="Arial" w:hAnsi="Arial"/>
+          <w:b/>
+          <w:sz w:val="20"/>
+        </w:rPr>
+        <w:t>როგორ მუშაობს:</w:t>
+      </w:r>
+    </w:p>
+    <w:p>
+      <w:r>
+        <w:rPr>
+          <w:rFonts w:ascii="Arial" w:hAnsi="Arial"/>
+          <w:b w:val="0"/>
+          <w:sz w:val="20"/>
+        </w:rPr>
+        <w:t>- **ვერსიონირება:** ყოველი ცვლილება ქმნის ახალ ვერსიას, ძველის აღდგენა შესაძლებელია - **დამტკიცების ნაკადი:** draft → submitted → approved → published - **ვადები:** ვადაგასული დოკუმენტები ავტომატურად გამოდის სიაში - **აუდიტი:** ყველა მოქმედება ფიქსირდება (ვინ, როდის, რა)</w:t>
+      </w:r>
+    </w:p>
+    <w:p>
       <w:pPr>
         <w:pStyle w:val="Heading2"/>
       </w:pPr>
@@ -13407,6 +15020,36 @@
       </w:r>
     </w:p>
     <w:p>
+      <w:r>
+        <w:rPr>
+          <w:rFonts w:ascii="Arial" w:hAnsi="Arial"/>
+          <w:b w:val="0"/>
+          <w:sz w:val="22"/>
+        </w:rPr>
+        <w:t>ელექტრონული კომერციის ფუნქციონალი: eCommerce კატეგორიები, პროდუქტები, საჯარო storefront (ვიტრინა), კალათა (cart), checkout, შეკვეთები.</w:t>
+      </w:r>
+    </w:p>
+    <w:p>
+      <w:r>
+        <w:rPr>
+          <w:rFonts w:ascii="Arial" w:hAnsi="Arial"/>
+          <w:b/>
+          <w:sz w:val="20"/>
+        </w:rPr>
+        <w:t>როგორ მუშაობს:</w:t>
+      </w:r>
+    </w:p>
+    <w:p>
+      <w:r>
+        <w:rPr>
+          <w:rFonts w:ascii="Arial" w:hAnsi="Arial"/>
+          <w:b w:val="0"/>
+          <w:sz w:val="20"/>
+        </w:rPr>
+        <w:t>- **Checkout:** კალათა → შეკვეთა (შეკვეთის მოდელზე დაფუძნებული) - **Storefront:** საჯარო endpoints ავტორიზაციის გარეშე — გარე საიტისთვის - **კატეგორიები:** ცალკე ხე, არ ერევა ძირითად პროდუქტებს</w:t>
+      </w:r>
+    </w:p>
+    <w:p>
       <w:pPr>
         <w:pStyle w:val="Heading2"/>
       </w:pPr>
@@ -13416,6 +15059,16 @@
           <w:color w:val="105F7D"/>
         </w:rPr>
         <w:t>ელ.ფოსტა და კალენდარი</w:t>
+      </w:r>
+    </w:p>
+    <w:p>
+      <w:r>
+        <w:rPr>
+          <w:rFonts w:ascii="Arial" w:hAnsi="Arial"/>
+          <w:b w:val="0"/>
+          <w:sz w:val="22"/>
+        </w:rPr>
+        <w:t>ელ.ფოსტის გაგზავნა და კალენდრის მოვლენების მართვა.</w:t>
       </w:r>
     </w:p>
     <w:p>
@@ -13838,6 +15491,26 @@
       </w:r>
     </w:p>
     <w:p>
+      <w:r>
+        <w:rPr>
+          <w:rFonts w:ascii="Arial" w:hAnsi="Arial"/>
+          <w:b/>
+          <w:sz w:val="20"/>
+        </w:rPr>
+        <w:t>როგორ მუშაობს:</w:t>
+      </w:r>
+    </w:p>
+    <w:p>
+      <w:r>
+        <w:rPr>
+          <w:rFonts w:ascii="Arial" w:hAnsi="Arial"/>
+          <w:b w:val="0"/>
+          <w:sz w:val="20"/>
+        </w:rPr>
+        <w:t>- ელ.ფოსტა იგზავნება SMTP-ით (ან sandbox-ში ინახება `email_messages`-ში) - კალენდრის მოვლენა შეიძლება უკავშირდებოდეს დავალებას</w:t>
+      </w:r>
+    </w:p>
+    <w:p>
       <w:pPr>
         <w:pStyle w:val="Heading2"/>
       </w:pPr>
@@ -13847,6 +15520,16 @@
           <w:color w:val="105F7D"/>
         </w:rPr>
         <w:t>ელ.ფოსტა და ხელმოწერები</w:t>
+      </w:r>
+    </w:p>
+    <w:p>
+      <w:r>
+        <w:rPr>
+          <w:rFonts w:ascii="Arial" w:hAnsi="Arial"/>
+          <w:b w:val="0"/>
+          <w:sz w:val="22"/>
+        </w:rPr>
+        <w:t>ელ.ფოსტის მოვლენების (გახსნა, დაწკაპუნება) თრექინგი, ელექტრონული ხელმოწერის (e-signature) მოთხოვნები და ელ.ფოსტის კამპანიები.</w:t>
       </w:r>
     </w:p>
     <w:p>
@@ -14295,6 +15978,26 @@
       </w:r>
     </w:p>
     <w:p>
+      <w:r>
+        <w:rPr>
+          <w:rFonts w:ascii="Arial" w:hAnsi="Arial"/>
+          <w:b/>
+          <w:sz w:val="20"/>
+        </w:rPr>
+        <w:t>როგორ მუშაობს:</w:t>
+      </w:r>
+    </w:p>
+    <w:p>
+      <w:r>
+        <w:rPr>
+          <w:rFonts w:ascii="Arial" w:hAnsi="Arial"/>
+          <w:b w:val="0"/>
+          <w:sz w:val="20"/>
+        </w:rPr>
+        <w:t>- **SMTP:** თუ `SMTP_HOST` დაყენებულია — რეალური გაგზავნა; თორემ sandbox (`email_messages` ცხრილი) - **e-signature:** მოთხოვნა უკავშირდება დოკუმენტს, აქვს ვადა და ხელახლა გაგზავნის შესაძლებლობა</w:t>
+      </w:r>
+    </w:p>
+    <w:p>
       <w:pPr>
         <w:pStyle w:val="Heading2"/>
       </w:pPr>
@@ -14304,6 +16007,16 @@
           <w:color w:val="105F7D"/>
         </w:rPr>
         <w:t>საკურსო სხვაობები</w:t>
+      </w:r>
+    </w:p>
+    <w:p>
+      <w:r>
+        <w:rPr>
+          <w:rFonts w:ascii="Arial" w:hAnsi="Arial"/>
+          <w:b w:val="0"/>
+          <w:sz w:val="22"/>
+        </w:rPr>
+        <w:t>საკურსო სხვაობების გადაფასება — უცხოურ ვალუტაში არსებული ნაშთების გადაფასება მიმდინარე კურსით და სხვაობის GL-ში გატარება.</w:t>
       </w:r>
     </w:p>
     <w:p>
@@ -14506,6 +16219,26 @@
       </w:r>
     </w:p>
     <w:p>
+      <w:r>
+        <w:rPr>
+          <w:rFonts w:ascii="Arial" w:hAnsi="Arial"/>
+          <w:b/>
+          <w:sz w:val="20"/>
+        </w:rPr>
+        <w:t>როგორ მუშაობს:</w:t>
+      </w:r>
+    </w:p>
+    <w:p>
+      <w:r>
+        <w:rPr>
+          <w:rFonts w:ascii="Arial" w:hAnsi="Arial"/>
+          <w:b w:val="0"/>
+          <w:sz w:val="20"/>
+        </w:rPr>
+        <w:t>- გადაფასდება ყველა უცხოური ვალუტის ანგარიში (მოვალეები, ვალდებულებები, ბანკი) - სხვაობა ირიცხება საკურსო სხვაობების ანგარიშზე (შემოსავალი/ხარჯი) - კურსი იღება ვალუტის მოდულიდან</w:t>
+      </w:r>
+    </w:p>
+    <w:p>
       <w:pPr>
         <w:pStyle w:val="Heading2"/>
       </w:pPr>
@@ -14515,6 +16248,16 @@
           <w:color w:val="105F7D"/>
         </w:rPr>
         <w:t>ხარჯები</w:t>
+      </w:r>
+    </w:p>
+    <w:p>
+      <w:r>
+        <w:rPr>
+          <w:rFonts w:ascii="Arial" w:hAnsi="Arial"/>
+          <w:b w:val="0"/>
+          <w:sz w:val="22"/>
+        </w:rPr>
+        <w:t>ხარჯების აღრიცხვა და დამტკიცება: კატეგორიები, ხარჯის ჩანაწერები, დამტკიცების/უარყოფის ნაკადი.</w:t>
       </w:r>
     </w:p>
     <w:p>
@@ -14937,6 +16680,26 @@
       </w:r>
     </w:p>
     <w:p>
+      <w:r>
+        <w:rPr>
+          <w:rFonts w:ascii="Arial" w:hAnsi="Arial"/>
+          <w:b/>
+          <w:sz w:val="20"/>
+        </w:rPr>
+        <w:t>როგორ მუშაობს:</w:t>
+      </w:r>
+    </w:p>
+    <w:p>
+      <w:r>
+        <w:rPr>
+          <w:rFonts w:ascii="Arial" w:hAnsi="Arial"/>
+          <w:b w:val="0"/>
+          <w:sz w:val="20"/>
+        </w:rPr>
+        <w:t>- **დამტკიცების ნაკადი:** draft → pending → approved / rejected - დამტკიცებული ხარჯი ქმნის GL გატარებას (ხარჯის ანგარიშზე)</w:t>
+      </w:r>
+    </w:p>
+    <w:p>
       <w:pPr>
         <w:pStyle w:val="Heading2"/>
       </w:pPr>
@@ -14949,6 +16712,36 @@
       </w:r>
     </w:p>
     <w:p>
+      <w:r>
+        <w:rPr>
+          <w:rFonts w:ascii="Arial" w:hAnsi="Arial"/>
+          <w:b w:val="0"/>
+          <w:sz w:val="22"/>
+        </w:rPr>
+        <w:t>ფინანსური ავტომატიზაციის ერთიანი გაშვება — პერიოდის დახურვისას ყველა ავტომატური ოპერაცია ერთი ღილაკით: ამორტიზაცია, გადავადებული აღიარებები, განმეორებადი ჩანაწერები, საკურსო სხვაობები.</w:t>
+      </w:r>
+    </w:p>
+    <w:p>
+      <w:r>
+        <w:rPr>
+          <w:rFonts w:ascii="Arial" w:hAnsi="Arial"/>
+          <w:b/>
+          <w:sz w:val="20"/>
+        </w:rPr>
+        <w:t>როგორ მუშაობს:</w:t>
+      </w:r>
+    </w:p>
+    <w:p>
+      <w:r>
+        <w:rPr>
+          <w:rFonts w:ascii="Arial" w:hAnsi="Arial"/>
+          <w:b w:val="0"/>
+          <w:sz w:val="20"/>
+        </w:rPr>
+        <w:t>- ერთი გაშვება ასრულებს: ამორტიზაციას, გადავადებულ აღიარებებს, განმეორებად ჩანაწერებს, საკურსო სხვაობებს - გამოიყენება პერიოდის დახურვის წინ (AccountingPeriods გვერდიდან)</w:t>
+      </w:r>
+    </w:p>
+    <w:p>
       <w:pPr>
         <w:pStyle w:val="Heading2"/>
       </w:pPr>
@@ -14958,6 +16751,16 @@
           <w:color w:val="105F7D"/>
         </w:rPr>
         <w:t>ავტოპარკი</w:t>
+      </w:r>
+    </w:p>
+    <w:p>
+      <w:r>
+        <w:rPr>
+          <w:rFonts w:ascii="Arial" w:hAnsi="Arial"/>
+          <w:b w:val="0"/>
+          <w:sz w:val="22"/>
+        </w:rPr>
+        <w:t>ავტოპარკის მართვა: ავტომობილები, საწვავის აღრიცხვა, მომსახურება, მძღოლების მინიჭება, ოდომეტრი, ანალიტიკა, რუკა (GeorgiaFleetMap).</w:t>
       </w:r>
     </w:p>
     <w:p>
@@ -15680,6 +17483,26 @@
       </w:r>
     </w:p>
     <w:p>
+      <w:r>
+        <w:rPr>
+          <w:rFonts w:ascii="Arial" w:hAnsi="Arial"/>
+          <w:b/>
+          <w:sz w:val="20"/>
+        </w:rPr>
+        <w:t>როგორ მუშაობს:</w:t>
+      </w:r>
+    </w:p>
+    <w:p>
+      <w:r>
+        <w:rPr>
+          <w:rFonts w:ascii="Arial" w:hAnsi="Arial"/>
+          <w:b w:val="0"/>
+          <w:sz w:val="20"/>
+        </w:rPr>
+        <w:t>- **საწვავის მოხმარება:** ლიტრი/100კმ ითვლება ოდომეტრის და საწვავის ჩანაწერებიდან - **მომსახურების გაფრთხილებები:** ბოლო მომსახურების გარბენის/თარიღის მიხედვით - **მძღოლის ისტორია:** მინიჭებები დროის მიხედვით - **რუკა:** GeorgiaFleetMap კომპონენტი აჩვენებს ავტომობილების განლაგებას</w:t>
+      </w:r>
+    </w:p>
+    <w:p>
       <w:pPr>
         <w:pStyle w:val="Heading2"/>
       </w:pPr>
@@ -15689,6 +17512,16 @@
           <w:color w:val="105F7D"/>
         </w:rPr>
         <w:t>განმეორებადი ჩანაწერები</w:t>
+      </w:r>
+    </w:p>
+    <w:p>
+      <w:r>
+        <w:rPr>
+          <w:rFonts w:ascii="Arial" w:hAnsi="Arial"/>
+          <w:b w:val="0"/>
+          <w:sz w:val="22"/>
+        </w:rPr>
+        <w:t>განმეორებადი საჟურნალო ჩანაწერების შაბლონები — ავტომატურად იქმნება ჩანაწერი ყოველ პერიოდში (ქირა, ხელფასი, აბონემენტი).</w:t>
       </w:r>
     </w:p>
     <w:p>
@@ -16083,6 +17916,26 @@
       </w:r>
     </w:p>
     <w:p>
+      <w:r>
+        <w:rPr>
+          <w:rFonts w:ascii="Arial" w:hAnsi="Arial"/>
+          <w:b/>
+          <w:sz w:val="20"/>
+        </w:rPr>
+        <w:t>როგორ მუშაობს:</w:t>
+      </w:r>
+    </w:p>
+    <w:p>
+      <w:r>
+        <w:rPr>
+          <w:rFonts w:ascii="Arial" w:hAnsi="Arial"/>
+          <w:b w:val="0"/>
+          <w:sz w:val="20"/>
+        </w:rPr>
+        <w:t>- შაბლონი ქმნის GL ჩანაწერს სიხშირის მიხედვით - `run_due` ქმნის ყველა გამოტოვებულ ჩანაწერს ბოლო გაშვებიდან</w:t>
+      </w:r>
+    </w:p>
+    <w:p>
       <w:pPr>
         <w:pStyle w:val="Heading2"/>
       </w:pPr>
@@ -16092,6 +17945,16 @@
           <w:color w:val="105F7D"/>
         </w:rPr>
         <w:t>ანგარიშთა გეგმა</w:t>
+      </w:r>
+    </w:p>
+    <w:p>
+      <w:r>
+        <w:rPr>
+          <w:rFonts w:ascii="Arial" w:hAnsi="Arial"/>
+          <w:b w:val="0"/>
+          <w:sz w:val="22"/>
+        </w:rPr>
+        <w:t>ანგარიშთა გეგმის (Chart of Accounts) მართვა — ყველა ბუღალტრული ანგარიში, მათი ტიპები და სტრუქტურა. ეს არის მთელი ბუღალტერიის საფუძველი.</w:t>
       </w:r>
     </w:p>
     <w:p>
@@ -16568,6 +18431,26 @@
       </w:r>
     </w:p>
     <w:p>
+      <w:r>
+        <w:rPr>
+          <w:rFonts w:ascii="Arial" w:hAnsi="Arial"/>
+          <w:b/>
+          <w:sz w:val="20"/>
+        </w:rPr>
+        <w:t>როგორ მუშაობს:</w:t>
+      </w:r>
+    </w:p>
+    <w:p>
+      <w:r>
+        <w:rPr>
+          <w:rFonts w:ascii="Arial" w:hAnsi="Arial"/>
+          <w:b w:val="0"/>
+          <w:sz w:val="20"/>
+        </w:rPr>
+        <w:t>- **ანგარიშის ტიპები:** აქტივი, ვალდებულება, კაპიტალი, შემოსავალი, ხარჯი - **იერარქია:** მშობელი/შვილი ანგარიშები - ყველა ფინანსური ოპერაცია (ინვოისი, გადახდა, ხარჯი) ქმნის GL ჩანაწერს ამ გეგმის მიხედვით</w:t>
+      </w:r>
+    </w:p>
+    <w:p>
       <w:pPr>
         <w:pStyle w:val="Heading2"/>
       </w:pPr>
@@ -16577,6 +18460,16 @@
           <w:color w:val="105F7D"/>
         </w:rPr>
         <w:t>მხარდაჭერა</w:t>
+      </w:r>
+    </w:p>
+    <w:p>
+      <w:r>
+        <w:rPr>
+          <w:rFonts w:ascii="Arial" w:hAnsi="Arial"/>
+          <w:b w:val="0"/>
+          <w:sz w:val="22"/>
+        </w:rPr>
+        <w:t>მხარდაჭერის ტიკეტების სრული მართვა: ტიკეტები, გუნდები, pipelines, SLA, ესკალაციები, ცოდნის ბაზა, field service, კმაყოფილების შეფასება.</w:t>
       </w:r>
     </w:p>
     <w:p>
@@ -17165,6 +19058,26 @@
       </w:r>
     </w:p>
     <w:p>
+      <w:r>
+        <w:rPr>
+          <w:rFonts w:ascii="Arial" w:hAnsi="Arial"/>
+          <w:b/>
+          <w:sz w:val="20"/>
+        </w:rPr>
+        <w:t>როგორ მუშაობს:</w:t>
+      </w:r>
+    </w:p>
+    <w:p>
+      <w:r>
+        <w:rPr>
+          <w:rFonts w:ascii="Arial" w:hAnsi="Arial"/>
+          <w:b w:val="0"/>
+          <w:sz w:val="20"/>
+        </w:rPr>
+        <w:t>- **SLA:** ტიკეტის პასუხის/გადაჭრის ვადები პრიორიტეტის მიხედვით - **ესკალაცია:** SLA-ს დარღვევისას ტიკეტი ავტომატურად ესკალირდება - **Field service:** გამოძახებები ადგილზე — start/complete ციკლი - **KB სუგესციები:** ტიკეტის ტექსტზე დაფუძნებული ცოდნის ბაზის წინადადებები</w:t>
+      </w:r>
+    </w:p>
+    <w:p>
       <w:pPr>
         <w:pStyle w:val="Heading2"/>
       </w:pPr>
@@ -17174,6 +19087,16 @@
           <w:color w:val="105F7D"/>
         </w:rPr>
         <w:t>ადამიანური რესურსები</w:t>
+      </w:r>
+    </w:p>
+    <w:p>
+      <w:r>
+        <w:rPr>
+          <w:rFonts w:ascii="Arial" w:hAnsi="Arial"/>
+          <w:b w:val="0"/>
+          <w:sz w:val="22"/>
+        </w:rPr>
+        <w:t>ადამიანური რესურსების სრული მართვა: თანამშრომლები, დეპარტამენტები, დასწრება, შვებულებები, სახელფასო (payroll), სახელფასო ფურცლები (payslips), შეფასებები, ვაკანსიები, დოკუმენტები.</w:t>
       </w:r>
     </w:p>
     <w:p>
@@ -18558,6 +20481,26 @@
       </w:r>
     </w:p>
     <w:p>
+      <w:r>
+        <w:rPr>
+          <w:rFonts w:ascii="Arial" w:hAnsi="Arial"/>
+          <w:b/>
+          <w:sz w:val="20"/>
+        </w:rPr>
+        <w:t>როგორ მუშაობს:</w:t>
+      </w:r>
+    </w:p>
+    <w:p>
+      <w:r>
+        <w:rPr>
+          <w:rFonts w:ascii="Arial" w:hAnsi="Arial"/>
+          <w:b w:val="0"/>
+          <w:sz w:val="20"/>
+        </w:rPr>
+        <w:t>- **სახელფასო გაანგარიშება:** ხელფასი + დანამატები − გამოქვითვები (წესები `payroll_rules.py`-ში) - **Payslips:** გენერაცია პერიოდის მიხედვით, გადახდა ქმნის GL გატარებას - **შვებულების ბალანსი:** ტიპების მიხედვით (ყოველწლიური, ავადმყოფობა, ...), მოთხოვნა ამცირებს ბალანსს დამტკიცებისას - **დასწრება:** ყოველდღიური ჩაწერა, მასობრივი შეყვანა, შეჯამება - **შეფასებები:** მიზნები + შეფასება, თანამშრომლის acknowledge - **Self-service:** `/hr/me/*` — თანამშრომელი ხედავს საკუთარ მონაცემებს</w:t>
+      </w:r>
+    </w:p>
+    <w:p>
       <w:pPr>
         <w:pStyle w:val="Heading2"/>
       </w:pPr>
@@ -18567,6 +20510,16 @@
           <w:color w:val="105F7D"/>
         </w:rPr>
         <w:t>ინტეგრაციები</w:t>
+      </w:r>
+    </w:p>
+    <w:p>
+      <w:r>
+        <w:rPr>
+          <w:rFonts w:ascii="Arial" w:hAnsi="Arial"/>
+          <w:b w:val="0"/>
+          <w:sz w:val="22"/>
+        </w:rPr>
+        <w:t>გარე ინტეგრაციების მართვა: RS.ge (საგადასახადო), API Keys, Webhooks, ბოტ მომხმარებლები.</w:t>
       </w:r>
     </w:p>
     <w:p>
@@ -18963,6 +20916,26 @@
       </w:r>
     </w:p>
     <w:p>
+      <w:r>
+        <w:rPr>
+          <w:rFonts w:ascii="Arial" w:hAnsi="Arial"/>
+          <w:b/>
+          <w:sz w:val="20"/>
+        </w:rPr>
+        <w:t>როგორ მუშაობს:</w:t>
+      </w:r>
+    </w:p>
+    <w:p>
+      <w:r>
+        <w:rPr>
+          <w:rFonts w:ascii="Arial" w:hAnsi="Arial"/>
+          <w:b w:val="0"/>
+          <w:sz w:val="20"/>
+        </w:rPr>
+        <w:t>- **RS.ge:** ინვოისების/ზედნადების გაგზავნა საგადასახადო სისტემაში (`rs_ge.py` სერვისი) - **Webhooks:** მოვლენების გაგზავნა გარე სისტემებში, წარუმატებელის retry - **API Keys:** გარე სისტემების წვდომა API-ზე, rotate/revoke</w:t>
+      </w:r>
+    </w:p>
+    <w:p>
       <w:pPr>
         <w:pStyle w:val="Heading2"/>
       </w:pPr>
@@ -18972,6 +20945,16 @@
           <w:color w:val="105F7D"/>
         </w:rPr>
         <w:t>მარაგების შეფასება</w:t>
+      </w:r>
+    </w:p>
+    <w:p>
+      <w:r>
+        <w:rPr>
+          <w:rFonts w:ascii="Arial" w:hAnsi="Arial"/>
+          <w:b w:val="0"/>
+          <w:sz w:val="22"/>
+        </w:rPr>
+        <w:t>მარაგების ღირებულების შეფასება WAC (Weighted Average Cost) მეთოდით — თითოეული პროდუქტის საშუალო შესყიდვის ფასი და მარაგის მთლიანი ღირებულება.</w:t>
       </w:r>
     </w:p>
     <w:p>
@@ -19312,6 +21295,26 @@
       </w:r>
     </w:p>
     <w:p>
+      <w:r>
+        <w:rPr>
+          <w:rFonts w:ascii="Arial" w:hAnsi="Arial"/>
+          <w:b/>
+          <w:sz w:val="20"/>
+        </w:rPr>
+        <w:t>როგორ მუშაობს:</w:t>
+      </w:r>
+    </w:p>
+    <w:p>
+      <w:r>
+        <w:rPr>
+          <w:rFonts w:ascii="Arial" w:hAnsi="Arial"/>
+          <w:b w:val="0"/>
+          <w:sz w:val="20"/>
+        </w:rPr>
+        <w:t>- **WAC:** საშუალო შეწონილი ღირებულება = მარაგის ჯამური ღირებულება / ჯამური რაოდენობა - **COGS:** გაყიდვისას ხარჯი ითვლება WAC ფასით - **კორექტირება:** ხელით ჩასწორება ქმნის GL გატარებას (მარაგის ანგარიშზე) - **შესყიდვის ფასი:** იღება მომწოდებლის ინვოისებიდან (`purchase_costs`)</w:t>
+      </w:r>
+    </w:p>
+    <w:p>
       <w:pPr>
         <w:pStyle w:val="Heading2"/>
       </w:pPr>
@@ -19321,6 +21324,16 @@
           <w:color w:val="105F7D"/>
         </w:rPr>
         <w:t>საწყობი</w:t>
+      </w:r>
+    </w:p>
+    <w:p>
+      <w:r>
+        <w:rPr>
+          <w:rFonts w:ascii="Arial" w:hAnsi="Arial"/>
+          <w:b w:val="0"/>
+          <w:sz w:val="22"/>
+        </w:rPr>
+        <w:t>საწყობების, პროდუქტების და მარაგის მართვა: ნაშთები, გადატანა, კორექტირება, ინვენტარიზაცია, ზონები, დაბალი მარაგის გაფრთხილებები.</w:t>
       </w:r>
     </w:p>
     <w:p>
@@ -20265,6 +22278,26 @@
       </w:r>
     </w:p>
     <w:p>
+      <w:r>
+        <w:rPr>
+          <w:rFonts w:ascii="Arial" w:hAnsi="Arial"/>
+          <w:b/>
+          <w:sz w:val="20"/>
+        </w:rPr>
+        <w:t>როგორ მუშაობს:</w:t>
+      </w:r>
+    </w:p>
+    <w:p>
+      <w:r>
+        <w:rPr>
+          <w:rFonts w:ascii="Arial" w:hAnsi="Arial"/>
+          <w:b w:val="0"/>
+          <w:sz w:val="20"/>
+        </w:rPr>
+        <w:t>- **ინვენტარიზაცია:** count → lines → post (დაფიქსირება ცვლის ნაშთებს) - **გადატანა:** მარაგი გადადის საწყობებს/ზონებს შორის - **კორექტირება:** ხელით ნაშთის ჩასწორება (GL გატარებით) - **ზონები:** საწყობის შიდა დაყოფა</w:t>
+      </w:r>
+    </w:p>
+    <w:p>
       <w:pPr>
         <w:pStyle w:val="Heading2"/>
       </w:pPr>
@@ -20274,6 +22307,16 @@
           <w:color w:val="105F7D"/>
         </w:rPr>
         <w:t>გაყიდვის ინვოისები</w:t>
+      </w:r>
+    </w:p>
+    <w:p>
+      <w:r>
+        <w:rPr>
+          <w:rFonts w:ascii="Arial" w:hAnsi="Arial"/>
+          <w:b w:val="0"/>
+          <w:sz w:val="22"/>
+        </w:rPr>
+        <w:t>გაყიდვის ინვოისების სრული სასიცოცხლო ციკლი: შექმნა შეკვეთიდან, draft-ში რედაქტირება, დადასტურება (issue), ექსპორტი (PDF/Word/Excel). დადასტურებისას იქმნება დავალიანება და GL გატარება.</w:t>
       </w:r>
     </w:p>
     <w:p>
@@ -22048,6 +24091,26 @@
       </w:r>
     </w:p>
     <w:p>
+      <w:r>
+        <w:rPr>
+          <w:rFonts w:ascii="Arial" w:hAnsi="Arial"/>
+          <w:b/>
+          <w:sz w:val="20"/>
+        </w:rPr>
+        <w:t>როგორ მუშაობს:</w:t>
+      </w:r>
+    </w:p>
+    <w:p>
+      <w:r>
+        <w:rPr>
+          <w:rFonts w:ascii="Arial" w:hAnsi="Arial"/>
+          <w:b w:val="0"/>
+          <w:sz w:val="20"/>
+        </w:rPr>
+        <w:t>- **Draft → Issued:** დადასტურებისას იკეტება ფინანსური მონაცემები, იქმნება მოვალეობა კლიენტზე და GL გატარება - **შეკვეთასთან კავშირი:** ინვოისი იქმნება შეკვეთიდან (`order_number` ჩანს დეტალებში) - **ფასდაკლება და დღგ:** თითო პოზიციაზე ცალ-ცალკე ითვლება - **ვალიდაცია:** მინიმუმ 1 პოზიცია სავალდებულოა (`validDraft`)</w:t>
+      </w:r>
+    </w:p>
+    <w:p>
       <w:pPr>
         <w:pStyle w:val="Heading2"/>
       </w:pPr>
@@ -22057,6 +24120,16 @@
           <w:color w:val="105F7D"/>
         </w:rPr>
         <w:t>საჟურნალო ჩანაწერები</w:t>
+      </w:r>
+    </w:p>
+    <w:p>
+      <w:r>
+        <w:rPr>
+          <w:rFonts w:ascii="Arial" w:hAnsi="Arial"/>
+          <w:b w:val="0"/>
+          <w:sz w:val="22"/>
+        </w:rPr>
+        <w:t>საჟურნალო ჩანაწერების ნახვა და ხელით ჩანაწერების შექმნა (manual journal entry) — დებეტი/კრედიტი ანგარიშებზე.</w:t>
       </w:r>
     </w:p>
     <w:p>
@@ -22563,6 +24636,26 @@
       </w:r>
     </w:p>
     <w:p>
+      <w:r>
+        <w:rPr>
+          <w:rFonts w:ascii="Arial" w:hAnsi="Arial"/>
+          <w:b/>
+          <w:sz w:val="20"/>
+        </w:rPr>
+        <w:t>როგორ მუშაობს:</w:t>
+      </w:r>
+    </w:p>
+    <w:p>
+      <w:r>
+        <w:rPr>
+          <w:rFonts w:ascii="Arial" w:hAnsi="Arial"/>
+          <w:b w:val="0"/>
+          <w:sz w:val="20"/>
+        </w:rPr>
+        <w:t>- **ბალანსის წესი:** დებეტის ჯამი = კრედიტის ჯამი (სავალდებულო) - ხელით ჩანაწერი გამოიყენება კორექტირებისთვის, როცა ავტომატური ნაკადი არ ფარავს შემთხვევას</w:t>
+      </w:r>
+    </w:p>
+    <w:p>
       <w:pPr>
         <w:pStyle w:val="Heading2"/>
       </w:pPr>
@@ -22572,6 +24665,16 @@
           <w:color w:val="105F7D"/>
         </w:rPr>
         <w:t>სამზარეულო</w:t>
+      </w:r>
+    </w:p>
+    <w:p>
+      <w:r>
+        <w:rPr>
+          <w:rFonts w:ascii="Arial" w:hAnsi="Arial"/>
+          <w:b w:val="0"/>
+          <w:sz w:val="22"/>
+        </w:rPr>
+        <w:t>სამზარეულოს ეკრანი (KDS — Kitchen Display System): რესტორნის შეკვეთები ჩნდება სამზარეულოში, მზარეული აღნიშნავს მზადების სტატუსს.</w:t>
       </w:r>
     </w:p>
     <w:p>
@@ -22884,6 +24987,26 @@
       </w:r>
     </w:p>
     <w:p>
+      <w:r>
+        <w:rPr>
+          <w:rFonts w:ascii="Arial" w:hAnsi="Arial"/>
+          <w:b/>
+          <w:sz w:val="20"/>
+        </w:rPr>
+        <w:t>როგორ მუშაობს:</w:t>
+      </w:r>
+    </w:p>
+    <w:p>
+      <w:r>
+        <w:rPr>
+          <w:rFonts w:ascii="Arial" w:hAnsi="Arial"/>
+          <w:b w:val="0"/>
+          <w:sz w:val="20"/>
+        </w:rPr>
+        <w:t>- შეკვეთა ჩნდება სამზარეულოში POS-იდან გაგზავნისას - სტატუსები: pending → cooking → ready - „მზადაა" სტატუსი აცნობებს მიმტანს, რომ კერძი მზადაა გასატანად</w:t>
+      </w:r>
+    </w:p>
+    <w:p>
       <w:pPr>
         <w:pStyle w:val="Heading2"/>
       </w:pPr>
@@ -22896,6 +25019,36 @@
       </w:r>
     </w:p>
     <w:p>
+      <w:r>
+        <w:rPr>
+          <w:rFonts w:ascii="Arial" w:hAnsi="Arial"/>
+          <w:b w:val="0"/>
+          <w:sz w:val="22"/>
+        </w:rPr>
+        <w:t>შიდა ცოცხალი ჩატი — მომხმარებლებს შორის მიმოწერა სისტემაში (AI ასისტენტის ჩატის გვერდით).</w:t>
+      </w:r>
+    </w:p>
+    <w:p>
+      <w:r>
+        <w:rPr>
+          <w:rFonts w:ascii="Arial" w:hAnsi="Arial"/>
+          <w:b/>
+          <w:sz w:val="20"/>
+        </w:rPr>
+        <w:t>როგორ მუშაობს:</w:t>
+      </w:r>
+    </w:p>
+    <w:p>
+      <w:r>
+        <w:rPr>
+          <w:rFonts w:ascii="Arial" w:hAnsi="Arial"/>
+          <w:b w:val="0"/>
+          <w:sz w:val="20"/>
+        </w:rPr>
+        <w:t>- შეტყობინებები ინახება ბაზაში (კომპანიის ფარგლებში) - გამოიყენება შიდა კომუნიკაციისთვის</w:t>
+      </w:r>
+    </w:p>
+    <w:p>
       <w:pPr>
         <w:pStyle w:val="Heading2"/>
       </w:pPr>
@@ -22908,6 +25061,36 @@
       </w:r>
     </w:p>
     <w:p>
+      <w:r>
+        <w:rPr>
+          <w:rFonts w:ascii="Arial" w:hAnsi="Arial"/>
+          <w:b w:val="0"/>
+          <w:sz w:val="22"/>
+        </w:rPr>
+        <w:t>აღჭურვილობის მოვლა-შეკეთების მართვა: პრევენციული მოვლის გეგმები (plans), სამუშაო დავალებები (orders), შეკეთებები (repairs).</w:t>
+      </w:r>
+    </w:p>
+    <w:p>
+      <w:r>
+        <w:rPr>
+          <w:rFonts w:ascii="Arial" w:hAnsi="Arial"/>
+          <w:b/>
+          <w:sz w:val="20"/>
+        </w:rPr>
+        <w:t>როგორ მუშაობს:</w:t>
+      </w:r>
+    </w:p>
+    <w:p>
+      <w:r>
+        <w:rPr>
+          <w:rFonts w:ascii="Arial" w:hAnsi="Arial"/>
+          <w:b w:val="0"/>
+          <w:sz w:val="20"/>
+        </w:rPr>
+        <w:t>- გეგმა ქმნის დავალებებს პერიოდულად (პრევენციული მოვლა) - დავალება შეიძლება გადაიზარდოს შეკეთებაში (გაუმართაობისას)</w:t>
+      </w:r>
+    </w:p>
+    <w:p>
       <w:pPr>
         <w:pStyle w:val="Heading2"/>
       </w:pPr>
@@ -22920,6 +25103,36 @@
       </w:r>
     </w:p>
     <w:p>
+      <w:r>
+        <w:rPr>
+          <w:rFonts w:ascii="Arial" w:hAnsi="Arial"/>
+          <w:b w:val="0"/>
+          <w:sz w:val="22"/>
+        </w:rPr>
+        <w:t>აპლიკაციების მარკეტი — მზა აპლიკაციების კატალოგი, რომლის ინსტალაცია/დეინსტალაცია შესაძლებელია კომპანიაში (Odoo-ს სტილის app store).</w:t>
+      </w:r>
+    </w:p>
+    <w:p>
+      <w:r>
+        <w:rPr>
+          <w:rFonts w:ascii="Arial" w:hAnsi="Arial"/>
+          <w:b/>
+          <w:sz w:val="20"/>
+        </w:rPr>
+        <w:t>როგორ მუშაობს:</w:t>
+      </w:r>
+    </w:p>
+    <w:p>
+      <w:r>
+        <w:rPr>
+          <w:rFonts w:ascii="Arial" w:hAnsi="Arial"/>
+          <w:b w:val="0"/>
+          <w:sz w:val="20"/>
+        </w:rPr>
+        <w:t>- ინსტალაცია აქტიურებს აპლიკაციას კომპანიისთვის (მოდულების სისტემასთან ინტეგრაცია) - **სტატუსი:** ახალი მოდული — ჯერ არ არის დაკომიტებული და seed-ში არ არის</w:t>
+      </w:r>
+    </w:p>
+    <w:p>
       <w:pPr>
         <w:pStyle w:val="Heading2"/>
       </w:pPr>
@@ -22932,6 +25145,36 @@
       </w:r>
     </w:p>
     <w:p>
+      <w:r>
+        <w:rPr>
+          <w:rFonts w:ascii="Arial" w:hAnsi="Arial"/>
+          <w:b w:val="0"/>
+          <w:sz w:val="22"/>
+        </w:rPr>
+        <w:t>სისტემური შეტყობინებები: წაუკითხავი შეტყობინებების დათვლა, სია, წაკითხულად მონიშვნა.</w:t>
+      </w:r>
+    </w:p>
+    <w:p>
+      <w:r>
+        <w:rPr>
+          <w:rFonts w:ascii="Arial" w:hAnsi="Arial"/>
+          <w:b/>
+          <w:sz w:val="20"/>
+        </w:rPr>
+        <w:t>როგორ მუშაობს:</w:t>
+      </w:r>
+    </w:p>
+    <w:p>
+      <w:r>
+        <w:rPr>
+          <w:rFonts w:ascii="Arial" w:hAnsi="Arial"/>
+          <w:b w:val="0"/>
+          <w:sz w:val="20"/>
+        </w:rPr>
+        <w:t>- შეტყობინებები იქმნება ავტომატურად: დავალების მინიჭება, დამტკიცების მოთხოვნა, ვადის მოახლოება - `unread_count` იძახება პერიოდულად (ზარის ხატულაზე ბეჯი)</w:t>
+      </w:r>
+    </w:p>
+    <w:p>
       <w:pPr>
         <w:pStyle w:val="Heading2"/>
       </w:pPr>
@@ -22941,6 +25184,16 @@
           <w:color w:val="105F7D"/>
         </w:rPr>
         <w:t>გაყიდვის შეკვეთები</w:t>
+      </w:r>
+    </w:p>
+    <w:p>
+      <w:r>
+        <w:rPr>
+          <w:rFonts w:ascii="Arial" w:hAnsi="Arial"/>
+          <w:b w:val="0"/>
+          <w:sz w:val="22"/>
+        </w:rPr>
+        <w:t>გაყიდვის შეკვეთების მართვა: შექმნა, სტატუსის ცვლილება, მარაგის შემოწმება, ინვოისად გადაქცევა, ისტორია და timeline.</w:t>
       </w:r>
     </w:p>
     <w:p>
@@ -23803,6 +26056,26 @@
       </w:r>
     </w:p>
     <w:p>
+      <w:r>
+        <w:rPr>
+          <w:rFonts w:ascii="Arial" w:hAnsi="Arial"/>
+          <w:b/>
+          <w:sz w:val="20"/>
+        </w:rPr>
+        <w:t>როგორ მუშაობს:</w:t>
+      </w:r>
+    </w:p>
+    <w:p>
+      <w:r>
+        <w:rPr>
+          <w:rFonts w:ascii="Arial" w:hAnsi="Arial"/>
+          <w:b w:val="0"/>
+          <w:sz w:val="20"/>
+        </w:rPr>
+        <w:t>- **სტატუსები:** draft → confirmed → ... (სრული ციკლი `lifecycle`-ში) - **მარაგი:** `stock-check` ამოწმებს ხელმისაწვდომობას შექმნამდე - **ინვოისად გადაქცევა:** შეკვეთიდან ინვოისის გენერაცია (`POST /invoices/generate`) - **ისტორია:** ყველა ცვლილება ინახება და ჩანს timeline-ში</w:t>
+      </w:r>
+    </w:p>
+    <w:p>
       <w:pPr>
         <w:pStyle w:val="Heading2"/>
       </w:pPr>
@@ -23812,6 +26085,16 @@
           <w:color w:val="105F7D"/>
         </w:rPr>
         <w:t>გადახდები</w:t>
+      </w:r>
+    </w:p>
+    <w:p>
+      <w:r>
+        <w:rPr>
+          <w:rFonts w:ascii="Arial" w:hAnsi="Arial"/>
+          <w:b w:val="0"/>
+          <w:sz w:val="22"/>
+        </w:rPr>
+        <w:t>გადახდის კარიბჭის მართვა: გადახდების სია, შექმნა, დადასტურება, დაბრუნება (refund).</w:t>
       </w:r>
     </w:p>
     <w:p>
@@ -24124,6 +26407,26 @@
       </w:r>
     </w:p>
     <w:p>
+      <w:r>
+        <w:rPr>
+          <w:rFonts w:ascii="Arial" w:hAnsi="Arial"/>
+          <w:b/>
+          <w:sz w:val="20"/>
+        </w:rPr>
+        <w:t>როგორ მუშაობს:</w:t>
+      </w:r>
+    </w:p>
+    <w:p>
+      <w:r>
+        <w:rPr>
+          <w:rFonts w:ascii="Arial" w:hAnsi="Arial"/>
+          <w:b w:val="0"/>
+          <w:sz w:val="20"/>
+        </w:rPr>
+        <w:t>- გადახდა უკავშირდება ინვოისს - **დადასტურება:** ამცირებს დავალიანებას და ქმნის GL გატარებას - **Refund:** გადახდის დაბრუნება (საპირისპირო გატარება)</w:t>
+      </w:r>
+    </w:p>
+    <w:p>
       <w:pPr>
         <w:pStyle w:val="Heading2"/>
       </w:pPr>
@@ -24136,6 +26439,36 @@
       </w:r>
     </w:p>
     <w:p>
+      <w:r>
+        <w:rPr>
+          <w:rFonts w:ascii="Arial" w:hAnsi="Arial"/>
+          <w:b w:val="0"/>
+          <w:sz w:val="22"/>
+        </w:rPr>
+        <w:t>პროდუქტის სასიცოცხლო ციკლის მართვა (PLM — Product Lifecycle Management): პროდუქტის ვერსიები, საინჟინრო ცვლილებები (ECO), lifecycle სტადიები.</w:t>
+      </w:r>
+    </w:p>
+    <w:p>
+      <w:r>
+        <w:rPr>
+          <w:rFonts w:ascii="Arial" w:hAnsi="Arial"/>
+          <w:b/>
+          <w:sz w:val="20"/>
+        </w:rPr>
+        <w:t>როგორ მუშაობს:</w:t>
+      </w:r>
+    </w:p>
+    <w:p>
+      <w:r>
+        <w:rPr>
+          <w:rFonts w:ascii="Arial" w:hAnsi="Arial"/>
+          <w:b w:val="0"/>
+          <w:sz w:val="20"/>
+        </w:rPr>
+        <w:t>- **ვერსიები:** ყოველი ცვლილება ქმნის ახალ რევიზიას, ისტორია შენარჩუნებულია - **ECO:** ცვლილების ფორმალური დოკუმენტი — რა იცვლება, რატომ, ვინ ამტკიცებს - **Lifecycle:** სტადია განსაზღვრავს პროდუქტის ხელმისაწვდომობას (მაგ. discontinued არ იყიდება)</w:t>
+      </w:r>
+    </w:p>
+    <w:p>
       <w:pPr>
         <w:pStyle w:val="Heading2"/>
       </w:pPr>
@@ -24145,6 +26478,16 @@
           <w:color w:val="105F7D"/>
         </w:rPr>
         <w:t>სალარო</w:t>
+      </w:r>
+    </w:p>
+    <w:p>
+      <w:r>
+        <w:rPr>
+          <w:rFonts w:ascii="Arial" w:hAnsi="Arial"/>
+          <w:b w:val="0"/>
+          <w:sz w:val="22"/>
+        </w:rPr>
+        <w:t>სალაროს (Point of Sale) სრული მართვა: ცვლები, ჩეკები, გადახდები, ფისკალური მოწყობილობები, სასაჩუქრე ბარათები, ლოიალობა, offline რეჟიმი, რესტორნის მაგიდები.</w:t>
       </w:r>
     </w:p>
     <w:p>
@@ -28221,6 +30564,26 @@
       </w:r>
     </w:p>
     <w:p>
+      <w:r>
+        <w:rPr>
+          <w:rFonts w:ascii="Arial" w:hAnsi="Arial"/>
+          <w:b/>
+          <w:sz w:val="20"/>
+        </w:rPr>
+        <w:t>როგორ მუშაობს:</w:t>
+      </w:r>
+    </w:p>
+    <w:p>
+      <w:r>
+        <w:rPr>
+          <w:rFonts w:ascii="Arial" w:hAnsi="Arial"/>
+          <w:b w:val="0"/>
+          <w:sz w:val="20"/>
+        </w:rPr>
+        <w:t>- **Offline რეჟიმი:** ინტერნეტის გარეშე შეკვეთები რიგდება ლოკალურად და სინქრონიზდება კავშირის აღდგენისას - **ფისკალიზაცია:** ESC/POS პროტოკოლი, X/Z ანგარიშები, ფისკალური ჟურნალი - **ლოიალობა:** ქულების დარიცხვა/ჩამოჭრა კლიენტზე - **გადახდის ტიპები:** cash, card (ტერმინალი), gift_card, QR</w:t>
+      </w:r>
+    </w:p>
+    <w:p>
       <w:pPr>
         <w:pStyle w:val="Heading2"/>
       </w:pPr>
@@ -28230,6 +30593,16 @@
           <w:color w:val="105F7D"/>
         </w:rPr>
         <w:t>ფასების სიები</w:t>
+      </w:r>
+    </w:p>
+    <w:p>
+      <w:r>
+        <w:rPr>
+          <w:rFonts w:ascii="Arial" w:hAnsi="Arial"/>
+          <w:b w:val="0"/>
+          <w:sz w:val="22"/>
+        </w:rPr>
+        <w:t>ფასების სიების და გადახდის პირობების (payment terms) მართვა — სხვადასხვა კლიენტისთვის/სეგმენტისთვის სხვადასხვა ფასები.</w:t>
       </w:r>
     </w:p>
     <w:p>
@@ -28788,6 +31161,26 @@
       </w:r>
     </w:p>
     <w:p>
+      <w:r>
+        <w:rPr>
+          <w:rFonts w:ascii="Arial" w:hAnsi="Arial"/>
+          <w:b/>
+          <w:sz w:val="20"/>
+        </w:rPr>
+        <w:t>როგორ მუშაობს:</w:t>
+      </w:r>
+    </w:p>
+    <w:p>
+      <w:r>
+        <w:rPr>
+          <w:rFonts w:ascii="Arial" w:hAnsi="Arial"/>
+          <w:b w:val="0"/>
+          <w:sz w:val="20"/>
+        </w:rPr>
+        <w:t>- ფასების სია შეიცავს პროდუქტებს თავისი ფასებით — გამოიყენება შეკვეთებში/ინვოისებში - გადახდის პირობები განსაზღვრავს ვადებს (მაგ. 30 დღე) და ფასდაკლებას ადრეულ გადახდაზე</w:t>
+      </w:r>
+    </w:p>
+    <w:p>
       <w:pPr>
         <w:pStyle w:val="Heading2"/>
       </w:pPr>
@@ -28797,6 +31190,16 @@
           <w:color w:val="105F7D"/>
         </w:rPr>
         <w:t>შესყიდვები — Procurement</w:t>
+      </w:r>
+    </w:p>
+    <w:p>
+      <w:r>
+        <w:rPr>
+          <w:rFonts w:ascii="Arial" w:hAnsi="Arial"/>
+          <w:b w:val="0"/>
+          <w:sz w:val="22"/>
+        </w:rPr>
+        <w:t>მოწინავე შესყიდვების მართვა: RFQ (Request for Quotation), vendor ფასები, ჩარჩო შეთანხმებები (blanket orders), სკორკარდები, ხელშეკრულებები, ტენდერები, vendor ანალიტიკა, ავტო-შევსება.</w:t>
       </w:r>
     </w:p>
     <w:p>
@@ -30149,6 +32552,26 @@
       </w:r>
     </w:p>
     <w:p>
+      <w:r>
+        <w:rPr>
+          <w:rFonts w:ascii="Arial" w:hAnsi="Arial"/>
+          <w:b/>
+          <w:sz w:val="20"/>
+        </w:rPr>
+        <w:t>როგორ მუშაობს:</w:t>
+      </w:r>
+    </w:p>
+    <w:p>
+      <w:r>
+        <w:rPr>
+          <w:rFonts w:ascii="Arial" w:hAnsi="Arial"/>
+          <w:b w:val="0"/>
+          <w:sz w:val="20"/>
+        </w:rPr>
+        <w:t>- **RFQ ციკლი:** შექმნა → გაგზავნა მომწოდებლებზე → პასუხები → შედარება → award - **ჩარჩო შეთანხმება:** წინასწარ შეთანხმებული ფასები/პირობები — აქტივაციის შემდეგ გამოიყენება PO-ებში - **სკორკარდები:** მომწოდებლის შეფასება კრიტერიუმებით (ფასი, ხარისხი, დროულობა) — ავტო გამოთვლა ისტორიული მონაცემებიდან - **ტენდერი:** გამოქვეყნება → ბიდები → შედარება → award - **ავტო-შევსება:** დაბალი მარაგისას ავტომატური შესყიდვის წინადადება</w:t>
+      </w:r>
+    </w:p>
+    <w:p>
       <w:pPr>
         <w:pStyle w:val="Heading2"/>
       </w:pPr>
@@ -30158,6 +32581,16 @@
           <w:color w:val="105F7D"/>
         </w:rPr>
         <w:t>წარმოება</w:t>
+      </w:r>
+    </w:p>
+    <w:p>
+      <w:r>
+        <w:rPr>
+          <w:rFonts w:ascii="Arial" w:hAnsi="Arial"/>
+          <w:b w:val="0"/>
+          <w:sz w:val="22"/>
+        </w:rPr>
+        <w:t>წარმოების მართვა: BOM (Bill of Materials), სამუშაო ცენტრები, წარმოების დავალებები (work orders), კომპონენტების ხელმისაწვდომობა, მზა პროდუქციის მიღება.</w:t>
       </w:r>
     </w:p>
     <w:p>
@@ -30608,6 +33041,26 @@
       </w:r>
     </w:p>
     <w:p>
+      <w:r>
+        <w:rPr>
+          <w:rFonts w:ascii="Arial" w:hAnsi="Arial"/>
+          <w:b/>
+          <w:sz w:val="20"/>
+        </w:rPr>
+        <w:t>როგორ მუშაობს:</w:t>
+      </w:r>
+    </w:p>
+    <w:p>
+      <w:r>
+        <w:rPr>
+          <w:rFonts w:ascii="Arial" w:hAnsi="Arial"/>
+          <w:b w:val="0"/>
+          <w:sz w:val="20"/>
+        </w:rPr>
+        <w:t>- **BOM:** პროდუქტი + კომპონენტები (რაოდენობები) → ღირებულების გაანგარიშება - **წარმოების დავალება:** BOM-ზე დაფუძნებული, ამოწმებს კომპონენტების ხელმისაწვდომობას - **რეზერვაცია:** კომპონენტები ირეზერვება მარაგიდან დავალების დაწყებისას - **მზა პროდუქციის მიღება:** ზრდის მარაგს მზა პროდუქტზე, აკლებს კომპონენტებს</w:t>
+      </w:r>
+    </w:p>
+    <w:p>
       <w:pPr>
         <w:pStyle w:val="Heading2"/>
       </w:pPr>
@@ -30620,6 +33073,36 @@
       </w:r>
     </w:p>
     <w:p>
+      <w:r>
+        <w:rPr>
+          <w:rFonts w:ascii="Arial" w:hAnsi="Arial"/>
+          <w:b w:val="0"/>
+          <w:sz w:val="22"/>
+        </w:rPr>
+        <w:t>მოგება-ზარალის ანგარიში (P&amp;L) — შემოსავლები, ხარჯები და წმინდა მოგება პერიოდის მიხედვით.</w:t>
+      </w:r>
+    </w:p>
+    <w:p>
+      <w:r>
+        <w:rPr>
+          <w:rFonts w:ascii="Arial" w:hAnsi="Arial"/>
+          <w:b/>
+          <w:sz w:val="20"/>
+        </w:rPr>
+        <w:t>როგორ მუშაობს:</w:t>
+      </w:r>
+    </w:p>
+    <w:p>
+      <w:r>
+        <w:rPr>
+          <w:rFonts w:ascii="Arial" w:hAnsi="Arial"/>
+          <w:b w:val="0"/>
+          <w:sz w:val="20"/>
+        </w:rPr>
+        <w:t>- **შემოსავალი:** ინვოისის დადასტურებისას (შემოსავლის ანგარიშზე კრედიტი) - **COGS:** მომწოდებლის ინვოისის დამტკიცებისას (ხარჯის ანგარიშზე დებეტი) - **ხარჯები:** ხარჯების მოდულიდან, ამორტიზაციიდან, სახელფასოდან - **წმინდა მოგება = შემოსავლები − ხარჯები**</w:t>
+      </w:r>
+    </w:p>
+    <w:p>
       <w:pPr>
         <w:pStyle w:val="Heading2"/>
       </w:pPr>
@@ -30629,6 +33112,16 @@
           <w:color w:val="105F7D"/>
         </w:rPr>
         <w:t>პროექტები</w:t>
+      </w:r>
+    </w:p>
+    <w:p>
+      <w:r>
+        <w:rPr>
+          <w:rFonts w:ascii="Arial" w:hAnsi="Arial"/>
+          <w:b w:val="0"/>
+          <w:sz w:val="22"/>
+        </w:rPr>
+        <w:t>პროექტების მართვა: პროექტები, შაბლონები, milestones, წევრები (ალოკაცია/ტარიფი), timesheets (საათები → ხარჯი), მომგებიანობა, რესურსების დატვირთულობა.</w:t>
       </w:r>
     </w:p>
     <w:p>
@@ -31573,6 +34066,26 @@
       </w:r>
     </w:p>
     <w:p>
+      <w:r>
+        <w:rPr>
+          <w:rFonts w:ascii="Arial" w:hAnsi="Arial"/>
+          <w:b/>
+          <w:sz w:val="20"/>
+        </w:rPr>
+        <w:t>როგორ მუშაობს:</w:t>
+      </w:r>
+    </w:p>
+    <w:p>
+      <w:r>
+        <w:rPr>
+          <w:rFonts w:ascii="Arial" w:hAnsi="Arial"/>
+          <w:b w:val="0"/>
+          <w:sz w:val="20"/>
+        </w:rPr>
+        <w:t>- **წევრები:** თანამშრომელი + ალოკაციის პროცენტი + საათობრივი ტარიფი - **Timesheets:** საათები → ხარჯის rollup (საათები × ტარიფი) - **მომგებიანობა:** შემოსავალი (ბიუჯეტი/ინვოისები) − ხარჯები (timesheets) - **შაბლონები:** სტანდარტული პროექტის სტრუქტურა (milestones + წევრები) ერთი დაჭერით - **რესურსების დატვირთულობა:** ვინ რამდენად არის დაკავებული პროექტებზე</w:t>
+      </w:r>
+    </w:p>
+    <w:p>
       <w:pPr>
         <w:pStyle w:val="Heading2"/>
       </w:pPr>
@@ -31582,6 +34095,16 @@
           <w:color w:val="105F7D"/>
         </w:rPr>
         <w:t>შესყიდვები</w:t>
+      </w:r>
+    </w:p>
+    <w:p>
+      <w:r>
+        <w:rPr>
+          <w:rFonts w:ascii="Arial" w:hAnsi="Arial"/>
+          <w:b w:val="0"/>
+          <w:sz w:val="22"/>
+        </w:rPr>
+        <w:t>შესყიდვის შეკვეთების (Purchase Orders) სრული სასიცოცხლო ციკლი: შექმნა, დამტკიცება, საქონლის მიღება (goods receipt), ხარისხის შემოწმება, სამმხრივი შეჯერება (three-way match), მომწოდებლის ინვოისი.</w:t>
       </w:r>
     </w:p>
     <w:p>
@@ -32830,6 +35353,26 @@
       </w:r>
     </w:p>
     <w:p>
+      <w:r>
+        <w:rPr>
+          <w:rFonts w:ascii="Arial" w:hAnsi="Arial"/>
+          <w:b/>
+          <w:sz w:val="20"/>
+        </w:rPr>
+        <w:t>როგორ მუშაობს:</w:t>
+      </w:r>
+    </w:p>
+    <w:p>
+      <w:r>
+        <w:rPr>
+          <w:rFonts w:ascii="Arial" w:hAnsi="Arial"/>
+          <w:b w:val="0"/>
+          <w:sz w:val="20"/>
+        </w:rPr>
+        <w:t>- **ნაკადი:** draft → pending_approval → approved → goods_receipt → quality_check → invoice → paid - **სამმხრივი შეჯერება:** PO თანხა vs მიღებული რაოდენობა vs ინვოისის თანხა — სხვაობისას გაფრთხილება - **დამტკიცების ლიმიტები:** თანხის მიხედვით სხვადასხვა როლის დამტკიცება - **მიღება:** ზრდის მარაგს საწყობში (inventory_balances) - **ხარისხის შემოწმება:** passed/failed/partial — failed-ზე მიღება ჩერდება</w:t>
+      </w:r>
+    </w:p>
+    <w:p>
       <w:pPr>
         <w:pStyle w:val="Heading2"/>
       </w:pPr>
@@ -32839,6 +35382,16 @@
           <w:color w:val="105F7D"/>
         </w:rPr>
         <w:t>კომერციული შემოთავაზებები</w:t>
+      </w:r>
+    </w:p>
+    <w:p>
+      <w:r>
+        <w:rPr>
+          <w:rFonts w:ascii="Arial" w:hAnsi="Arial"/>
+          <w:b w:val="0"/>
+          <w:sz w:val="22"/>
+        </w:rPr>
+        <w:t>კომერციული შემოთავაზებების (quote) შექმნა და მართვა — კლიენტს ეგზავნება ფასების წინადადება, რომელიც შემდეგ შეკვეთად გარდაიქმნება.</w:t>
       </w:r>
     </w:p>
     <w:p>
@@ -33261,6 +35814,26 @@
       </w:r>
     </w:p>
     <w:p>
+      <w:r>
+        <w:rPr>
+          <w:rFonts w:ascii="Arial" w:hAnsi="Arial"/>
+          <w:b/>
+          <w:sz w:val="20"/>
+        </w:rPr>
+        <w:t>როგორ მუშაობს:</w:t>
+      </w:r>
+    </w:p>
+    <w:p>
+      <w:r>
+        <w:rPr>
+          <w:rFonts w:ascii="Arial" w:hAnsi="Arial"/>
+          <w:b w:val="0"/>
+          <w:sz w:val="20"/>
+        </w:rPr>
+        <w:t>- **კონვერტაცია:** დამტკიცებული შემოთავაზება გარდაიქმნება გაყიდვის შეკვეთად (`convert_quotation_to_order`) - **სტატუსები:** draft → sent → accepted → converted / rejected</w:t>
+      </w:r>
+    </w:p>
+    <w:p>
       <w:pPr>
         <w:pStyle w:val="Heading2"/>
       </w:pPr>
@@ -33270,6 +35843,16 @@
           <w:color w:val="105F7D"/>
         </w:rPr>
         <w:t>რეპორტები</w:t>
+      </w:r>
+    </w:p>
+    <w:p>
+      <w:r>
+        <w:rPr>
+          <w:rFonts w:ascii="Arial" w:hAnsi="Arial"/>
+          <w:b w:val="0"/>
+          <w:sz w:val="22"/>
+        </w:rPr>
+        <w:t>ანალიტიკური რეპორტები: შემოსავლები/ხარჯები, განზომილებები (მთვარე, ფილიალი, პროდუქტი, მენეჯერი), pivot ცხრილები, შენახული რეპორტები, განრიგები (schedules), ექსპორტი.</w:t>
       </w:r>
     </w:p>
     <w:p>
@@ -33748,6 +36331,26 @@
       </w:r>
     </w:p>
     <w:p>
+      <w:r>
+        <w:rPr>
+          <w:rFonts w:ascii="Arial" w:hAnsi="Arial"/>
+          <w:b/>
+          <w:sz w:val="20"/>
+        </w:rPr>
+        <w:t>როგორ მუშაობს:</w:t>
+      </w:r>
+    </w:p>
+    <w:p>
+      <w:r>
+        <w:rPr>
+          <w:rFonts w:ascii="Arial" w:hAnsi="Arial"/>
+          <w:b w:val="0"/>
+          <w:sz w:val="20"/>
+        </w:rPr>
+        <w:t>- **განზომილებები:** რეპორტის დაჯგუფება მთვარის/ფილიალის/პროდუქტის/მენეჯერის მიხედვით - **Pivot:** მრავალგანზომილებიანი ცხრილი - **შენახული რეპორტები:** პარამეტრების შენახვა ხელახალი გამოყენებისთვის - **განრიგები:** პერიოდული რეპორტების ავტომატური გენერაცია</w:t>
+      </w:r>
+    </w:p>
+    <w:p>
       <w:pPr>
         <w:pStyle w:val="Heading2"/>
       </w:pPr>
@@ -33757,6 +36360,16 @@
           <w:color w:val="105F7D"/>
         </w:rPr>
         <w:t>გაყიდვების გუნდები</w:t>
+      </w:r>
+    </w:p>
+    <w:p>
+      <w:r>
+        <w:rPr>
+          <w:rFonts w:ascii="Arial" w:hAnsi="Arial"/>
+          <w:b w:val="0"/>
+          <w:sz w:val="22"/>
+        </w:rPr>
+        <w:t>გაყიდვების გუნდების, მიზნების (targets) და საკომისიოს წესების მართვა — გაყიდვების სტიმულირება და კონტროლი.</w:t>
       </w:r>
     </w:p>
     <w:p>
@@ -34179,6 +36792,26 @@
       </w:r>
     </w:p>
     <w:p>
+      <w:r>
+        <w:rPr>
+          <w:rFonts w:ascii="Arial" w:hAnsi="Arial"/>
+          <w:b/>
+          <w:sz w:val="20"/>
+        </w:rPr>
+        <w:t>როგორ მუშაობს:</w:t>
+      </w:r>
+    </w:p>
+    <w:p>
+      <w:r>
+        <w:rPr>
+          <w:rFonts w:ascii="Arial" w:hAnsi="Arial"/>
+          <w:b w:val="0"/>
+          <w:sz w:val="20"/>
+        </w:rPr>
+        <w:t>- **საკომისიოს დარიცხვა:** ხდება გაყიდვების მიხედვით, წესების მიხედვით (პროცენტი/ფიქსირებული) - **მიზნები:** პერიოდული (თვიური/კვარტალური) გაყიდვების მიზნები გუნდისთვის/წევრისთვის</w:t>
+      </w:r>
+    </w:p>
+    <w:p>
       <w:pPr>
         <w:pStyle w:val="Heading2"/>
       </w:pPr>
@@ -34188,6 +36821,16 @@
           <w:color w:val="105F7D"/>
         </w:rPr>
         <w:t>უსაფრთხოება</w:t>
+      </w:r>
+    </w:p>
+    <w:p>
+      <w:r>
+        <w:rPr>
+          <w:rFonts w:ascii="Arial" w:hAnsi="Arial"/>
+          <w:b w:val="0"/>
+          <w:sz w:val="22"/>
+        </w:rPr>
+        <w:t>სისტემის უსაფრთხოების მართვა: ორფაქტორიანი ავტორიზაცია (2FA), შესვლის ისტორია, ველების დონეზე წვდომის კონტროლი (field-level access), RBAC წესები.</w:t>
       </w:r>
     </w:p>
     <w:p>
@@ -34802,6 +37445,26 @@
       </w:r>
     </w:p>
     <w:p>
+      <w:r>
+        <w:rPr>
+          <w:rFonts w:ascii="Arial" w:hAnsi="Arial"/>
+          <w:b/>
+          <w:sz w:val="20"/>
+        </w:rPr>
+        <w:t>როგორ მუშაობს:</w:t>
+      </w:r>
+    </w:p>
+    <w:p>
+      <w:r>
+        <w:rPr>
+          <w:rFonts w:ascii="Arial" w:hAnsi="Arial"/>
+          <w:b w:val="0"/>
+          <w:sz w:val="20"/>
+        </w:rPr>
+        <w:t>- **Field-level access:** განსაზღვრავს, რომელი როლი რომელ ველს ხედავს კონკრეტულ მოდულში (მაგ. მენეჯერს არ უნდა ენახოს ხელფასის ველი) - **2FA:** დამატებითი დაცვა შესვლისას - **RBAC:** მოდულის დონეზე უფლებები (can_access/create/edit/delete/approve) იმართება მოდულების სისტემაში</w:t>
+      </w:r>
+    </w:p>
+    <w:p>
       <w:pPr>
         <w:pStyle w:val="Heading2"/>
       </w:pPr>
@@ -34811,6 +37474,16 @@
           <w:color w:val="105F7D"/>
         </w:rPr>
         <w:t>პარამეტრები</w:t>
+      </w:r>
+    </w:p>
+    <w:p>
+      <w:r>
+        <w:rPr>
+          <w:rFonts w:ascii="Arial" w:hAnsi="Arial"/>
+          <w:b w:val="0"/>
+          <w:sz w:val="22"/>
+        </w:rPr>
+        <w:t>კომპანიის პარამეტრები: კომპანიის მონაცემები, მოდულების ჩართვა/გამორთვა, ელ.ფოსტის კონფიგურაცია, მომხმარებლების მართვა, RS.ge სტატუსი, შესყიდვების დამტკიცების ლიმიტები.</w:t>
       </w:r>
     </w:p>
     <w:p>
@@ -35565,6 +38238,26 @@
       </w:r>
     </w:p>
     <w:p>
+      <w:r>
+        <w:rPr>
+          <w:rFonts w:ascii="Arial" w:hAnsi="Arial"/>
+          <w:b/>
+          <w:sz w:val="20"/>
+        </w:rPr>
+        <w:t>როგორ მუშაობს:</w:t>
+      </w:r>
+    </w:p>
+    <w:p>
+      <w:r>
+        <w:rPr>
+          <w:rFonts w:ascii="Arial" w:hAnsi="Arial"/>
+          <w:b w:val="0"/>
+          <w:sz w:val="20"/>
+        </w:rPr>
+        <w:t>- **მოდულების მართვა:** კომპანიის დონეზე ჩართვა/გამორთვა ცვლის sidebar-ს და უფლებებს - **მოწვევა:** მომხმარებლის მოწვევა ელ.ფოსტით (SMTP ან sandbox) - **დამტკიცების ლიმიტები:** თანხის ზღვარი, რომლის ზემოთაც მენეჯერი ვერ ამტკიცებს შესყიდვას</w:t>
+      </w:r>
+    </w:p>
+    <w:p>
       <w:pPr>
         <w:pStyle w:val="Heading2"/>
       </w:pPr>
@@ -35574,6 +38267,16 @@
           <w:color w:val="105F7D"/>
         </w:rPr>
         <w:t>SRS ანგარიშგება</w:t>
+      </w:r>
+    </w:p>
+    <w:p>
+      <w:r>
+        <w:rPr>
+          <w:rFonts w:ascii="Arial" w:hAnsi="Arial"/>
+          <w:b w:val="0"/>
+          <w:sz w:val="22"/>
+        </w:rPr>
+        <w:t>საქართველოს საგადასახადო ანგარიშგება: დღგ-ის დეკლარაცია, საშემოსავლო გადასახადი, ბალანსის ფორმა, შეჯერება (reconciliation) და გაგზავნა.</w:t>
       </w:r>
     </w:p>
     <w:p>
@@ -36052,6 +38755,26 @@
       </w:r>
     </w:p>
     <w:p>
+      <w:r>
+        <w:rPr>
+          <w:rFonts w:ascii="Arial" w:hAnsi="Arial"/>
+          <w:b/>
+          <w:sz w:val="20"/>
+        </w:rPr>
+        <w:t>როგორ მუშაობს:</w:t>
+      </w:r>
+    </w:p>
+    <w:p>
+      <w:r>
+        <w:rPr>
+          <w:rFonts w:ascii="Arial" w:hAnsi="Arial"/>
+          <w:b w:val="0"/>
+          <w:sz w:val="20"/>
+        </w:rPr>
+        <w:t>- დეკლარაცია ითვლება GL ჩანაწერებიდან (დღგ-ის ანგარიშები) - გაგზავნა ხდება SRS-ის სისტემაში (ინტეგრაცია `rs_ge.py` სერვისით)</w:t>
+      </w:r>
+    </w:p>
+    <w:p>
       <w:pPr>
         <w:pStyle w:val="Heading2"/>
       </w:pPr>
@@ -36064,6 +38787,36 @@
       </w:r>
     </w:p>
     <w:p>
+      <w:r>
+        <w:rPr>
+          <w:rFonts w:ascii="Arial" w:hAnsi="Arial"/>
+          <w:b w:val="0"/>
+          <w:sz w:val="22"/>
+        </w:rPr>
+        <w:t>აპლიკაციების სტუდია — მომხმარებლის მიერ შექმნილი აპლიკაციები და ფორმები (no-code მიდგომა): აპლიკაცია → ფორმები → ჩანაწერები.</w:t>
+      </w:r>
+    </w:p>
+    <w:p>
+      <w:r>
+        <w:rPr>
+          <w:rFonts w:ascii="Arial" w:hAnsi="Arial"/>
+          <w:b/>
+          <w:sz w:val="20"/>
+        </w:rPr>
+        <w:t>როგორ მუშაობს:</w:t>
+      </w:r>
+    </w:p>
+    <w:p>
+      <w:r>
+        <w:rPr>
+          <w:rFonts w:ascii="Arial" w:hAnsi="Arial"/>
+          <w:b w:val="0"/>
+          <w:sz w:val="20"/>
+        </w:rPr>
+        <w:t>- **No-code:** მომხმარებელი ქმნის აპლიკაციას ფორმებით კოდის გარეშე - ჩანაწერები ინახება დინამიკურ სტრუქტურაში - **სტატუსი:** ახალი მოდული — ჯერ არ არის დაკომიტებული და seed-ში არ არის</w:t>
+      </w:r>
+    </w:p>
+    <w:p>
       <w:pPr>
         <w:pStyle w:val="Heading2"/>
       </w:pPr>
@@ -36073,6 +38826,16 @@
           <w:color w:val="105F7D"/>
         </w:rPr>
         <w:t>გამოწერები</w:t>
+      </w:r>
+    </w:p>
+    <w:p>
+      <w:r>
+        <w:rPr>
+          <w:rFonts w:ascii="Arial" w:hAnsi="Arial"/>
+          <w:b w:val="0"/>
+          <w:sz w:val="22"/>
+        </w:rPr>
+        <w:t>განმეორებადი გამოწერების მართვა — პერიოდული გადახდები კლიენტებისგან (თვიური, წლიური, ერთჯერადი).</w:t>
       </w:r>
     </w:p>
     <w:p>
@@ -36385,6 +39148,26 @@
       </w:r>
     </w:p>
     <w:p>
+      <w:r>
+        <w:rPr>
+          <w:rFonts w:ascii="Arial" w:hAnsi="Arial"/>
+          <w:b/>
+          <w:sz w:val="20"/>
+        </w:rPr>
+        <w:t>როგორ მუშაობს:</w:t>
+      </w:r>
+    </w:p>
+    <w:p>
+      <w:r>
+        <w:rPr>
+          <w:rFonts w:ascii="Arial" w:hAnsi="Arial"/>
+          <w:b w:val="0"/>
+          <w:sz w:val="20"/>
+        </w:rPr>
+        <w:t>- **განახლება:** `renew` ქმნის ახალ პერიოდს და ინვოისს - **პერიოდები:** monthly / yearly / one_time</w:t>
+      </w:r>
+    </w:p>
+    <w:p>
       <w:pPr>
         <w:pStyle w:val="Heading2"/>
       </w:pPr>
@@ -36394,6 +39177,16 @@
           <w:color w:val="105F7D"/>
         </w:rPr>
         <w:t>მომწოდებლის ფინანსები</w:t>
+      </w:r>
+    </w:p>
+    <w:p>
+      <w:r>
+        <w:rPr>
+          <w:rFonts w:ascii="Arial" w:hAnsi="Arial"/>
+          <w:b w:val="0"/>
+          <w:sz w:val="22"/>
+        </w:rPr>
+        <w:t>მომწოდებლის ინვოისების და დავალიანებების (payables) მართვა: ინვოისის შექმნა, დამტკიცება, payable-ის შექმნა, გადახდა, კრედიტ-ნოტა, ზედმეტად გადახდის (overpayment) მართვა.</w:t>
       </w:r>
     </w:p>
     <w:p>
@@ -37336,6 +40129,26 @@
       </w:r>
     </w:p>
     <w:p>
+      <w:r>
+        <w:rPr>
+          <w:rFonts w:ascii="Arial" w:hAnsi="Arial"/>
+          <w:b/>
+          <w:sz w:val="20"/>
+        </w:rPr>
+        <w:t>როგორ მუშაობს:</w:t>
+      </w:r>
+    </w:p>
+    <w:p>
+      <w:r>
+        <w:rPr>
+          <w:rFonts w:ascii="Arial" w:hAnsi="Arial"/>
+          <w:b w:val="0"/>
+          <w:sz w:val="20"/>
+        </w:rPr>
+        <w:t>- **დამტკიცება:** ინვოისის დამტკიცება ქმნის payable-ს (დავალიანებას) და GL გატარებას (ხარჯი/COGS + დღგ) - **COGS:** მომწოდებლის ინვოისის დამტკიცება არის COGS-ის წყარო (შესყიდვაზე დაფუძნებული) - **ტოლერანტობები:** ინვოისის vs PO-ს სხვაობის დასაშვები ზღვარი - **Overpayment:** ზედმეტად გადახდილი თანხა ინახება და გამოიყენება შემდეგ ინვოისზე - **დუბლიკატების კონტროლი:** იგივე ნომრის/თანხის ინვოისის ხელახლა შეტანის ბლოკირება</w:t>
+      </w:r>
+    </w:p>
+    <w:p>
       <w:pPr>
         <w:pStyle w:val="Heading2"/>
       </w:pPr>
@@ -37345,6 +40158,16 @@
           <w:color w:val="105F7D"/>
         </w:rPr>
         <w:t>მომწოდებლები</w:t>
+      </w:r>
+    </w:p>
+    <w:p>
+      <w:r>
+        <w:rPr>
+          <w:rFonts w:ascii="Arial" w:hAnsi="Arial"/>
+          <w:b w:val="0"/>
+          <w:sz w:val="22"/>
+        </w:rPr>
+        <w:t>მომწოდებლების რეესტრი: კომპანიის მონაცემები, საბანკო რეკვიზიტები, რეიტინგები, დუბლიკატების კონტროლი.</w:t>
       </w:r>
     </w:p>
     <w:p>
@@ -37795,6 +40618,26 @@
       </w:r>
     </w:p>
     <w:p>
+      <w:r>
+        <w:rPr>
+          <w:rFonts w:ascii="Arial" w:hAnsi="Arial"/>
+          <w:b/>
+          <w:sz w:val="20"/>
+        </w:rPr>
+        <w:t>როგორ მუშაობს:</w:t>
+      </w:r>
+    </w:p>
+    <w:p>
+      <w:r>
+        <w:rPr>
+          <w:rFonts w:ascii="Arial" w:hAnsi="Arial"/>
+          <w:b w:val="0"/>
+          <w:sz w:val="20"/>
+        </w:rPr>
+        <w:t>- **დუბლიკატების კონტროლი:** საიდენტიფიკაციო კოდის შემოწმება შექმნამდე - **არქივირება:** არქივირებული მომწოდებელი არ ჩანს აქტიურ სიაში, მაგრამ ისტორია რჩება - **რეიტინგები:** მომწოდებლის შეფასება (დროულობა, ხარისხი, ფასი) - **საბანკო რეკვიზიტები:** გადახდებისთვის საჭირო მონაცემები</w:t>
+      </w:r>
+    </w:p>
+    <w:p>
       <w:pPr>
         <w:pStyle w:val="Heading2"/>
       </w:pPr>
@@ -37804,6 +40647,16 @@
           <w:color w:val="105F7D"/>
         </w:rPr>
         <w:t>დავალებები</w:t>
+      </w:r>
+    </w:p>
+    <w:p>
+      <w:r>
+        <w:rPr>
+          <w:rFonts w:ascii="Arial" w:hAnsi="Arial"/>
+          <w:b w:val="0"/>
+          <w:sz w:val="22"/>
+        </w:rPr>
+        <w:t>დავალებების მართვა: სია, Kanban დოსკა, კალენდარი, Gantt, კომენტარები, დამოკიდებულებები, შეხსენებები.</w:t>
       </w:r>
     </w:p>
     <w:p>
@@ -38968,6 +41821,26 @@
       </w:r>
     </w:p>
     <w:p>
+      <w:r>
+        <w:rPr>
+          <w:rFonts w:ascii="Arial" w:hAnsi="Arial"/>
+          <w:b/>
+          <w:sz w:val="20"/>
+        </w:rPr>
+        <w:t>როგორ მუშაობს:</w:t>
+      </w:r>
+    </w:p>
+    <w:p>
+      <w:r>
+        <w:rPr>
+          <w:rFonts w:ascii="Arial" w:hAnsi="Arial"/>
+          <w:b w:val="0"/>
+          <w:sz w:val="20"/>
+        </w:rPr>
+        <w:t>- **დამოკიდებულებები:** დავალება შეიძლება იყოს სხვაზე დამოკიდებული (blocked by) - **შეხსენებები:** პერიოდული შეტყობინებები ვადის მოახლოებისას - **ისტორია:** ყველა ცვლილება ფიქსირდება</w:t>
+      </w:r>
+    </w:p>
+    <w:p>
       <w:pPr>
         <w:pStyle w:val="Heading2"/>
       </w:pPr>
@@ -38980,6 +41853,36 @@
       </w:r>
     </w:p>
     <w:p>
+      <w:r>
+        <w:rPr>
+          <w:rFonts w:ascii="Arial" w:hAnsi="Arial"/>
+          <w:b w:val="0"/>
+          <w:sz w:val="22"/>
+        </w:rPr>
+        <w:t>საცდელი ბალანსის ანგარიში — ყველა ანგარიშის დებეტი/კრედიტი ნაშთები პერიოდის მიხედვით. ამოწმებს ბუღალტრული ჩანაწერების სისწორეს (დებეტი = კრედიტი).</w:t>
+      </w:r>
+    </w:p>
+    <w:p>
+      <w:r>
+        <w:rPr>
+          <w:rFonts w:ascii="Arial" w:hAnsi="Arial"/>
+          <w:b/>
+          <w:sz w:val="20"/>
+        </w:rPr>
+        <w:t>როგორ მუშაობს:</w:t>
+      </w:r>
+    </w:p>
+    <w:p>
+      <w:r>
+        <w:rPr>
+          <w:rFonts w:ascii="Arial" w:hAnsi="Arial"/>
+          <w:b w:val="0"/>
+          <w:sz w:val="20"/>
+        </w:rPr>
+        <w:t>- ითვლება ყველა ჟურნალის ჩანაწერიდან პერიოდის მიხედვით - თუ დებეტი ≠ კრედიტი — ბალანსი არ იყრის თავს, ეს ნიშნავს შეცდომას ჩანაწერებში</w:t>
+      </w:r>
+    </w:p>
+    <w:p>
       <w:pPr>
         <w:pStyle w:val="Heading2"/>
       </w:pPr>
@@ -38989,6 +41892,16 @@
           <w:color w:val="105F7D"/>
         </w:rPr>
         <w:t>მომწოდებლის პორტალი</w:t>
+      </w:r>
+    </w:p>
+    <w:p>
+      <w:r>
+        <w:rPr>
+          <w:rFonts w:ascii="Arial" w:hAnsi="Arial"/>
+          <w:b w:val="0"/>
+          <w:sz w:val="22"/>
+        </w:rPr>
+        <w:t>მომწოდებლის პორტალის მომხმარებლების მართვა — მომწოდებლებს ეძლევათ წვდომა პორტალზე (შეკვეთები, ინვოისები, გადახდები).</w:t>
       </w:r>
     </w:p>
     <w:p>
@@ -39301,6 +42214,26 @@
       </w:r>
     </w:p>
     <w:p>
+      <w:r>
+        <w:rPr>
+          <w:rFonts w:ascii="Arial" w:hAnsi="Arial"/>
+          <w:b/>
+          <w:sz w:val="20"/>
+        </w:rPr>
+        <w:t>როგორ მუშაობს:</w:t>
+      </w:r>
+    </w:p>
+    <w:p>
+      <w:r>
+        <w:rPr>
+          <w:rFonts w:ascii="Arial" w:hAnsi="Arial"/>
+          <w:b w:val="0"/>
+          <w:sz w:val="20"/>
+        </w:rPr>
+        <w:t>- პორტალის მომხმარებელი უკავშირდება მომწოდებელს - მომწოდებელი შედის ცალკე გვერდით: `/vendor/login` → `/vendor/dashboard` - `supplier_summary` აბრუნებს მომწოდებლის მონაცემებს პორტალისთვის (შეკვეთები, ნაშთი)</w:t>
+      </w:r>
+    </w:p>
+    <w:p>
       <w:pPr>
         <w:pStyle w:val="Heading2"/>
       </w:pPr>
@@ -39310,6 +42243,16 @@
           <w:color w:val="105F7D"/>
         </w:rPr>
         <w:t>საწყობის მართვა</w:t>
+      </w:r>
+    </w:p>
+    <w:p>
+      <w:r>
+        <w:rPr>
+          <w:rFonts w:ascii="Arial" w:hAnsi="Arial"/>
+          <w:b w:val="0"/>
+          <w:sz w:val="22"/>
+        </w:rPr>
+        <w:t>საწყობის მოწინავე მართვა: პარტიები (batches), სერიული ნომრები, პიკინგი, შევსება (replenishment), ლენდედ ქოსთი, ლოკაციები, ინვენტარიზაცია, FIFO/FEFO.</w:t>
       </w:r>
     </w:p>
     <w:p>
@@ -40467,6 +43410,26 @@
           <w:sz w:val="19"/>
         </w:rPr>
         <w:t>უბრუნდებით სიას.</w:t>
+      </w:r>
+    </w:p>
+    <w:p>
+      <w:r>
+        <w:rPr>
+          <w:rFonts w:ascii="Arial" w:hAnsi="Arial"/>
+          <w:b/>
+          <w:sz w:val="20"/>
+        </w:rPr>
+        <w:t>როგორ მუშაობს:</w:t>
+      </w:r>
+    </w:p>
+    <w:p>
+      <w:r>
+        <w:rPr>
+          <w:rFonts w:ascii="Arial" w:hAnsi="Arial"/>
+          <w:b w:val="0"/>
+          <w:sz w:val="20"/>
+        </w:rPr>
+        <w:t>- **FIFO/FEFO:** გაცემის სტრატეგია — პირველი შემოსული/პირველი გასული, ან ვადის მიხედვით - **ლენდედ ქოსთი:** ტრანსპორტირების/საბაჟოს ხარჯები ნაწილდება პარტიის ერთეულებზე - **ტრეისინგი:** პარტიის/სერიული ნომრის სრული ისტორია (მიღება → გაყიდვა) - **შევსება:** წესები განსაზღვრავს მინიმალურ მარაგს და ავტომატურად გვთავაზობს შევსებას</w:t>
       </w:r>
     </w:p>
     <w:sectPr>
